--- a/engine/stc_study/STC_Valuation_Study_05-09-2026_public.docx
+++ b/engine/stc_study/STC_Valuation_Study_05-09-2026_public.docx
@@ -2395,7 +2395,7 @@
           <w:color w:val="1C3A36"/>
           <w:sz w:val="21"/>
         </w:rPr>
-        <w:t>We value stc as a going-concern operator. ONE lens is the answer — a free-cash-flow-to-firm DCF — and the others are published beside it as cross-checks rather than averaged into it. The primary lens is that DCF, because a mature, capital-intensive network operator is ultimately worth the cash its infrastructure produces after the capex that keeps it competitive; the tower and Telefónica stakes sit outside the operating engine and are marked separately on the bridge. A dividend-discount read is the natural cross-check for a company whose board has locked a SAR 0.55-per-quarter distribution through 2027. A relative EV/EBITDA read and a normalized-earnings read complete the set. The weights and the football field are in §1.5; the segment engine in §1.6; the crux — dividend cover against the capex cycle, in real units — in §1.7; the cost-of-capital build (every input sourced, both ERP bases published) in §1.8; and the sensitivity grids in §1.9. One lens-selection note (§3.5-F5 considered and set aside): stc does own a captive-finance-flavoured arm — stc bank — but at SAR 2.0 bn of revenue (2.5% of group) and an early-stage loan book it does not yet warrant the split-legs operating-co-plus-lender treatment; it is carried inside the subsidiaries line with a justified N/A, to be revisited once SAMA-reported bank financials give it a book worth marking separately. Throughout, the cost of equity is published explicitly as Ke = rf + β × ERP = 5.50% + 0.48 × 5.01% = 7.90% (rating basis; 8.25% on the CDS basis), with the beta a genuine — if short-window — regression against TASI rather than an assumed round number.</w:t>
+        <w:t>We value stc as a going-concern operator. ONE lens is the answer — a free-cash-flow-to-firm DCF — and the others are published beside it as cross-checks rather than averaged into it. The primary lens is that DCF, because a mature, capital-intensive network operator is ultimately worth the cash its infrastructure produces after the capex that keeps it competitive; the tower and Telefónica stakes sit outside the operating engine and are marked separately on the bridge. A dividend-discount read is the natural cross-check for a company whose board has locked a SAR 0.55-per-quarter distribution through 2027. A relative EV/EBITDA read and a normalized-earnings read complete the set. The weights and the football field are in §1.5; the segment engine in §1.6; the crux — dividend cover against the capex cycle, in real units — in §1.7; the cost-of-capital build (every input sourced, both ERP bases published) in §1.8; and the sensitivity grids in §1.9. One lens-selection note, considered and set aside: stc does own a captive-finance arm in stc bank, but at SAR 2.0 bn of revenue — 2.5% of the group — and an early-stage loan book it does not yet warrant the split-legs treatment a bank leg would get; it is carried inside the subsidiaries line and flagged as such, to be revisited once its regulated financials give it a book worth marking separately. Throughout, the cost of equity is published explicitly as the normalised risk-free rate plus beta times the equity risk premium: 4.54% + 0.7078 x 5.72% = 8.59%, on the market basis this study names as central, with the alternative basis published beside it in §1.8 rather than chosen silently. The beta behind it is a five-year weekly regression against the published index of the exchange the stock is listed on, not an assumed round number.</w:t>
       </w:r>
     </w:p>
     <w:p>
@@ -9415,7 +9415,7 @@
           <w:color w:val="1C3A36"/>
           <w:sz w:val="21"/>
         </w:rPr>
-        <w:t>stc is a defensive claim on the Saudi macro, in three channels. Rates: SAMA shadows the Fed to defend the riyal peg (repo 4.25% / reverse repo 3.75% since 10 Dec 2025; the Fed held 3.50–3.75% on 17 Jun 2026), so the discount rate and the sukuk funding cost are set in Washington as much as Riyadh. Oil and the fiscal impulse: government ICT and giga-project spend (SAR ~32 bn of digital-government spend in 2025) drives the enterprise book — the FY25 softness was phasing, not demand. Vision 2030: the structural bid — data centres (the center3–HUMAIN 1 GW ambition inside a national AI push), 5G/fibre densification, and digital-services adjacencies — is what turns a utility growth profile into a utility-plus-options profile. Because the riyal is pegged, there is no currency-translation channel in the valuation and no FX factor in the Monte Carlo. Every input in the cost-of-capital build is sourced and named (house rule §3.5-G):</w:t>
+        <w:t>stc is a defensive claim on the Saudi macro, in three channels. Rates: SAMA shadows the Fed to defend the riyal peg (repo 4.25% / reverse repo 3.75% since 10 Dec 2025; the Fed held 3.50–3.75% on 17 Jun 2026), so the discount rate and the sukuk funding cost are set in Washington as much as Riyadh. Oil and the fiscal impulse: government ICT and giga-project spend (SAR ~32 bn of digital-government spend in 2025) drives the enterprise book — the FY25 softness was phasing, not demand. Vision 2030: the structural bid — data centres (the center3–HUMAIN 1 GW ambition inside a national AI push), 5G/fibre densification, and digital-services adjacencies — is what turns a utility growth profile into a utility-plus-options profile. Because the riyal is pegged, there is no currency-translation channel in the valuation and no currency factor in the price map. Every input in the cost-of-capital build is sourced and named:</w:t>
       </w:r>
     </w:p>
     <w:tbl>
@@ -10220,7 +10220,7 @@
           <w:color w:val="1C3A36"/>
           <w:sz w:val="21"/>
         </w:rPr>
-        <w:t>The first grid re-prices the DCF across the two real-unit operating levers (EBITDA margin and capex intensity); the second across WACC × terminal growth; the third across the beta — the single input most likely to move the answer, given the short regression window.</w:t>
+        <w:t>The first grid re-prices the cash-flow model across the two real-unit operating levers (EBITDA margin and capital intensity); the second across the cost of capital × terminal growth; the third across the beta — which is a proper five-year weekly regression against the exchange’s own index, but explains less than a third of this stock’s variance, so it is the input whose uncertainty is widest even though its construction is sound.</w:t>
       </w:r>
     </w:p>
     <w:p>
@@ -10274,7 +10274,7 @@
           <w:color w:val="6E7B77"/>
           <w:sz w:val="17"/>
         </w:rPr>
-        <w:t>Figure 2 — DCF fair value (SAR/share) across EBITDA-margin and capex-intensity shifts. Bold cells sit nearest spot (SAR 43.86).</w:t>
+        <w:t>Figure 2 — Fair value from the cash-flow model (SAR/share) across shifts in the EBITDA margin and in capital intensity. The bold cell is the base case. EVERY cell in the grid sits below the market price of SAR 43.86: on this model the disagreement with the market survives the whole plausible range of both operating levers, so it is not an artefact of where either one was set.</w:t>
       </w:r>
     </w:p>
     <w:tbl>
@@ -11055,13 +11055,13 @@
                 <w:color w:val="1C3A36"/>
                 <w:sz w:val="17"/>
               </w:rPr>
-              <w:t>Ke (rating ERP)</w:t>
-            </w:r>
-          </w:p>
-        </w:tc>
-        <w:tc>
-          <w:tcPr>
-            <w:tcW w:type="dxa" w:w="1584"/>
+              <w:t>Cost of equity</w:t>
+            </w:r>
+          </w:p>
+        </w:tc>
+        <w:tc>
+          <w:tcPr>
+            <w:tcW w:type="dxa" w:w="2016"/>
             <w:shd w:val="clear" w:color="auto" w:fill="EAF0EE"/>
           </w:tcPr>
           <w:p>
@@ -11074,7 +11074,7 @@
                 <w:color w:val="1C3A36"/>
                 <w:sz w:val="17"/>
               </w:rPr>
-              <w:t>WACC</w:t>
+              <w:t>Cost of capital</w:t>
             </w:r>
           </w:p>
         </w:tc>
@@ -11093,13 +11093,13 @@
                 <w:color w:val="1C3A36"/>
                 <w:sz w:val="17"/>
               </w:rPr>
-              <w:t>DCF value/sh</w:t>
-            </w:r>
-          </w:p>
-        </w:tc>
-        <w:tc>
-          <w:tcPr>
-            <w:tcW w:type="dxa" w:w="3456"/>
+              <w:t>Value per share</w:t>
+            </w:r>
+          </w:p>
+        </w:tc>
+        <w:tc>
+          <w:tcPr>
+            <w:tcW w:type="dxa" w:w="3024"/>
             <w:shd w:val="clear" w:color="auto" w:fill="EAF0EE"/>
           </w:tcPr>
           <w:p>
@@ -11150,13 +11150,13 @@
                 <w:color w:val="1C3A36"/>
                 <w:sz w:val="17"/>
               </w:rPr>
-              <w:t>7.00%</w:t>
-            </w:r>
-          </w:p>
-        </w:tc>
-        <w:tc>
-          <w:tcPr>
-            <w:tcW w:type="dxa" w:w="1584"/>
+              <w:t>6.26%</w:t>
+            </w:r>
+          </w:p>
+        </w:tc>
+        <w:tc>
+          <w:tcPr>
+            <w:tcW w:type="dxa" w:w="2016"/>
           </w:tcPr>
           <w:p>
             <w:pPr>
@@ -11168,7 +11168,7 @@
                 <w:color w:val="1C3A36"/>
                 <w:sz w:val="17"/>
               </w:rPr>
-              <w:t>7.05%</w:t>
+              <w:t>6.03%</w:t>
             </w:r>
           </w:p>
         </w:tc>
@@ -11186,13 +11186,13 @@
                 <w:color w:val="1C3A36"/>
                 <w:sz w:val="17"/>
               </w:rPr>
-              <w:t>59.8</w:t>
-            </w:r>
-          </w:p>
-        </w:tc>
-        <w:tc>
-          <w:tcPr>
-            <w:tcW w:type="dxa" w:w="3456"/>
+              <w:t>55.48</w:t>
+            </w:r>
+          </w:p>
+        </w:tc>
+        <w:tc>
+          <w:tcPr>
+            <w:tcW w:type="dxa" w:w="3024"/>
           </w:tcPr>
           <w:p>
             <w:pPr>
@@ -11223,7 +11223,7 @@
                 <w:color w:val="1C3A36"/>
                 <w:sz w:val="17"/>
               </w:rPr>
-              <w:t>0.48</w:t>
+              <w:t>0.50</w:t>
             </w:r>
           </w:p>
         </w:tc>
@@ -11241,13 +11241,13 @@
                 <w:color w:val="1C3A36"/>
                 <w:sz w:val="17"/>
               </w:rPr>
-              <w:t>7.90%</w:t>
-            </w:r>
-          </w:p>
-        </w:tc>
-        <w:tc>
-          <w:tcPr>
-            <w:tcW w:type="dxa" w:w="1584"/>
+              <w:t>7.40%</w:t>
+            </w:r>
+          </w:p>
+        </w:tc>
+        <w:tc>
+          <w:tcPr>
+            <w:tcW w:type="dxa" w:w="2016"/>
           </w:tcPr>
           <w:p>
             <w:pPr>
@@ -11259,7 +11259,7 @@
                 <w:color w:val="1C3A36"/>
                 <w:sz w:val="17"/>
               </w:rPr>
-              <w:t>7.59%</w:t>
+              <w:t>7.06%</w:t>
             </w:r>
           </w:p>
         </w:tc>
@@ -11277,13 +11277,13 @@
                 <w:color w:val="1C3A36"/>
                 <w:sz w:val="17"/>
               </w:rPr>
-              <w:t>38.1</w:t>
-            </w:r>
-          </w:p>
-        </w:tc>
-        <w:tc>
-          <w:tcPr>
-            <w:tcW w:type="dxa" w:w="3456"/>
+              <w:t>45.18</w:t>
+            </w:r>
+          </w:p>
+        </w:tc>
+        <w:tc>
+          <w:tcPr>
+            <w:tcW w:type="dxa" w:w="3024"/>
           </w:tcPr>
           <w:p>
             <w:pPr>
@@ -11295,7 +11295,6 @@
                 <w:color w:val="1C3A36"/>
                 <w:sz w:val="17"/>
               </w:rPr>
-              <w:t>regressed base (n=40, R² 14%)</w:t>
             </w:r>
           </w:p>
         </w:tc>
@@ -11315,7 +11314,7 @@
                 <w:color w:val="1C3A36"/>
                 <w:sz w:val="17"/>
               </w:rPr>
-              <w:t>0.70</w:t>
+              <w:t>0.71</w:t>
             </w:r>
           </w:p>
         </w:tc>
@@ -11333,13 +11332,13 @@
                 <w:color w:val="1C3A36"/>
                 <w:sz w:val="17"/>
               </w:rPr>
-              <w:t>9.01%</w:t>
-            </w:r>
-          </w:p>
-        </w:tc>
-        <w:tc>
-          <w:tcPr>
-            <w:tcW w:type="dxa" w:w="1584"/>
+              <w:t>8.59%</w:t>
+            </w:r>
+          </w:p>
+        </w:tc>
+        <w:tc>
+          <w:tcPr>
+            <w:tcW w:type="dxa" w:w="2016"/>
           </w:tcPr>
           <w:p>
             <w:pPr>
@@ -11351,7 +11350,7 @@
                 <w:color w:val="1C3A36"/>
                 <w:sz w:val="17"/>
               </w:rPr>
-              <w:t>8.59%</w:t>
+              <w:t>8.13%</w:t>
             </w:r>
           </w:p>
         </w:tc>
@@ -11369,13 +11368,13 @@
                 <w:color w:val="1C3A36"/>
                 <w:sz w:val="17"/>
               </w:rPr>
-              <w:t>41.8</w:t>
-            </w:r>
-          </w:p>
-        </w:tc>
-        <w:tc>
-          <w:tcPr>
-            <w:tcW w:type="dxa" w:w="3456"/>
+              <w:t>38.14</w:t>
+            </w:r>
+          </w:p>
+        </w:tc>
+        <w:tc>
+          <w:tcPr>
+            <w:tcW w:type="dxa" w:w="3024"/>
           </w:tcPr>
           <w:p>
             <w:pPr>
@@ -11387,6 +11386,7 @@
                 <w:color w:val="1C3A36"/>
                 <w:sz w:val="17"/>
               </w:rPr>
+              <w:t>the adopted regression</w:t>
             </w:r>
           </w:p>
         </w:tc>
@@ -11424,13 +11424,13 @@
                 <w:color w:val="1C3A36"/>
                 <w:sz w:val="17"/>
               </w:rPr>
-              <w:t>9.76%</w:t>
-            </w:r>
-          </w:p>
-        </w:tc>
-        <w:tc>
-          <w:tcPr>
-            <w:tcW w:type="dxa" w:w="1584"/>
+              <w:t>9.40%</w:t>
+            </w:r>
+          </w:p>
+        </w:tc>
+        <w:tc>
+          <w:tcPr>
+            <w:tcW w:type="dxa" w:w="2016"/>
           </w:tcPr>
           <w:p>
             <w:pPr>
@@ -11442,7 +11442,7 @@
                 <w:color w:val="1C3A36"/>
                 <w:sz w:val="17"/>
               </w:rPr>
-              <w:t>9.27%</w:t>
+              <w:t>8.87%</w:t>
             </w:r>
           </w:p>
         </w:tc>
@@ -11460,13 +11460,13 @@
                 <w:color w:val="1C3A36"/>
                 <w:sz w:val="17"/>
               </w:rPr>
-              <w:t>37.6</w:t>
-            </w:r>
-          </w:p>
-        </w:tc>
-        <w:tc>
-          <w:tcPr>
-            <w:tcW w:type="dxa" w:w="3456"/>
+              <w:t>34.59</w:t>
+            </w:r>
+          </w:p>
+        </w:tc>
+        <w:tc>
+          <w:tcPr>
+            <w:tcW w:type="dxa" w:w="3024"/>
           </w:tcPr>
           <w:p>
             <w:pPr>
@@ -11515,13 +11515,13 @@
                 <w:color w:val="1C3A36"/>
                 <w:sz w:val="17"/>
               </w:rPr>
-              <w:t>10.51%</w:t>
-            </w:r>
-          </w:p>
-        </w:tc>
-        <w:tc>
-          <w:tcPr>
-            <w:tcW w:type="dxa" w:w="1584"/>
+              <w:t>10.26%</w:t>
+            </w:r>
+          </w:p>
+        </w:tc>
+        <w:tc>
+          <w:tcPr>
+            <w:tcW w:type="dxa" w:w="2016"/>
           </w:tcPr>
           <w:p>
             <w:pPr>
@@ -11533,7 +11533,7 @@
                 <w:color w:val="1C3A36"/>
                 <w:sz w:val="17"/>
               </w:rPr>
-              <w:t>9.95%</w:t>
+              <w:t>9.64%</w:t>
             </w:r>
           </w:p>
         </w:tc>
@@ -11551,13 +11551,13 @@
                 <w:color w:val="1C3A36"/>
                 <w:sz w:val="17"/>
               </w:rPr>
-              <w:t>34.2</w:t>
-            </w:r>
-          </w:p>
-        </w:tc>
-        <w:tc>
-          <w:tcPr>
-            <w:tcW w:type="dxa" w:w="3456"/>
+              <w:t>31.57</w:t>
+            </w:r>
+          </w:p>
+        </w:tc>
+        <w:tc>
+          <w:tcPr>
+            <w:tcW w:type="dxa" w:w="3024"/>
           </w:tcPr>
           <w:p>
             <w:pPr>
@@ -11569,7 +11569,7 @@
                 <w:color w:val="1C3A36"/>
                 <w:sz w:val="17"/>
               </w:rPr>
-              <w:t>house fallback had the regression failed</w:t>
+              <w:t>the house fallback, had the regression failed its usability gate</w:t>
             </w:r>
           </w:p>
         </w:tc>
@@ -11607,13 +11607,13 @@
                 <w:color w:val="1C3A36"/>
                 <w:sz w:val="17"/>
               </w:rPr>
-              <w:t>11.51%</w:t>
-            </w:r>
-          </w:p>
-        </w:tc>
-        <w:tc>
-          <w:tcPr>
-            <w:tcW w:type="dxa" w:w="1584"/>
+              <w:t>11.40%</w:t>
+            </w:r>
+          </w:p>
+        </w:tc>
+        <w:tc>
+          <w:tcPr>
+            <w:tcW w:type="dxa" w:w="2016"/>
           </w:tcPr>
           <w:p>
             <w:pPr>
@@ -11625,7 +11625,7 @@
                 <w:color w:val="1C3A36"/>
                 <w:sz w:val="17"/>
               </w:rPr>
-              <w:t>10.86%</w:t>
+              <w:t>10.67%</w:t>
             </w:r>
           </w:p>
         </w:tc>
@@ -11643,13 +11643,13 @@
                 <w:color w:val="1C3A36"/>
                 <w:sz w:val="17"/>
               </w:rPr>
-              <w:t>30.4</w:t>
-            </w:r>
-          </w:p>
-        </w:tc>
-        <w:tc>
-          <w:tcPr>
-            <w:tcW w:type="dxa" w:w="3456"/>
+              <w:t>28.38</w:t>
+            </w:r>
+          </w:p>
+        </w:tc>
+        <w:tc>
+          <w:tcPr>
+            <w:tcW w:type="dxa" w:w="3024"/>
           </w:tcPr>
           <w:p>
             <w:pPr>
@@ -11682,7 +11682,7 @@
           <w:color w:val="6E7B77"/>
           <w:sz w:val="17"/>
         </w:rPr>
-        <w:t>The beta grid is mandatory disclosure here (house rule): a nine-week regression passes the usability gate but is not a settled estimate. Even at β = 0.70 the DCF only converges to spot — the undervaluation read survives moderate beta doubt but not a full reversion to 1.0.</w:t>
+        <w:t>The grid is mandatory disclosure here: the regression is a proper five-year weekly one against the exchange’s own published index, but it explains 30% of this stock’s variance and no more, so the answer is priced across the plausible range rather than at one point. The read survives moderate beta doubt — at 0.85 the value is SAR 34.59 — but not a full reversion to 1.0, where it falls to SAR 31.57, -28% against the market price.</w:t>
       </w:r>
     </w:p>
     <w:p>
@@ -21644,14 +21644,14 @@
           <w:color w:val="1C3A36"/>
           <w:sz w:val="21"/>
         </w:rPr>
-        <w:t xml:space="preserve">Negative search. </w:t>
+        <w:t xml:space="preserve">Global ring — trade / sanctions / supply chains. </w:t>
       </w:r>
       <w:r>
         <w:rPr>
           <w:color w:val="1C3A36"/>
           <w:sz w:val="21"/>
         </w:rPr>
-        <w:t>Negative search — nothing found (Searched the FY2025 audited statements and the FY2025 and H1-2026 earnings presentations for sanctions, export controls, supply-chain disruption or tariffs. Two hits in the statements, neither a risk disclosure: one lists 'supply chain and other related services' among a subsidiary's permitted activities, and one records a 2017 Kuwaiti court ruling on a regulatory tariff decree. No supply-chain or sanctions exposure is disclosed anywhere in the three documents.)</w:t>
+        <w:t>Searched the FY2025 audited statements and the FY2025 and H1-2026 earnings presentations for sanctions, export controls, supply-chain disruption or tariffs. Two hits in the statements, neither a risk disclosure: one lists 'supply chain and other related services' among a subsidiary's permitted activities, and one records a 2017 Kuwaiti court ruling on a regulatory tariff decree. No supply-chain or sanctions exposure is disclosed anywhere in the three documents.</w:t>
       </w:r>
     </w:p>
     <w:p>
@@ -21665,14 +21665,14 @@
           <w:color w:val="1C3A36"/>
           <w:sz w:val="21"/>
         </w:rPr>
-        <w:t xml:space="preserve">Negative search. </w:t>
+        <w:t xml:space="preserve">Country ring — fiscal / political events with sector read-through. </w:t>
       </w:r>
       <w:r>
         <w:rPr>
           <w:color w:val="1C3A36"/>
           <w:sz w:val="21"/>
         </w:rPr>
-        <w:t>Negative search — nothing found (Searched the FY2025 audited statements and both 2026 interim sets for any fiscal or political event with a stated effect on this company — a change in the zakat or income-tax basis, a subsidy, a state directive. The tax note records ordinary zakat and income tax and a FY2025 CREDIT of SAR 466,436 thousand against a FY2024 charge of 1,191,564, a swing of 1.66bn that the statements do not attribute to a policy change. Nothing else is disclosed.)</w:t>
+        <w:t>Searched the FY2025 audited statements and both 2026 interim sets for any fiscal or political event with a stated effect on this company — a change in the zakat or income-tax basis, a subsidy, a state directive. The tax note records ordinary zakat and income tax and a FY2025 CREDIT of SAR 466,436 thousand against a FY2024 charge of 1,191,564, a swing of 1.66bn that the statements do not attribute to a policy change. Nothing else is disclosed.</w:t>
       </w:r>
     </w:p>
     <w:p>
@@ -21686,14 +21686,14 @@
           <w:color w:val="1C3A36"/>
           <w:sz w:val="21"/>
         </w:rPr>
-        <w:t xml:space="preserve">Negative search. </w:t>
+        <w:t xml:space="preserve">Industry ring — new entrants (named-competitor level). </w:t>
       </w:r>
       <w:r>
         <w:rPr>
           <w:color w:val="1C3A36"/>
           <w:sz w:val="21"/>
         </w:rPr>
-        <w:t>Negative search — nothing found (Searched the FY2025 audited statements and the FY2025 and H1-2026 earnings presentations for any named competitor, market-share figure or new entrant. ZERO hits across all three documents for 'competitor', 'market share', 'Mobily' or 'Zain'. This company does not disclose its competitive position in any document this study holds, and no peer multiple or share figure is therefore used anywhere in the model.)</w:t>
+        <w:t>Searched the FY2025 audited statements and the FY2025 and H1-2026 earnings presentations for any named competitor, market-share figure or new entrant. ZERO hits across all three documents for 'competitor', 'market share', 'Mobily' or 'Zain'. This company does not disclose its competitive position in any document this study holds, and no peer multiple or share figure is therefore used anywhere in the model.</w:t>
       </w:r>
     </w:p>
     <w:p>
@@ -21707,14 +21707,14 @@
           <w:color w:val="1C3A36"/>
           <w:sz w:val="21"/>
         </w:rPr>
-        <w:t xml:space="preserve">Negative search. </w:t>
+        <w:t xml:space="preserve">Industry ring — competitor capacity / price moves (named). </w:t>
       </w:r>
       <w:r>
         <w:rPr>
           <w:color w:val="1C3A36"/>
           <w:sz w:val="21"/>
         </w:rPr>
-        <w:t>Negative search — nothing found (The same search as the new-entrants category and with the same result: no named competitor appears in any of the three documents, so no competitor capacity or price move can be cited. Recorded as an evidenced absence rather than closed by moving a company-ring finding into this row.)</w:t>
+        <w:t>The same search as the new-entrants category and with the same result: no named competitor appears in any of the three documents, so no competitor capacity or price move can be cited. Recorded as an evidenced absence rather than closed by moving a company-ring finding into this row.</w:t>
       </w:r>
     </w:p>
     <w:p>
@@ -21881,7 +21881,7 @@
                 <w:color w:val="1C3A36"/>
                 <w:sz w:val="18"/>
               </w:rPr>
-              <w:t>Invested capital (equity 83.4 bn + net debt 7.1 bn)</w:t>
+              <w:t>Invested capital (parent equity 85.0 bn plus net debt 8.4 bn)</w:t>
             </w:r>
           </w:p>
         </w:tc>
@@ -21899,7 +21899,7 @@
                 <w:color w:val="1C3A36"/>
                 <w:sz w:val="18"/>
               </w:rPr>
-              <w:t>SAR 90.5 bn</w:t>
+              <w:t>SAR 93.4 bn</w:t>
             </w:r>
           </w:p>
         </w:tc>
@@ -21919,7 +21919,7 @@
                 <w:color w:val="1C3A36"/>
                 <w:sz w:val="18"/>
               </w:rPr>
-              <w:t>FY26E NOPAT → ROIC</w:t>
+              <w:t>FY26E operating profit after tax, over that capital</w:t>
             </w:r>
           </w:p>
         </w:tc>
@@ -21937,7 +21937,7 @@
                 <w:color w:val="1C3A36"/>
                 <w:sz w:val="18"/>
               </w:rPr>
-              <w:t>SAR 13.9 bn → 15.3%</w:t>
+              <w:t>SAR 14.2 bn → 15.2%</w:t>
             </w:r>
           </w:p>
         </w:tc>
@@ -21957,7 +21957,7 @@
                 <w:color w:val="1C3A36"/>
                 <w:sz w:val="18"/>
               </w:rPr>
-              <w:t>WACC (accepts the §1.8 build)</w:t>
+              <w:t>Cost of capital (he accepts the §1.8 build)</w:t>
             </w:r>
           </w:p>
         </w:tc>
@@ -21975,7 +21975,7 @@
                 <w:color w:val="1C3A36"/>
                 <w:sz w:val="18"/>
               </w:rPr>
-              <w:t>7.59%</w:t>
+              <w:t>8.13%</w:t>
             </w:r>
           </w:p>
         </w:tc>
@@ -21995,7 +21995,7 @@
                 <w:color w:val="1C3A36"/>
                 <w:sz w:val="18"/>
               </w:rPr>
-              <w:t>Economic profit = (ROIC − WACC) × IC</w:t>
+              <w:t>Economic profit = (return − cost) × capital</w:t>
             </w:r>
           </w:p>
         </w:tc>
@@ -22013,7 +22013,7 @@
                 <w:color w:val="1C3A36"/>
                 <w:sz w:val="18"/>
               </w:rPr>
-              <w:t>SAR ~7.0 bn/yr</w:t>
+              <w:t>SAR 6.6 bn/yr</w:t>
             </w:r>
           </w:p>
         </w:tc>
@@ -22033,7 +22033,7 @@
                 <w:color w:val="1C3A36"/>
                 <w:sz w:val="18"/>
               </w:rPr>
-              <w:t>Fade: excess returns decay 2.5%/yr toward WACC</w:t>
+              <w:t>Fade: excess returns decay 2.5%/yr toward the cost of capital</w:t>
             </w:r>
           </w:p>
         </w:tc>
@@ -22051,7 +22051,7 @@
                 <w:color w:val="1C3A36"/>
                 <w:sz w:val="18"/>
               </w:rPr>
-              <w:t>EP multiple ≈ 13.2×</w:t>
+              <w:t>Multiple on economic profit 11.6x</w:t>
             </w:r>
           </w:p>
         </w:tc>
@@ -22071,7 +22071,7 @@
                 <w:color w:val="1C3A36"/>
                 <w:sz w:val="18"/>
               </w:rPr>
-              <w:t>Core EV = IC + PV(fading EP)</w:t>
+              <w:t>Core enterprise value = capital + present value of the fading economic profit</w:t>
             </w:r>
           </w:p>
         </w:tc>
@@ -22089,7 +22089,7 @@
                 <w:color w:val="1C3A36"/>
                 <w:sz w:val="18"/>
               </w:rPr>
-              <w:t>SAR ~183 bn</w:t>
+              <w:t>SAR 170 bn</w:t>
             </w:r>
           </w:p>
         </w:tc>
@@ -22127,7 +22127,7 @@
                 <w:color w:val="1C3A36"/>
                 <w:sz w:val="18"/>
               </w:rPr>
-              <w:t>→ SAR 36.8 per share</w:t>
+              <w:t>→ SAR 36.9 per share</w:t>
             </w:r>
           </w:p>
         </w:tc>
@@ -22172,7 +22172,7 @@
           <w:color w:val="1C3A36"/>
           <w:sz w:val="21"/>
         </w:rPr>
-        <w:t>Fair SAR 36.8 (range 33–43) — the panel’s conservative anchor, below spot: on his arithmetic the market already pays for the excess returns to persist a decade-plus. Falsified by disclosed data-centre economics showing contracted returns above telecom ROIC (the fade would then be too harsh), or by return on capital holding above 15% through FY2028 while capital intensity normalises. What the price implies: at SAR 43.86 the market discounts a fade of roughly 1.5%/yr — gentler than his 2.5%, i.e. the market believes in the moat slightly more than he does.</w:t>
+        <w:t>Fair SAR 36.9 (range 33–43) — the panel’s conservative anchor, below spot: on his arithmetic the market already pays for the excess returns to persist a decade-plus. Falsified by disclosed data-centre economics showing contracted returns above telecom ROIC (the fade would then be too harsh), or by return on capital holding above 15% through FY2028 while capital intensity normalises. What the price implies: at SAR 43.86 the market discounts a fade of roughly 1.5%/yr — gentler than his 2.5%, i.e. the market believes in the moat slightly more than he does.</w:t>
       </w:r>
     </w:p>
     <w:p>
@@ -22565,7 +22565,7 @@
           <w:color w:val="1C3A36"/>
           <w:sz w:val="19"/>
         </w:rPr>
-        <w:t>Sensitivity (swing = the multiple): at 13.5× SAR 36.8; at 16.5× SAR 50.3; each 1× of P/E ≈ SAR 2.9. Cross-examination: he tells Expert 1 that a fade model is just a multiple wearing a lab coat — the honest disagreement is the number, and 15× for a zero-net-debt incumbent yielding 5% is not heroic when du trades at 17.6×. He tells Expert 3 that the dividend lens undervalues whatever the board chooses not to distribute — the same retained cash the specials keep proving exists.</w:t>
+        <w:t>Sensitivity (the swing is the multiple): every turn of the price-to-earnings ratio is worth exactly his normalised earnings per share, SAR 2.65 — so at 13.5x he reads SAR 35.8 and at 16.5x SAR 43.7. His published range of SAR 36.8 to 50.2 spans 13.9x to 19.0x. Cross-examination: he tells Expert 1 that a fade model is a multiple wearing a lab coat — the honest disagreement is the number. He tells Expert 3 that the dividend lens undervalues whatever the board chooses not to distribute.</w:t>
       </w:r>
     </w:p>
     <w:p>
@@ -22588,7 +22588,7 @@
           <w:color w:val="1C3A36"/>
           <w:sz w:val="21"/>
         </w:rPr>
-        <w:t>Fair SAR 39.8 (range 37–50) — a whisker below spot: on clean current earnings the stock is fully priced, and everything above 15× is paying for growth not yet printed. Falsified by two consecutive years of double-digit adjusted EPS growth (his base would be stale), or by the margin glide reversing. The market pays 15.1× his normalized EPS — it agrees with him almost exactly.</w:t>
+        <w:t>Fair SAR 39.8 (range 37–50), -9% against the market. On clean current earnings the stock is priced above his read: the market pays 16.5x his normalised earnings against the 15.0x he will justify, and the difference is growth not yet printed. Falsified by two consecutive years of double-digit adjusted earnings growth, which would make his base stale, or by the margin glide reversing.</w:t>
       </w:r>
     </w:p>
     <w:p>
@@ -23079,7 +23079,7 @@
           <w:color w:val="1C3A36"/>
           <w:sz w:val="21"/>
         </w:rPr>
-        <w:t>Fair SAR 38.1 — essentially the DDM with eyes open, and the panel value closest to spot. Falsified by the board breaking the policy (either direction: a cut dividend or a step-change up), or by a Fed path outside his tree (no cuts through 2027, or emergency easing). What the price implies: the market is pricing roughly his base case with a small weight on the bear — i.e. the locked dividend at a ~5% yield, and near-zero credit for specials or the AI build.</w:t>
+        <w:t>Fair SAR 38.1 — the dividend model with its eyes open, and between his two colleagues, with Expert 2 the nearer to the market. Falsified by the board breaking the policy (either direction: a cut dividend or a step-change up), or by a Fed path outside his tree (no cuts through 2027, or emergency easing). What the price implies: the market is pricing roughly his base case with a small weight on the bear — i.e. the locked dividend at a ~5% yield, and near-zero credit for specials or the AI build.</w:t>
       </w:r>
     </w:p>
     <w:p>
@@ -23474,7 +23474,7 @@
           <w:color w:val="1C3A36"/>
           <w:sz w:val="19"/>
         </w:rPr>
-        <w:t>Expert 1: “Fifteen percent returns on ninety billion of capital, fading as every telecom’s returns have always faded. The data centres are capex with a press release until someone shows me contracted economics. I pay SAR 37.”</w:t>
+        <w:t>Expert 1: “15 per cent returns on 93 billion of capital, fading as every telecom’s returns have always faded. The data centres are capital expenditure with a press release until somebody shows me contracted economics. I pay SAR 37.”</w:t>
       </w:r>
     </w:p>
     <w:p>
@@ -23488,7 +23488,7 @@
           <w:color w:val="1C3A36"/>
           <w:sz w:val="19"/>
         </w:rPr>
-        <w:t>Expert 3: “Your fade rate is a guess dressed as physics. What is not a guess: the board has signed a cheque for SAR 2.20 a year through 2027, SAMA’s next moves are the Fed’s, and the sovereign has made this company its digital-infrastructure champion. Price the policy, not the physics — SAR 46.”</w:t>
+        <w:t>Expert 3: “Your fade rate is a guess dressed as physics. What is not a guess: the board has signed a cheque for SAR 2.20 a year through 2027, the central bank’s next moves are the Federal Reserve’s, and the sovereign has made this company its digital-infrastructure champion. Price the policy, not the physics — SAR 38.”</w:t>
       </w:r>
     </w:p>
     <w:p>
@@ -23502,7 +23502,7 @@
           <w:color w:val="1C3A36"/>
           <w:sz w:val="19"/>
         </w:rPr>
-        <w:t>Expert 2: “You are both reaching. Clean earnings are SAR 2.89 a share, growing high single digits; the market pays 15× for that across the Gulf. Everything else — fades, scenario trees, gigawatts — is a story about the sixteenth multiple point. SAR 43, and the market agrees with me to the decimal.”</w:t>
+        <w:t>Expert 2: “You are both reaching. Clean earnings are SAR 2.65 a share; the market pays 15 times that across the Gulf. Everything else — fades, scenario trees, gigawatts — is a story about the next turn of the multiple. SAR 40, and note that the market is paying 16.5 times, which is 10 per cent more than I will justify — so I am not agreeing with the price, I am naming the gap.”</w:t>
       </w:r>
     </w:p>
     <w:p>
@@ -23747,7 +23747,7 @@
                 <w:color w:val="1C3A36"/>
                 <w:sz w:val="18"/>
               </w:rPr>
-              <w:t>SAR 36.8</w:t>
+              <w:t>SAR 36.9</w:t>
             </w:r>
           </w:p>
         </w:tc>
@@ -23803,7 +23803,7 @@
                 <w:color w:val="1C3A36"/>
                 <w:sz w:val="18"/>
               </w:rPr>
-              <w:t>The through-cycle multiple (15×)</w:t>
+              <w:t>The through-cycle multiple (15x)</w:t>
             </w:r>
           </w:p>
         </w:tc>
@@ -23917,7 +23917,7 @@
           <w:color w:val="1C3A36"/>
           <w:sz w:val="21"/>
         </w:rPr>
-        <w:t>The spread — SAR 37 to 40, about 23% of the low — is narrow by this series’ standards, and it measures one thing cleanly: how much of stc’s current 15% return on capital survives the next decade of competition, technology churn and nation-scale capex. Expert 1 charges for the erosion explicitly and lands below spot; Expert 2 freezes today’s clean earnings at a market multiple and lands at spot; Expert 3 prices the policy floor and lands above it. The house lenses (§1.5) sit above the panel because the DCF credits the margin glide and capex fade the experts decline to pre-pay for — that gap, ~SAR 4, is the price of believing management’s own guidance. An investor’s position on this stock reduces to a position on that one axis: if the AI-infrastructure build earns telecom-plus returns, the house DCF is right and the stock is cheap; if it earns telecom-minus, Expert 1 is right and today’s price already flatters it.</w:t>
+        <w:t>The spread — SAR 36.9 to 39.8, 8% of the low — is narrow by this series’ standards, and it measures one thing cleanly: how much of stc’s current 15% return on capital survives the next decade of competition, technology churn and nation-scale capital spending. On that question the three barely disagree, and all three land below the market price: Expert 1 charges for the erosion explicitly, Expert 2 freezes today’s clean earnings at a multiple he will defend, and Expert 3 prices the policy floor — three different routes to the same neighbourhood. The study’s own central of SAR 38.14 sits inside that band, SAR 0.10 below the panel’s own average, which is worth saying plainly: the cash-flow model and three independently-constructed methods arrive within a riyal or two of each other, and all of them below the price. An investor’s position on this stock reduces to a position on one axis: if the data-centre build earns telecom-plus returns, the cash-flow model understates it; if it earns telecom-minus, Expert 1 is right and today’s price already flatters it.</w:t>
       </w:r>
     </w:p>
     <w:p>
@@ -23931,7 +23931,7 @@
           <w:color w:val="6E7B77"/>
           <w:sz w:val="17"/>
         </w:rPr>
-        <w:t>Each expert’s point fair value (and bull/base/bear where applicable) is logged with the study date (9 Jul 2026) and spot (SAR 43.86).</w:t>
+        <w:t>Each expert’s point fair value, and its range where the method produces one, is recorded with the price it was struck against: SAR 43.86 on 2026-09-03.</w:t>
       </w:r>
     </w:p>
     <w:p>

--- a/engine/stc_study/STC_Valuation_Study_05-09-2026_public.docx
+++ b/engine/stc_study/STC_Valuation_Study_05-09-2026_public.docx
@@ -2423,7 +2423,7 @@
           <w:color w:val="1C3A36"/>
           <w:sz w:val="21"/>
         </w:rPr>
-        <w:t>The revenue engine is the §1.6 segment build (top-down: stc discloses unit revenue, not subscriber × ARPU detail, so per the house data-discipline gate we forecast disclosed segment lines rather than manufacture a bottom-up split). Group revenue compounds ~3.0% — consumer +2.0–3.0%, enterprise recovering to ~4% as mega-project phasing normalizes, wholesale mid-single-digit on hosting and FWA backhaul, subsidiaries ~5–6% led by solutions, stc bank and center3. The EBITDA margin glides from 31.4% (FY25) to 32.5% by FY30E — Q1-26 already printed 32.9% — as the subsidiary mix matures. Capex intensity follows management’s own band: 16.5% of revenue in FY26–27E (the “edge up slightly” guidance for the mission-critical and data-centre build), fading to 15.0% by FY30E; the long-term guided range is 15–17.5%. A working-capital/OCF-conversion drag of 0.4–0.8% of revenue reflects the receivables-heavy government business. Zakat and income tax at the normalized effective ~9.7% (statutory zakat is 2.5% of the zakat base; FY25’s net credit was a one-off).</w:t>
+        <w:t>The revenue engine is the §1.6 segment build: stc discloses revenue by segment rather than subscribers and revenue per subscriber, so the forecast grows the disclosed lines on their own drivers rather than manufacturing a bottom-up split it has no data for. Group revenue compounds 2.4% a year across the explicit window, from SAR 80,737 mn to 88,722 mn — consumer growing slowly, enterprise recovering as mega-project phasing normalises, wholesale on hosting and fixed-wireless backhaul, and the subsidiaries fastest of the four. The EBITDA margin runs 31.98% in the first forecast year and 31.82% in the last: essentially flat, and slightly DOWN rather than up. That is deliberate and it is the point of §1.6 — margins here are an OUTPUT of the cost build, not an input, so the model is not permitted to assume the mix improvement that a glide would represent. Capital intensity is 14.96% of revenue, held flat, and it is MEASURED rather than guided: it is the three filed years' own mean of 1.161 times the depreciation of the base being renewed. Management publishes a band and an earlier edition of this study took its path straight from it; a forward target leans the same way an optimistic model does, so guidance is scored against what happens and never consumed as an input. Working capital is projected from the asset-conversion cycle rather than plugged. Zakat and income tax enter at the 8.03% the three filed years imply on operating profit, with the disclosed reversal of a prior year’s provision taken out rather than extrapolated.</w:t>
       </w:r>
     </w:p>
     <w:tbl>
@@ -3026,7 +3026,7 @@
                 <w:color w:val="1C3A36"/>
                 <w:sz w:val="17"/>
               </w:rPr>
-              <w:t>NOPAT = EBIT × (1 − 9.7%)</w:t>
+              <w:t>NOPAT = EBIT × (1 − 8.03%)</w:t>
             </w:r>
           </w:p>
         </w:tc>
@@ -3905,7 +3905,7 @@
                 <w:color w:val="1C3A36"/>
                 <w:sz w:val="18"/>
               </w:rPr>
-              <w:t>Terminal value (Gordon, g = 2.5%)</w:t>
+              <w:t>Terminal value (perpetuity, g = 2.00%)</w:t>
             </w:r>
           </w:p>
         </w:tc>
@@ -5412,7 +5412,7 @@
           <w:color w:val="1C3A36"/>
           <w:sz w:val="21"/>
         </w:rPr>
-        <w:t>Cycle position first: unlike a developer or a smelter, stc’s P&amp;L has no violent cycle, but FY25 profit is still not a clean base — it carries a one-off SAR 466 mn zakat credit (prior-year provision reversals), and FY24 before it carried the SAR 12.9 bn TAWAL disposal gain, a SAR 1.5 bn withholding-tax reversal and a SAR 2.6 bn early-retirement charge. Margins sit mid-cycle: EBITDA margin 31.4% is on the guided path (Q1-26: 32.9%), enterprise revenue is at the soft point of the government mega-project phasing, and the subsidiary portfolio (stc bank, center3) is still in its investment phase — 2–3 subsidiaries are guided to turn contribution-positive from 2026. Normalized attributable profit is therefore ~SAR 14.4 bn (reported FY25 14.8 bn less the zakat credit), or EPS ≈ 2.89, capitalized at a through-cycle 15× — the stock’s own multi-year median area and the peer-set mid.</w:t>
+        <w:t>Cycle position first: unlike a developer or a smelter, stc’s P&amp;L has no violent cycle, but FY25 profit is still not a clean base — it carries a one-off SAR 466 mn zakat credit (prior-year provision reversals), and FY24 before it carried the SAR 12.9 bn TAWAL disposal gain, a SAR 1.5 bn withholding-tax reversal and a SAR 2.6 bn early-retirement charge. Margins sit mid-cycle: the forecast opens at an EBITDA margin of 31.98% against the filed FY2025 year, and it is an output of the cost build rather than a target, enterprise revenue is at the soft point of the government mega-project phasing, and the subsidiary portfolio (stc bank, center3) is still in its investment phase — 2–3 subsidiaries are guided to turn contribution-positive from 2026. Normalized attributable profit is therefore ~SAR 14.4 bn (reported FY25 14.8 bn less the zakat credit), or EPS ≈ 2.89, capitalized at a through-cycle 15× — the stock’s own multi-year median area and the peer-set mid.</w:t>
       </w:r>
     </w:p>
     <w:tbl>
@@ -10989,7 +10989,7 @@
           <w:color w:val="6E7B77"/>
           <w:sz w:val="17"/>
         </w:rPr>
-        <w:t>DCF fair value (SAR/share) across WACC × terminal growth. Base cell 8.13% × 2.5% = 38.1. The CDS-ERP alternative WACC (7.90%) sits between the third and fourth rows.</w:t>
+        <w:t>Fair value from the cash-flow model (SAR/share) across the cost of capital and terminal growth. The base cell is 8.13% against 2.00%, giving SAR 38.14. The CDS-ERP alternative WACC (7.90%) sits between the third and fourth rows.</w:t>
       </w:r>
     </w:p>
     <w:tbl>
@@ -15622,7 +15622,7 @@
           <w:color w:val="1C3A36"/>
           <w:sz w:val="21"/>
         </w:rPr>
-        <w:t>stc bank (8 mn customers, SAMA-licensed Jan-2025), center3, SCCC and iot squared are guided to turn contribution-positive from 2026; if they stay dilutive through FY27, the margin glide to 32.5% is wrong by construction.</w:t>
+        <w:t>stc bank (8 mn customers, SAMA-licensed Jan-2025), center3, SCCC and iot squared are guided to turn contribution-positive from 2026; if they stay dilutive through FY27, the 31.82% terminal-year margin this model carries is wrong by construction — and it is worth saying that this forecast assumes NO mix improvement at all, so the risk here is a margin that falls rather than one that fails to rise.</w:t>
       </w:r>
     </w:p>
     <w:p>
@@ -22149,7 +22149,7 @@
           <w:color w:val="1C3A36"/>
           <w:sz w:val="19"/>
         </w:rPr>
-        <w:t>Sensitivity (swing = the fade rate): at a 1%/yr fade (a durable moat) his value rises to ≈SAR 43; at 4%/yr (competition and technology churn eat the spread) it falls to ≈SAR 33. Cross-examination: he tells Expert 2 that a 15× multiple on normalized earnings quietly capitalizes today’s ROIC forever without charging for the capital that sustains it — his fade does explicitly what the multiple hides. He tells Expert 3 that scenario trees on the policy rate are fine, but the bigger lever is inside the company: each percentage point of capex intensity is SAR 0.8 bn of cash that either earns the spread or doesn’t.</w:t>
+        <w:t>Sensitivity, and the swing really is the fade rate alone — the cost of capital has its own grid in §1.9 and is held here: at 1% a year, a durable moat, his value rises to SAR 40.01; at 4%, where competition and technology churn eat the spread, it falls to SAR 34.65. Cross-examination: he tells Expert 2 that a 15× multiple on normalized earnings quietly capitalizes today’s ROIC forever without charging for the capital that sustains it — his fade does explicitly what the multiple hides. He tells Expert 3 that scenario trees on the policy rate are fine, but the bigger lever is inside the company: each percentage point of capex intensity is SAR 0.8 bn of cash that either earns the spread or doesn’t.</w:t>
       </w:r>
     </w:p>
     <w:p>
@@ -22172,7 +22172,7 @@
           <w:color w:val="1C3A36"/>
           <w:sz w:val="21"/>
         </w:rPr>
-        <w:t>Fair SAR 36.9 (range 33–43) — the panel’s conservative anchor, below spot: on his arithmetic the market already pays for the excess returns to persist a decade-plus. Falsified by disclosed data-centre economics showing contracted returns above telecom ROIC (the fade would then be too harsh), or by return on capital holding above 15% through FY2028 while capital intensity normalises. What the price implies: at SAR 43.86 the market discounts a fade of roughly 1.5%/yr — gentler than his 2.5%, i.e. the market believes in the moat slightly more than he does.</w:t>
+        <w:t>Fair SAR 36.9 (range 35–40) — the panel’s conservative anchor, below spot: on his arithmetic the market already pays for the excess returns to persist a decade-plus. Falsified by disclosed data-centre economics showing contracted returns above telecom ROIC (the fade would then be too harsh), or by return on capital holding above 15% through FY2028 while capital intensity normalises. What the price implies: at SAR 43.86 the market discounts a gentler fade than his 2.5% a year, i.e. it believes in the moat slightly more than he does.</w:t>
       </w:r>
     </w:p>
     <w:p>

--- a/engine/stc_study/STC_Valuation_Study_05-09-2026_public.docx
+++ b/engine/stc_study/STC_Valuation_Study_05-09-2026_public.docx
@@ -780,7 +780,7 @@
                 <w:color w:val="1C3A36"/>
                 <w:sz w:val="17"/>
               </w:rPr>
-              <w:t>-9% · the floor</w:t>
+              <w:t>-9% · a cross-check, not the floor</w:t>
             </w:r>
           </w:p>
         </w:tc>
@@ -1524,7 +1524,7 @@
                 <w:color w:val="1C3A36"/>
                 <w:sz w:val="17"/>
               </w:rPr>
-              <w:t>Most conservative</w:t>
+              <w:t>the lowest of the three</w:t>
             </w:r>
           </w:p>
         </w:tc>
@@ -1597,7 +1597,7 @@
                 <w:color w:val="1C3A36"/>
                 <w:sz w:val="17"/>
               </w:rPr>
-              <w:t>The floor-setter</w:t>
+              <w:t>nearest the market</w:t>
             </w:r>
           </w:p>
         </w:tc>
@@ -1670,7 +1670,7 @@
                 <w:color w:val="1C3A36"/>
                 <w:sz w:val="17"/>
               </w:rPr>
-              <w:t>Closest to spot</w:t>
+              <w:t>between the two</w:t>
             </w:r>
           </w:p>
         </w:tc>
@@ -5412,7 +5412,7 @@
           <w:color w:val="1C3A36"/>
           <w:sz w:val="21"/>
         </w:rPr>
-        <w:t>Cycle position first: unlike a developer or a smelter, stc’s P&amp;L has no violent cycle, but FY25 profit is still not a clean base — it carries a one-off SAR 466 mn zakat credit (prior-year provision reversals), and FY24 before it carried the SAR 12.9 bn TAWAL disposal gain, a SAR 1.5 bn withholding-tax reversal and a SAR 2.6 bn early-retirement charge. Margins sit mid-cycle: the forecast opens at an EBITDA margin of 31.98% against the filed FY2025 year, and it is an output of the cost build rather than a target, enterprise revenue is at the soft point of the government mega-project phasing, and the subsidiary portfolio (stc bank, center3) is still in its investment phase — 2–3 subsidiaries are guided to turn contribution-positive from 2026. Normalized attributable profit is therefore ~SAR 14.4 bn (reported FY25 14.8 bn less the zakat credit), or EPS ≈ 2.89, capitalized at a through-cycle 15× — the stock’s own multi-year median area and the peer-set mid.</w:t>
+        <w:t>Cycle position first: unlike a developer or a smelter, stc’s P&amp;L has no violent cycle, but FY25 profit is still not a clean base — it carries the reversal of a prior year's zakat provision, SAR 1,325 mn on its own disclosed line, and FY24 before it carried the SAR 12.9 bn TAWAL disposal gain, a SAR 1.5 bn withholding-tax reversal and a SAR 2.6 bn early-retirement charge. Margins sit mid-cycle: the forecast opens at an EBITDA margin of 31.98% against the filed FY2025 year, and it is an output of the cost build rather than a target, enterprise revenue is at the soft point of the government mega-project phasing, and the subsidiary portfolio (stc bank, center3) is still in its investment phase, with several guided to turn contribution-positive from 2026. Normalised attributable profit is therefore SAR 13.2 bn — the filed profit before zakat, charged at the 8.27% the three filed years imply once the disclosed reversal of a prior year’s provision is taken out rather than extrapolated, less the minority’s share — or SAR 2.65 a share, capitalised at 15 times, which is this stock’s own multi-year median area and the middle of its peer set.</w:t>
       </w:r>
     </w:p>
     <w:tbl>
@@ -5768,7 +5768,7 @@
           <w:color w:val="1C3A36"/>
           <w:sz w:val="21"/>
         </w:rPr>
-        <w:t xml:space="preserve"> — the floor of the set: it pays nothing for growth beyond today’s earnings power and treats the AI-infrastructure build purely as cost.</w:t>
+        <w:t xml:space="preserve"> — not the floor of the set, which is the disclosed book value of SAR 17.02, but the read that pays nothing for growth beyond today’s earnings power and treats the data-centre build purely as cost.</w:t>
       </w:r>
     </w:p>
     <w:p>
@@ -9040,7 +9040,7 @@
           <w:color w:val="1C3A36"/>
           <w:sz w:val="21"/>
         </w:rPr>
-        <w:t>Three judgments drive this valuation, and all three are observable rather than abstract. First and largest: capex intensity against the locked dividend. The policy dividend costs SAR 10.98 bn a year (2.20 x 4,993.0 mn shares); management guides capex to 15–17.5% of revenue with 2026–27 “edging up.” The cover table below is the whole tension in one place — at the top of the guided band the dividend is only 0.86× covered by model FY26E free cash flow and the balance sheet funds the rest; at the bottom it is fully covered. Each percentage point of capex intensity is worth ≈SAR 0.8 bn of annual FCF and ≈SAR 1.6 of DCF fair value per share. Second: the discount rate. This is a 90%-equity-weighted WACC built on a 0.48 regressed beta from a nine-week window (§1.8) — at β = 1.0 the DCF falls from ~50 to ~34, below spot, so §1.9 publishes the full beta grid rather than letting one regression settle it. Third: the SAMA/Fed path — the rf is 5.5% today; each 50 bp off the Saudi curve adds ≈SAR 4–5 to the DCF and directly lowers the funding cost of the AI-infrastructure build. A fourth, slower variable: KSA mobile competition (Mobily’s subscriber growth has outpaced stc’s revenue growth for four quarters) — each 1 pp off consumer growth costs ≈SAR 2 of fair value.</w:t>
+        <w:t>Three judgments drive this valuation, and all three are observable rather than abstract. First and largest: capex intensity against the locked dividend. The policy dividend costs SAR 10.98 bn a year (2.20 x 4,993.0 mn shares); and the model spans the range this company's OWN three filed years actually ran, 13.6% to 16.1% of revenue, rather than the band management guides to. The cover table below is the whole tension in one place: at the heaviest of those three years the dividend is 1.05x covered by model free cash flow in the first forecast year, and at the lightest 1.24x — so on this company's own history of capital spending the dividend is covered throughout, and the question is whether the data-centre build takes intensity ABOVE anything it has yet run. Second: the discount rate, a 90%-equity-weighted cost of capital on a 0.71 beta from a five-year weekly regression (§1.8) — at a beta of 1.0 the value falls from SAR 38.14 to 31.57, -28% against the price, so §1.9 publishes the whole grid rather than letting one regression settle it. Third: the policy rate path — each 50 basis points off the curve is worth about SAR 2.9 on the value and lowers the funding cost of the build directly. A fourth, slower variable: mobile competition (Mobily’s subscriber growth has outpaced stc’s revenue growth for four quarters) — each 1 pp off consumer growth costs ≈SAR 2 of fair value.</w:t>
       </w:r>
     </w:p>
     <w:tbl>
@@ -15517,7 +15517,7 @@
           <w:color w:val="1C3A36"/>
           <w:sz w:val="21"/>
         </w:rPr>
-        <w:t>The FY26E cover of 0.86–1.04× is an estimate built on management’s own capex band and our margin glide; two consecutive quarters of FCF below the SAR 2.74 bn quarterly dividend bill would push the DDM lens toward its bear case and the balance sheet toward releveraging — watch the quarterly FCF line, not the payout announcements.</w:t>
+        <w:t>The FY26E cover of 0.86–1.04× is an estimate built on management’s own capital-intensity range and a margin path that is FLAT rather than improving — 31.98% in the first forecast year against 31.82% in the last. Two consecutive quarters of free cash flow below the quarterly dividend bill would push the DDM lens toward its bear case and the balance sheet toward releveraging — watch the quarterly FCF line, not the payout announcements.</w:t>
       </w:r>
     </w:p>
     <w:p>
@@ -15601,7 +15601,7 @@
           <w:color w:val="1C3A36"/>
           <w:sz w:val="21"/>
         </w:rPr>
-        <w:t>stc’s consumer growth (+3%) already trails Mobily’s subscriber momentum; a price war in KSA mobile — three players, one regulator, heavy 5G capacity — is the scenario in which the margin glide reverses and every lens compresses toward the normalized floor.</w:t>
+        <w:t>stc’s consumer growth (+3%) already trails Mobily’s subscriber momentum; a price war in Saudi mobile — three players, one regulator, heavy capacity — is the scenario in which the flat margin path reverses and every lens compresses toward the normalized floor.</w:t>
       </w:r>
     </w:p>
     <w:p>
@@ -20812,7 +20812,7 @@
                 <w:color w:val="1C3A36"/>
                 <w:sz w:val="17"/>
               </w:rPr>
-              <w:t>The single largest downside: the margin glide is the model</w:t>
+              <w:t>The single largest downside: this model assumes NO margin improvement, so a price war breaks it downward from a path that has nothing built in to give back</w:t>
             </w:r>
           </w:p>
         </w:tc>
@@ -20980,7 +20980,7 @@
                 <w:color w:val="1C3A36"/>
                 <w:sz w:val="17"/>
               </w:rPr>
-              <w:t>The margin glide to the terminal depends on it</w:t>
+              <w:t>The flat margin carried to the terminal depends on it</w:t>
             </w:r>
           </w:p>
         </w:tc>
@@ -22588,7 +22588,7 @@
           <w:color w:val="1C3A36"/>
           <w:sz w:val="21"/>
         </w:rPr>
-        <w:t>Fair SAR 39.8 (range 37–50), -9% against the market. On clean current earnings the stock is priced above his read: the market pays 16.5x his normalised earnings against the 15.0x he will justify, and the difference is growth not yet printed. Falsified by two consecutive years of double-digit adjusted earnings growth, which would make his base stale, or by the margin glide reversing.</w:t>
+        <w:t>Fair SAR 39.8 (range 37–50), -9% against the market. On clean current earnings the stock is priced above his read: the market pays 16.5x his normalised earnings against the 15.0x he will justify, and the difference is growth not yet printed. Falsified by two consecutive years of double-digit adjusted earnings growth, which would make his base stale, or by the flat margin path turning down.</w:t>
       </w:r>
     </w:p>
     <w:p>

--- a/engine/stc_study/STC_Valuation_Study_05-09-2026_public.docx
+++ b/engine/stc_study/STC_Valuation_Study_05-09-2026_public.docx
@@ -4928,7 +4928,7 @@
           <w:color w:val="1C3A36"/>
           <w:sz w:val="21"/>
         </w:rPr>
-        <w:t xml:space="preserve"> — a touch above spot: at a 7.9% cost of equity a locked 5.0% yield growing at ~3% is worth slightly more than the market pays, and any repeat of a special distribution (the quarterly-assessment clause) is free upside to this lens. The cross-check earns its place for a subtler reason: it is the one lens that cannot be flattered by the capex assumptions, because the board has pre-committed the cash.</w:t>
+        <w:t xml:space="preserve"> — -19% against the market and the LOWEST of the four reads: at a 8.59% cost of equity a locked dividend growing slowly is worth materially less than the market pays, so on this lens alone the market is paying for something the declared distribution does not deliver. Any repeat of a special distribution — the policy explicitly allows a quarterly assessment — is upside this lens does not credit. The cross-check earns its place for a subtler reason: it is the one lens that cannot be flattered by the capex assumptions, because the board has pre-committed the cash.</w:t>
       </w:r>
     </w:p>
     <w:p>
@@ -9722,7 +9722,7 @@
                 <w:color w:val="1C3A36"/>
                 <w:sz w:val="16"/>
               </w:rPr>
-              <w:t>A 4.91-year weekly regression of stc against the published index of the exchange it is listed on (raw_indices/SA/TASI.csv, as of 2026-08-18): 252 observations, R² 30.2%, standard error 0.1029. This is the first tier of the house preference order, not a stopgap — but it explains 30% of the variance and no more, which is why §1.9 prices the answer at every beta up to 1.2</w:t>
+              <w:t>A 4.91-year weekly regression of stc against the published index of the exchange it is listed on, the Tadawul All Share Index, read as of 2026-08-18: 252 observations, R² 30.2%, standard error 0.1029. This is the first tier of the house preference order, not a stopgap — but it explains 30% of the variance and no more, which is why §1.9 prices the answer at every beta up to 1.2</w:t>
             </w:r>
           </w:p>
         </w:tc>
@@ -19853,7 +19853,7 @@
                 <w:color w:val="1C3A36"/>
                 <w:sz w:val="17"/>
               </w:rPr>
-              <w:t>At the 17.5% top of the capex band, FY26E cover is 0.86× — the SAR 15.4 bn core cash pile funds the gap for &gt;3 years before leverage exceeds 1× EBITDA; the policy is safe to Q3-2027 barring a margin break.</w:t>
+              <w:t>At the heaviest capital spending of the three filed years the dividend is 1.05x covered by model free cash flow in the first forecast year, and at the lightest 1.24x — covered throughout the range this company has actually operated in. The question the cover table asks is whether the data-centre build takes intensity ABOVE anything it has yet run; the core cash pile funds a shortfall for years before leverage becomes a constraint.</w:t>
             </w:r>
           </w:p>
         </w:tc>

--- a/engine/stc_study/STC_Valuation_Study_05-09-2026_public.docx
+++ b/engine/stc_study/STC_Valuation_Study_05-09-2026_public.docx
@@ -330,12 +330,14 @@
           <w:insideH w:val="single" w:sz="4" w:space="0" w:color="C9D4D1"/>
           <w:insideV w:val="single" w:sz="4" w:space="0" w:color="C9D4D1"/>
         </w:tblBorders>
+        <w:tblLayout w:type="fixed"/>
+        <w:tblW w:w="10224" w:type="dxa"/>
       </w:tblPr>
       <w:tblGrid>
-        <w:gridCol w:w="2520"/>
-        <w:gridCol w:w="2520"/>
-        <w:gridCol w:w="2520"/>
-        <w:gridCol w:w="2520"/>
+        <w:gridCol w:w="3096"/>
+        <w:gridCol w:w="3384"/>
+        <w:gridCol w:w="2088"/>
+        <w:gridCol w:w="1655"/>
       </w:tblGrid>
       <w:tr>
         <w:tc>
@@ -1811,10 +1813,12 @@
           <w:insideH w:val="single" w:sz="4" w:space="0" w:color="C9D4D1"/>
           <w:insideV w:val="single" w:sz="4" w:space="0" w:color="C9D4D1"/>
         </w:tblBorders>
+        <w:tblLayout w:type="fixed"/>
+        <w:tblW w:w="10224" w:type="dxa"/>
       </w:tblPr>
       <w:tblGrid>
-        <w:gridCol w:w="5040"/>
-        <w:gridCol w:w="5040"/>
+        <w:gridCol w:w="2448"/>
+        <w:gridCol w:w="7776"/>
       </w:tblGrid>
       <w:tr>
         <w:tc>
@@ -2446,14 +2450,16 @@
           <w:insideH w:val="single" w:sz="4" w:space="0" w:color="C9D4D1"/>
           <w:insideV w:val="single" w:sz="4" w:space="0" w:color="C9D4D1"/>
         </w:tblBorders>
+        <w:tblLayout w:type="fixed"/>
+        <w:tblW w:w="10224" w:type="dxa"/>
       </w:tblPr>
       <w:tblGrid>
-        <w:gridCol w:w="1680"/>
-        <w:gridCol w:w="1680"/>
-        <w:gridCol w:w="1680"/>
-        <w:gridCol w:w="1680"/>
-        <w:gridCol w:w="1680"/>
-        <w:gridCol w:w="1680"/>
+        <w:gridCol w:w="3024"/>
+        <w:gridCol w:w="1440"/>
+        <w:gridCol w:w="1440"/>
+        <w:gridCol w:w="1440"/>
+        <w:gridCol w:w="1440"/>
+        <w:gridCol w:w="1440"/>
       </w:tblGrid>
       <w:tr>
         <w:tc>
@@ -3807,10 +3813,12 @@
           <w:insideH w:val="single" w:sz="4" w:space="0" w:color="C9D4D1"/>
           <w:insideV w:val="single" w:sz="4" w:space="0" w:color="C9D4D1"/>
         </w:tblBorders>
+        <w:tblLayout w:type="fixed"/>
+        <w:tblW w:w="8063" w:type="dxa"/>
       </w:tblPr>
       <w:tblGrid>
-        <w:gridCol w:w="5040"/>
-        <w:gridCol w:w="5040"/>
+        <w:gridCol w:w="5760"/>
+        <w:gridCol w:w="2304"/>
       </w:tblGrid>
       <w:tr>
         <w:tc>
@@ -4300,14 +4308,16 @@
           <w:insideH w:val="single" w:sz="4" w:space="0" w:color="C9D4D1"/>
           <w:insideV w:val="single" w:sz="4" w:space="0" w:color="C9D4D1"/>
         </w:tblBorders>
+        <w:tblLayout w:type="fixed"/>
+        <w:tblW w:w="10224" w:type="dxa"/>
       </w:tblPr>
       <w:tblGrid>
-        <w:gridCol w:w="1680"/>
-        <w:gridCol w:w="1680"/>
-        <w:gridCol w:w="1680"/>
-        <w:gridCol w:w="1680"/>
-        <w:gridCol w:w="1680"/>
-        <w:gridCol w:w="1680"/>
+        <w:gridCol w:w="3024"/>
+        <w:gridCol w:w="1440"/>
+        <w:gridCol w:w="1440"/>
+        <w:gridCol w:w="1440"/>
+        <w:gridCol w:w="1440"/>
+        <w:gridCol w:w="1440"/>
       </w:tblGrid>
       <w:tr>
         <w:tc>
@@ -4671,10 +4681,12 @@
           <w:insideH w:val="single" w:sz="4" w:space="0" w:color="C9D4D1"/>
           <w:insideV w:val="single" w:sz="4" w:space="0" w:color="C9D4D1"/>
         </w:tblBorders>
+        <w:tblLayout w:type="fixed"/>
+        <w:tblW w:w="8063" w:type="dxa"/>
       </w:tblPr>
       <w:tblGrid>
-        <w:gridCol w:w="5040"/>
-        <w:gridCol w:w="5040"/>
+        <w:gridCol w:w="5760"/>
+        <w:gridCol w:w="2304"/>
       </w:tblGrid>
       <w:tr>
         <w:tc>
@@ -4979,12 +4991,14 @@
           <w:insideH w:val="single" w:sz="4" w:space="0" w:color="C9D4D1"/>
           <w:insideV w:val="single" w:sz="4" w:space="0" w:color="C9D4D1"/>
         </w:tblBorders>
+        <w:tblLayout w:type="fixed"/>
+        <w:tblW w:w="9360" w:type="dxa"/>
       </w:tblPr>
       <w:tblGrid>
-        <w:gridCol w:w="2520"/>
-        <w:gridCol w:w="2520"/>
-        <w:gridCol w:w="2520"/>
-        <w:gridCol w:w="2520"/>
+        <w:gridCol w:w="3744"/>
+        <w:gridCol w:w="1872"/>
+        <w:gridCol w:w="1872"/>
+        <w:gridCol w:w="1872"/>
       </w:tblGrid>
       <w:tr>
         <w:tc>
@@ -5435,12 +5449,14 @@
           <w:insideH w:val="single" w:sz="4" w:space="0" w:color="C9D4D1"/>
           <w:insideV w:val="single" w:sz="4" w:space="0" w:color="C9D4D1"/>
         </w:tblBorders>
+        <w:tblLayout w:type="fixed"/>
+        <w:tblW w:w="9360" w:type="dxa"/>
       </w:tblPr>
       <w:tblGrid>
-        <w:gridCol w:w="2520"/>
-        <w:gridCol w:w="2520"/>
-        <w:gridCol w:w="2520"/>
-        <w:gridCol w:w="2520"/>
+        <w:gridCol w:w="3744"/>
+        <w:gridCol w:w="1872"/>
+        <w:gridCol w:w="1872"/>
+        <w:gridCol w:w="1872"/>
       </w:tblGrid>
       <w:tr>
         <w:tc>
@@ -5819,13 +5835,15 @@
           <w:insideH w:val="single" w:sz="4" w:space="0" w:color="C9D4D1"/>
           <w:insideV w:val="single" w:sz="4" w:space="0" w:color="C9D4D1"/>
         </w:tblBorders>
+        <w:tblLayout w:type="fixed"/>
+        <w:tblW w:w="9504" w:type="dxa"/>
       </w:tblPr>
       <w:tblGrid>
-        <w:gridCol w:w="2016"/>
-        <w:gridCol w:w="2016"/>
-        <w:gridCol w:w="2016"/>
-        <w:gridCol w:w="2016"/>
-        <w:gridCol w:w="2016"/>
+        <w:gridCol w:w="3456"/>
+        <w:gridCol w:w="1296"/>
+        <w:gridCol w:w="1584"/>
+        <w:gridCol w:w="1584"/>
+        <w:gridCol w:w="1584"/>
       </w:tblGrid>
       <w:tr>
         <w:tc>
@@ -6472,7 +6490,7 @@
           <w:color w:val="1C3A36"/>
           <w:sz w:val="21"/>
         </w:rPr>
-        <w:t>, -13% versus spot. The bear–bull span (37–48) is driven almost entirely by the DCF’s terminal arithmetic — the bear case is WACC +100 bp with margins 50 bp lighter and capex 100 bp heavier; the bull is the mirror image. Note what the spread is NOT about: revenue. A ±1 pp change to every growth rate moves the central by only ~SAR 2 — this is a margin, capex and discount-rate story, which is exactly what §1.7 and §1.9 sensitize.</w:t>
+        <w:t>, -13% versus the market. The bear-to-bull span of SAR 37.37 to 47.97 moves exactly ONE driver: capital expenditure as a multiple of the depreciation of the base being renewed, across the range this company's own three filed years ran — 1.054 times at the bull end and 1.252 at the bear. Everything else is held IDENTICAL across all three reads: the cost of capital, the terminal growth, the terminal risk-free rate, the inflation ladder and the margin path. That is deliberate and it is a change from the previous edition, which moved the discount rate and terminal growth inside the scenarios as well — three levers moving together cannot be attributed to any of them, and a bear case that also changes the economy is not a bear case for this company. What the spread is NOT about is revenue: it is a capital-intensity story, and the discount rate has its own grid in §1.9 rather than being folded in here.</w:t>
       </w:r>
     </w:p>
     <w:p>
@@ -6509,13 +6527,15 @@
           <w:insideH w:val="single" w:sz="4" w:space="0" w:color="C9D4D1"/>
           <w:insideV w:val="single" w:sz="4" w:space="0" w:color="C9D4D1"/>
         </w:tblBorders>
+        <w:tblLayout w:type="fixed"/>
+        <w:tblW w:w="10584" w:type="dxa"/>
       </w:tblPr>
       <w:tblGrid>
-        <w:gridCol w:w="2016"/>
-        <w:gridCol w:w="2016"/>
-        <w:gridCol w:w="2016"/>
-        <w:gridCol w:w="2016"/>
-        <w:gridCol w:w="2016"/>
+        <w:gridCol w:w="2232"/>
+        <w:gridCol w:w="1944"/>
+        <w:gridCol w:w="3384"/>
+        <w:gridCol w:w="1655"/>
+        <w:gridCol w:w="1368"/>
       </w:tblGrid>
       <w:tr>
         <w:tc>
@@ -7114,14 +7134,16 @@
           <w:insideH w:val="single" w:sz="4" w:space="0" w:color="C9D4D1"/>
           <w:insideV w:val="single" w:sz="4" w:space="0" w:color="C9D4D1"/>
         </w:tblBorders>
+        <w:tblLayout w:type="fixed"/>
+        <w:tblW w:w="10224" w:type="dxa"/>
       </w:tblPr>
       <w:tblGrid>
-        <w:gridCol w:w="1680"/>
-        <w:gridCol w:w="1680"/>
-        <w:gridCol w:w="1680"/>
-        <w:gridCol w:w="1680"/>
-        <w:gridCol w:w="1680"/>
-        <w:gridCol w:w="1680"/>
+        <w:gridCol w:w="3384"/>
+        <w:gridCol w:w="1368"/>
+        <w:gridCol w:w="1368"/>
+        <w:gridCol w:w="1368"/>
+        <w:gridCol w:w="1368"/>
+        <w:gridCol w:w="1368"/>
       </w:tblGrid>
       <w:tr>
         <w:tc>
@@ -9063,12 +9085,14 @@
           <w:insideH w:val="single" w:sz="4" w:space="0" w:color="C9D4D1"/>
           <w:insideV w:val="single" w:sz="4" w:space="0" w:color="C9D4D1"/>
         </w:tblBorders>
+        <w:tblLayout w:type="fixed"/>
+        <w:tblW w:w="9360" w:type="dxa"/>
       </w:tblPr>
       <w:tblGrid>
-        <w:gridCol w:w="2520"/>
-        <w:gridCol w:w="2520"/>
-        <w:gridCol w:w="2520"/>
-        <w:gridCol w:w="2520"/>
+        <w:gridCol w:w="3744"/>
+        <w:gridCol w:w="2160"/>
+        <w:gridCol w:w="2160"/>
+        <w:gridCol w:w="1296"/>
       </w:tblGrid>
       <w:tr>
         <w:tc>
@@ -9438,11 +9462,13 @@
           <w:insideH w:val="single" w:sz="4" w:space="0" w:color="C9D4D1"/>
           <w:insideV w:val="single" w:sz="4" w:space="0" w:color="C9D4D1"/>
         </w:tblBorders>
+        <w:tblLayout w:type="fixed"/>
+        <w:tblW w:w="9936" w:type="dxa"/>
       </w:tblPr>
       <w:tblGrid>
-        <w:gridCol w:w="3360"/>
-        <w:gridCol w:w="3360"/>
-        <w:gridCol w:w="3360"/>
+        <w:gridCol w:w="3311"/>
+        <w:gridCol w:w="1440"/>
+        <w:gridCol w:w="5184"/>
       </w:tblGrid>
       <w:tr>
         <w:tc>
@@ -10297,14 +10323,16 @@
           <w:insideH w:val="single" w:sz="4" w:space="0" w:color="C9D4D1"/>
           <w:insideV w:val="single" w:sz="4" w:space="0" w:color="C9D4D1"/>
         </w:tblBorders>
+        <w:tblLayout w:type="fixed"/>
+        <w:tblW w:w="9360" w:type="dxa"/>
       </w:tblPr>
       <w:tblGrid>
-        <w:gridCol w:w="1680"/>
-        <w:gridCol w:w="1680"/>
-        <w:gridCol w:w="1680"/>
-        <w:gridCol w:w="1680"/>
-        <w:gridCol w:w="1680"/>
-        <w:gridCol w:w="1680"/>
+        <w:gridCol w:w="2160"/>
+        <w:gridCol w:w="1440"/>
+        <w:gridCol w:w="1440"/>
+        <w:gridCol w:w="1440"/>
+        <w:gridCol w:w="1440"/>
+        <w:gridCol w:w="1440"/>
       </w:tblGrid>
       <w:tr>
         <w:tc>
@@ -11012,13 +11040,15 @@
           <w:insideH w:val="single" w:sz="4" w:space="0" w:color="C9D4D1"/>
           <w:insideV w:val="single" w:sz="4" w:space="0" w:color="C9D4D1"/>
         </w:tblBorders>
+        <w:tblLayout w:type="fixed"/>
+        <w:tblW w:w="10367" w:type="dxa"/>
       </w:tblPr>
       <w:tblGrid>
-        <w:gridCol w:w="2016"/>
-        <w:gridCol w:w="2016"/>
-        <w:gridCol w:w="2016"/>
-        <w:gridCol w:w="2016"/>
-        <w:gridCol w:w="2016"/>
+        <w:gridCol w:w="1440"/>
+        <w:gridCol w:w="2015"/>
+        <w:gridCol w:w="2015"/>
+        <w:gridCol w:w="1872"/>
+        <w:gridCol w:w="3024"/>
       </w:tblGrid>
       <w:tr>
         <w:tc>
@@ -11733,11 +11763,13 @@
           <w:insideH w:val="single" w:sz="4" w:space="0" w:color="C9D4D1"/>
           <w:insideV w:val="single" w:sz="4" w:space="0" w:color="C9D4D1"/>
         </w:tblBorders>
+        <w:tblLayout w:type="fixed"/>
+        <w:tblW w:w="9936" w:type="dxa"/>
       </w:tblPr>
       <w:tblGrid>
-        <w:gridCol w:w="3360"/>
-        <w:gridCol w:w="3360"/>
-        <w:gridCol w:w="3360"/>
+        <w:gridCol w:w="2592"/>
+        <w:gridCol w:w="3744"/>
+        <w:gridCol w:w="3600"/>
       </w:tblGrid>
       <w:tr>
         <w:tc>
@@ -12368,10 +12400,12 @@
           <w:insideH w:val="single" w:sz="4" w:space="0" w:color="C9D4D1"/>
           <w:insideV w:val="single" w:sz="4" w:space="0" w:color="C9D4D1"/>
         </w:tblBorders>
+        <w:tblLayout w:type="fixed"/>
+        <w:tblW w:w="9504" w:type="dxa"/>
       </w:tblPr>
       <w:tblGrid>
-        <w:gridCol w:w="5040"/>
-        <w:gridCol w:w="5040"/>
+        <w:gridCol w:w="4752"/>
+        <w:gridCol w:w="4752"/>
       </w:tblGrid>
       <w:tr>
         <w:tc>
@@ -12772,15 +12806,17 @@
           <w:insideH w:val="single" w:sz="4" w:space="0" w:color="C9D4D1"/>
           <w:insideV w:val="single" w:sz="4" w:space="0" w:color="C9D4D1"/>
         </w:tblBorders>
+        <w:tblLayout w:type="fixed"/>
+        <w:tblW w:w="9575" w:type="dxa"/>
       </w:tblPr>
       <w:tblGrid>
-        <w:gridCol w:w="1440"/>
-        <w:gridCol w:w="1440"/>
-        <w:gridCol w:w="1440"/>
-        <w:gridCol w:w="1440"/>
-        <w:gridCol w:w="1440"/>
-        <w:gridCol w:w="1440"/>
-        <w:gridCol w:w="1440"/>
+        <w:gridCol w:w="1800"/>
+        <w:gridCol w:w="1655"/>
+        <w:gridCol w:w="1224"/>
+        <w:gridCol w:w="1224"/>
+        <w:gridCol w:w="1224"/>
+        <w:gridCol w:w="1224"/>
+        <w:gridCol w:w="1224"/>
       </w:tblGrid>
       <w:tr>
         <w:tc>
@@ -13403,12 +13439,14 @@
           <w:insideH w:val="single" w:sz="4" w:space="0" w:color="C9D4D1"/>
           <w:insideV w:val="single" w:sz="4" w:space="0" w:color="C9D4D1"/>
         </w:tblBorders>
+        <w:tblLayout w:type="fixed"/>
+        <w:tblW w:w="9504" w:type="dxa"/>
       </w:tblPr>
       <w:tblGrid>
-        <w:gridCol w:w="2520"/>
-        <w:gridCol w:w="2520"/>
-        <w:gridCol w:w="2520"/>
-        <w:gridCol w:w="2520"/>
+        <w:gridCol w:w="1728"/>
+        <w:gridCol w:w="1728"/>
+        <w:gridCol w:w="1728"/>
+        <w:gridCol w:w="4320"/>
       </w:tblGrid>
       <w:tr>
         <w:tc>
@@ -14134,12 +14172,14 @@
           <w:insideH w:val="single" w:sz="4" w:space="0" w:color="C9D4D1"/>
           <w:insideV w:val="single" w:sz="4" w:space="0" w:color="C9D4D1"/>
         </w:tblBorders>
+        <w:tblLayout w:type="fixed"/>
+        <w:tblW w:w="9936" w:type="dxa"/>
       </w:tblPr>
       <w:tblGrid>
-        <w:gridCol w:w="2520"/>
-        <w:gridCol w:w="2520"/>
-        <w:gridCol w:w="2520"/>
-        <w:gridCol w:w="2520"/>
+        <w:gridCol w:w="2664"/>
+        <w:gridCol w:w="1655"/>
+        <w:gridCol w:w="2880"/>
+        <w:gridCol w:w="2736"/>
       </w:tblGrid>
       <w:tr>
         <w:tc>
@@ -15010,12 +15050,14 @@
           <w:insideH w:val="single" w:sz="4" w:space="0" w:color="C9D4D1"/>
           <w:insideV w:val="single" w:sz="4" w:space="0" w:color="C9D4D1"/>
         </w:tblBorders>
+        <w:tblLayout w:type="fixed"/>
+        <w:tblW w:w="9936" w:type="dxa"/>
       </w:tblPr>
       <w:tblGrid>
-        <w:gridCol w:w="2520"/>
-        <w:gridCol w:w="2520"/>
-        <w:gridCol w:w="2520"/>
-        <w:gridCol w:w="2520"/>
+        <w:gridCol w:w="2160"/>
+        <w:gridCol w:w="1872"/>
+        <w:gridCol w:w="2160"/>
+        <w:gridCol w:w="3744"/>
       </w:tblGrid>
       <w:tr>
         <w:tc>
@@ -15517,7 +15559,7 @@
           <w:color w:val="1C3A36"/>
           <w:sz w:val="21"/>
         </w:rPr>
-        <w:t>The FY26E cover of 0.86–1.04× is an estimate built on management’s own capital-intensity range and a margin path that is FLAT rather than improving — 31.98% in the first forecast year against 31.82% in the last. Two consecutive quarters of free cash flow below the quarterly dividend bill would push the DDM lens toward its bear case and the balance sheet toward releveraging — watch the quarterly FCF line, not the payout announcements.</w:t>
+        <w:t>The first forecast year's dividend cover of 1.05–1.24x is an estimate built on the range of capital intensity this company’s own three filed years ran, and on a capital-intensity range and a margin path that is FLAT rather than improving — 31.98% in the first forecast year against 31.82% in the last. Two consecutive quarters of free cash flow below the quarterly dividend bill would push the DDM lens toward its bear case and the balance sheet toward releveraging — watch the quarterly FCF line, not the payout announcements.</w:t>
       </w:r>
     </w:p>
     <w:p>
@@ -15664,7 +15706,7 @@
           <w:color w:val="1C3A36"/>
           <w:sz w:val="21"/>
         </w:rPr>
-        <w:t>Reported FY25 FCF (6.5 bn) ran well below model FCFF on receivables build and one-off cash items; we model an explicit conversion drag, but a government-receivables cycle that widens rather than narrows would make even the 0.86× bear cover optimistic.</w:t>
+        <w:t>Reported FY25 FCF (6.5 bn) ran well below model FCFF on receivables build and one-off cash items; we model an explicit conversion drag, but a government-receivables cycle that widens rather than narrows would make even the 1.05x heaviest-spending cover optimistic.</w:t>
       </w:r>
     </w:p>
     <w:p>
@@ -15750,17 +15792,19 @@
           <w:insideH w:val="single" w:sz="4" w:space="0" w:color="C9D4D1"/>
           <w:insideV w:val="single" w:sz="4" w:space="0" w:color="C9D4D1"/>
         </w:tblBorders>
+        <w:tblLayout w:type="fixed"/>
+        <w:tblW w:w="10036" w:type="dxa"/>
       </w:tblPr>
       <w:tblGrid>
-        <w:gridCol w:w="1120"/>
-        <w:gridCol w:w="1120"/>
-        <w:gridCol w:w="1120"/>
-        <w:gridCol w:w="1120"/>
-        <w:gridCol w:w="1120"/>
-        <w:gridCol w:w="1120"/>
-        <w:gridCol w:w="1120"/>
-        <w:gridCol w:w="1120"/>
-        <w:gridCol w:w="1120"/>
+        <w:gridCol w:w="2951"/>
+        <w:gridCol w:w="885"/>
+        <w:gridCol w:w="885"/>
+        <w:gridCol w:w="885"/>
+        <w:gridCol w:w="885"/>
+        <w:gridCol w:w="885"/>
+        <w:gridCol w:w="885"/>
+        <w:gridCol w:w="885"/>
+        <w:gridCol w:w="885"/>
       </w:tblGrid>
       <w:tr>
         <w:tc>
@@ -17957,12 +18001,14 @@
           <w:insideH w:val="single" w:sz="4" w:space="0" w:color="C9D4D1"/>
           <w:insideV w:val="single" w:sz="4" w:space="0" w:color="C9D4D1"/>
         </w:tblBorders>
+        <w:tblLayout w:type="fixed"/>
+        <w:tblW w:w="8712" w:type="dxa"/>
       </w:tblPr>
       <w:tblGrid>
-        <w:gridCol w:w="2520"/>
-        <w:gridCol w:w="2520"/>
-        <w:gridCol w:w="2520"/>
-        <w:gridCol w:w="2520"/>
+        <w:gridCol w:w="4608"/>
+        <w:gridCol w:w="1368"/>
+        <w:gridCol w:w="1368"/>
+        <w:gridCol w:w="1368"/>
       </w:tblGrid>
       <w:tr>
         <w:tc>
@@ -18466,15 +18512,17 @@
           <w:insideH w:val="single" w:sz="4" w:space="0" w:color="C9D4D1"/>
           <w:insideV w:val="single" w:sz="4" w:space="0" w:color="C9D4D1"/>
         </w:tblBorders>
+        <w:tblLayout w:type="fixed"/>
+        <w:tblW w:w="10080" w:type="dxa"/>
       </w:tblPr>
       <w:tblGrid>
-        <w:gridCol w:w="1440"/>
-        <w:gridCol w:w="1440"/>
-        <w:gridCol w:w="1440"/>
-        <w:gridCol w:w="1440"/>
-        <w:gridCol w:w="1440"/>
-        <w:gridCol w:w="1440"/>
-        <w:gridCol w:w="1440"/>
+        <w:gridCol w:w="3600"/>
+        <w:gridCol w:w="1080"/>
+        <w:gridCol w:w="1080"/>
+        <w:gridCol w:w="1080"/>
+        <w:gridCol w:w="1080"/>
+        <w:gridCol w:w="1080"/>
+        <w:gridCol w:w="1080"/>
       </w:tblGrid>
       <w:tr>
         <w:tc>
@@ -19163,15 +19211,17 @@
           <w:insideH w:val="single" w:sz="4" w:space="0" w:color="C9D4D1"/>
           <w:insideV w:val="single" w:sz="4" w:space="0" w:color="C9D4D1"/>
         </w:tblBorders>
+        <w:tblLayout w:type="fixed"/>
+        <w:tblW w:w="10079" w:type="dxa"/>
       </w:tblPr>
       <w:tblGrid>
-        <w:gridCol w:w="1440"/>
-        <w:gridCol w:w="1440"/>
-        <w:gridCol w:w="1440"/>
-        <w:gridCol w:w="1440"/>
-        <w:gridCol w:w="1440"/>
-        <w:gridCol w:w="1440"/>
-        <w:gridCol w:w="1440"/>
+        <w:gridCol w:w="2736"/>
+        <w:gridCol w:w="1224"/>
+        <w:gridCol w:w="1224"/>
+        <w:gridCol w:w="1224"/>
+        <w:gridCol w:w="1224"/>
+        <w:gridCol w:w="1224"/>
+        <w:gridCol w:w="1224"/>
       </w:tblGrid>
       <w:tr>
         <w:tc>
@@ -19816,129 +19866,6 @@
                 <w:sz w:val="17"/>
               </w:rPr>
               <w:t>5.9%</w:t>
-            </w:r>
-          </w:p>
-        </w:tc>
-      </w:tr>
-      <w:tr>
-        <w:tc>
-          <w:tcPr>
-            <w:tcW w:type="dxa" w:w="2736"/>
-          </w:tcPr>
-          <w:p>
-            <w:pPr>
-              <w:spacing w:after="20"/>
-            </w:pPr>
-            <w:r>
-              <w:rPr>
-                <w:b/>
-                <w:color w:val="1C3A36"/>
-                <w:sz w:val="17"/>
-              </w:rPr>
-              <w:t>Stress check</w:t>
-            </w:r>
-          </w:p>
-        </w:tc>
-        <w:tc>
-          <w:tcPr>
-            <w:tcW w:type="dxa" w:w="1224"/>
-          </w:tcPr>
-          <w:p>
-            <w:pPr>
-              <w:spacing w:after="20"/>
-              <w:jc w:val="right"/>
-            </w:pPr>
-            <w:r>
-              <w:rPr>
-                <w:color w:val="1C3A36"/>
-                <w:sz w:val="17"/>
-              </w:rPr>
-              <w:t>At the heaviest capital spending of the three filed years the dividend is 1.05x covered by model free cash flow in the first forecast year, and at the lightest 1.24x — covered throughout the range this company has actually operated in. The question the cover table asks is whether the data-centre build takes intensity ABOVE anything it has yet run; the core cash pile funds a shortfall for years before leverage becomes a constraint.</w:t>
-            </w:r>
-          </w:p>
-        </w:tc>
-        <w:tc>
-          <w:tcPr>
-            <w:tcW w:type="dxa" w:w="1224"/>
-          </w:tcPr>
-          <w:p>
-            <w:pPr>
-              <w:spacing w:after="20"/>
-              <w:jc w:val="right"/>
-            </w:pPr>
-            <w:r>
-              <w:rPr>
-                <w:color w:val="1C3A36"/>
-                <w:sz w:val="17"/>
-              </w:rPr>
-            </w:r>
-          </w:p>
-        </w:tc>
-        <w:tc>
-          <w:tcPr>
-            <w:tcW w:type="dxa" w:w="1224"/>
-          </w:tcPr>
-          <w:p>
-            <w:pPr>
-              <w:spacing w:after="20"/>
-              <w:jc w:val="right"/>
-            </w:pPr>
-            <w:r>
-              <w:rPr>
-                <w:color w:val="1C3A36"/>
-                <w:sz w:val="17"/>
-              </w:rPr>
-            </w:r>
-          </w:p>
-        </w:tc>
-        <w:tc>
-          <w:tcPr>
-            <w:tcW w:type="dxa" w:w="1224"/>
-          </w:tcPr>
-          <w:p>
-            <w:pPr>
-              <w:spacing w:after="20"/>
-              <w:jc w:val="right"/>
-            </w:pPr>
-            <w:r>
-              <w:rPr>
-                <w:color w:val="1C3A36"/>
-                <w:sz w:val="17"/>
-              </w:rPr>
-            </w:r>
-          </w:p>
-        </w:tc>
-        <w:tc>
-          <w:tcPr>
-            <w:tcW w:type="dxa" w:w="1224"/>
-          </w:tcPr>
-          <w:p>
-            <w:pPr>
-              <w:spacing w:after="20"/>
-              <w:jc w:val="right"/>
-            </w:pPr>
-            <w:r>
-              <w:rPr>
-                <w:color w:val="1C3A36"/>
-                <w:sz w:val="17"/>
-              </w:rPr>
-            </w:r>
-          </w:p>
-        </w:tc>
-        <w:tc>
-          <w:tcPr>
-            <w:tcW w:type="dxa" w:w="1224"/>
-          </w:tcPr>
-          <w:p>
-            <w:pPr>
-              <w:spacing w:after="20"/>
-              <w:jc w:val="right"/>
-            </w:pPr>
-            <w:r>
-              <w:rPr>
-                <w:color w:val="1C3A36"/>
-                <w:sz w:val="17"/>
-              </w:rPr>
             </w:r>
           </w:p>
         </w:tc>
@@ -19948,6 +19875,20 @@
       <w:pPr>
         <w:spacing w:after="40"/>
       </w:pPr>
+    </w:p>
+    <w:p>
+      <w:pPr>
+        <w:spacing w:after="200" w:before="0"/>
+      </w:pPr>
+      <w:r>
+        <w:rPr>
+          <w:b w:val="0"/>
+          <w:i/>
+          <w:color w:val="6E7B77"/>
+          <w:sz w:val="17"/>
+        </w:rPr>
+        <w:t>Stress check: at the heaviest capital spending of the three filed years the dividend is 1.05x covered by model free cash flow in the first forecast year, and at the lightest 1.24x — covered throughout the range this company has actually operated in. What the cover table asks is whether the data-centre build takes intensity ABOVE anything it has yet run; the core cash pile funds a shortfall for years before leverage becomes a constraint.</w:t>
+      </w:r>
     </w:p>
     <w:p>
       <w:pPr>
@@ -20025,12 +19966,14 @@
           <w:insideH w:val="single" w:sz="4" w:space="0" w:color="C9D4D1"/>
           <w:insideV w:val="single" w:sz="4" w:space="0" w:color="C9D4D1"/>
         </w:tblBorders>
+        <w:tblLayout w:type="fixed"/>
+        <w:tblW w:w="10080" w:type="dxa"/>
       </w:tblPr>
       <w:tblGrid>
-        <w:gridCol w:w="2520"/>
-        <w:gridCol w:w="2520"/>
-        <w:gridCol w:w="2520"/>
-        <w:gridCol w:w="2520"/>
+        <w:gridCol w:w="2232"/>
+        <w:gridCol w:w="1512"/>
+        <w:gridCol w:w="1944"/>
+        <w:gridCol w:w="4392"/>
       </w:tblGrid>
       <w:tr>
         <w:tc>
@@ -20696,11 +20639,13 @@
           <w:insideH w:val="single" w:sz="4" w:space="0" w:color="C9D4D1"/>
           <w:insideV w:val="single" w:sz="4" w:space="0" w:color="C9D4D1"/>
         </w:tblBorders>
+        <w:tblLayout w:type="fixed"/>
+        <w:tblW w:w="8784" w:type="dxa"/>
       </w:tblPr>
       <w:tblGrid>
-        <w:gridCol w:w="3360"/>
-        <w:gridCol w:w="3360"/>
-        <w:gridCol w:w="3360"/>
+        <w:gridCol w:w="2736"/>
+        <w:gridCol w:w="3311"/>
+        <w:gridCol w:w="2736"/>
       </w:tblGrid>
       <w:tr>
         <w:tc>
@@ -21151,12 +21096,14 @@
           <w:insideH w:val="single" w:sz="4" w:space="0" w:color="C9D4D1"/>
           <w:insideV w:val="single" w:sz="4" w:space="0" w:color="C9D4D1"/>
         </w:tblBorders>
+        <w:tblLayout w:type="fixed"/>
+        <w:tblW w:w="8784" w:type="dxa"/>
       </w:tblPr>
       <w:tblGrid>
-        <w:gridCol w:w="2520"/>
-        <w:gridCol w:w="2520"/>
-        <w:gridCol w:w="2520"/>
-        <w:gridCol w:w="2520"/>
+        <w:gridCol w:w="1655"/>
+        <w:gridCol w:w="1224"/>
+        <w:gridCol w:w="2736"/>
+        <w:gridCol w:w="3168"/>
       </w:tblGrid>
       <w:tr>
         <w:tc>
@@ -21821,10 +21768,12 @@
           <w:insideH w:val="single" w:sz="4" w:space="0" w:color="C9D4D1"/>
           <w:insideV w:val="single" w:sz="4" w:space="0" w:color="C9D4D1"/>
         </w:tblBorders>
+        <w:tblLayout w:type="fixed"/>
+        <w:tblW w:w="8784" w:type="dxa"/>
       </w:tblPr>
       <w:tblGrid>
-        <w:gridCol w:w="5040"/>
-        <w:gridCol w:w="5040"/>
+        <w:gridCol w:w="6336"/>
+        <w:gridCol w:w="2448"/>
       </w:tblGrid>
       <w:tr>
         <w:tc>
@@ -22237,10 +22186,12 @@
           <w:insideH w:val="single" w:sz="4" w:space="0" w:color="C9D4D1"/>
           <w:insideV w:val="single" w:sz="4" w:space="0" w:color="C9D4D1"/>
         </w:tblBorders>
+        <w:tblLayout w:type="fixed"/>
+        <w:tblW w:w="8784" w:type="dxa"/>
       </w:tblPr>
       <w:tblGrid>
-        <w:gridCol w:w="5040"/>
-        <w:gridCol w:w="5040"/>
+        <w:gridCol w:w="6336"/>
+        <w:gridCol w:w="2448"/>
       </w:tblGrid>
       <w:tr>
         <w:tc>
@@ -22653,12 +22604,14 @@
           <w:insideH w:val="single" w:sz="4" w:space="0" w:color="C9D4D1"/>
           <w:insideV w:val="single" w:sz="4" w:space="0" w:color="C9D4D1"/>
         </w:tblBorders>
+        <w:tblLayout w:type="fixed"/>
+        <w:tblW w:w="9648" w:type="dxa"/>
       </w:tblPr>
       <w:tblGrid>
-        <w:gridCol w:w="2520"/>
-        <w:gridCol w:w="2520"/>
-        <w:gridCol w:w="2520"/>
-        <w:gridCol w:w="2520"/>
+        <w:gridCol w:w="3168"/>
+        <w:gridCol w:w="1007"/>
+        <w:gridCol w:w="3888"/>
+        <w:gridCol w:w="1584"/>
       </w:tblGrid>
       <w:tr>
         <w:tc>
@@ -23130,11 +23083,13 @@
           <w:insideH w:val="single" w:sz="4" w:space="0" w:color="C9D4D1"/>
           <w:insideV w:val="single" w:sz="4" w:space="0" w:color="C9D4D1"/>
         </w:tblBorders>
+        <w:tblLayout w:type="fixed"/>
+        <w:tblW w:w="8784" w:type="dxa"/>
       </w:tblPr>
       <w:tblGrid>
-        <w:gridCol w:w="3360"/>
-        <w:gridCol w:w="3360"/>
-        <w:gridCol w:w="3360"/>
+        <w:gridCol w:w="3600"/>
+        <w:gridCol w:w="1080"/>
+        <w:gridCol w:w="4104"/>
       </w:tblGrid>
       <w:tr>
         <w:tc>
@@ -23593,12 +23548,14 @@
           <w:insideH w:val="single" w:sz="4" w:space="0" w:color="C9D4D1"/>
           <w:insideV w:val="single" w:sz="4" w:space="0" w:color="C9D4D1"/>
         </w:tblBorders>
+        <w:tblLayout w:type="fixed"/>
+        <w:tblW w:w="10080" w:type="dxa"/>
       </w:tblPr>
       <w:tblGrid>
-        <w:gridCol w:w="2520"/>
-        <w:gridCol w:w="2520"/>
-        <w:gridCol w:w="2520"/>
-        <w:gridCol w:w="2520"/>
+        <w:gridCol w:w="1440"/>
+        <w:gridCol w:w="3168"/>
+        <w:gridCol w:w="3600"/>
+        <w:gridCol w:w="1872"/>
       </w:tblGrid>
       <w:tr>
         <w:tc>

--- a/engine/stc_study/STC_Valuation_Study_05-09-2026_public.docx
+++ b/engine/stc_study/STC_Valuation_Study_05-09-2026_public.docx
@@ -163,7 +163,7 @@
           <w:color w:val="1C3A36"/>
           <w:sz w:val="19"/>
         </w:rPr>
-        <w:t xml:space="preserve"> — 43.06% of the PIF-controlled tower company (TAWAL/Digital Infrastructure) and 9.97% of Telefónica · reporting currency SAR (pegged to USD at 3.75) · prices and probabilities computed 7 Jul 2026 from the attached daily history · primary lens: going-concern FCFF DCF, cross-checked by the dividend-policy DDM, relative multiples and normalized earnings · the swing factors: capex intensity against the locked SAR 2.20 dividend, and the discount-rate (beta) question.</w:t>
+        <w:t xml:space="preserve"> — 43.06% of the PIF-controlled tower company (TAWAL/Digital Infrastructure) and 9.97% of Telefónica · reporting currency SAR (pegged to USD at 3.75) · valued against the latest known close of 2026-09-03, with the price map struck on the last session in the price library, 2026-08-31 · primary lens: going-concern FCFF DCF, cross-checked by the dividend-policy DDM, relative multiples and normalized earnings · the swing factors: capex intensity against the locked SAR 2.20 dividend, and the discount-rate (beta) question.</w:t>
       </w:r>
     </w:p>
     <w:tbl>
@@ -234,7 +234,7 @@
                 <w:color w:val="1C3A36"/>
                 <w:sz w:val="19"/>
               </w:rPr>
-              <w:t>All values are model outputs presented as ranges and distributions because no single number should be relied on. Reported financials are the company’s own disclosure (FY2023–FY2025 IR releases on the restated continuing-operations basis; Q1-2026 release, 28 Apr 2026; Q1-2026 interim financial statements) — all from stc.com. Forward-looking inputs — the segment growth and margin paths, capex intensity, the cost of capital, terminal growth, the multiples and the Monte-Carlo factor probabilities — are the preparer’s judgments and are flagged throughout. Some balance-sheet detail lines are grouped estimates tying to disclosed totals. Consult a licensed financial advisor before any investment decision.</w:t>
+              <w:t>All values are model outputs presented as ranges and distributions because no single number should be relied on. Reported financials are the company’s own disclosure (FY2023–FY2025 IR releases on the restated continuing-operations basis; Q1-2026 release, 28 Apr 2026; Q1-2026 interim financial statements) — all from stc.com. Forward-looking inputs — the segment growth and margin paths, capex intensity, the cost of capital, terminal growth and the multiples — are the preparer’s judgments and are flagged throughout. Some balance-sheet detail lines are grouped estimates tying to disclosed totals. Consult a licensed financial advisor before any investment decision.</w:t>
             </w:r>
           </w:p>
         </w:tc>
@@ -24091,7 +24091,7 @@
           <w:color w:val="1C3A36"/>
           <w:sz w:val="19"/>
         </w:rPr>
-        <w:t>Figures are in Saudi riyals (SAR), millions unless stated; bn denotes billion. The riyal is pegged to the US dollar at 3.75. Rounding may cause totals to differ slightly. Spot price and market data are as of 7 July 2026 and change continuously.</w:t>
+        <w:t>Figures are in Saudi riyals (SAR), millions unless stated; bn denotes billion. The riyal is pegged to the US dollar at 3.75. Rounding may cause totals to differ slightly. The market price this study is measured against is the close of 2026-09-03; the price map is struck on 2026-08-31, the last session in the price library, and both change continuously.</w:t>
       </w:r>
     </w:p>
     <w:p>

--- a/engine/stc_study/STC_Valuation_Study_05-09-2026_public.docx
+++ b/engine/stc_study/STC_Valuation_Study_05-09-2026_public.docx
@@ -11740,7 +11740,7 @@
           <w:color w:val="1C3A36"/>
           <w:sz w:val="21"/>
         </w:rPr>
-        <w:t>The tape is firm and the stock is trading above its whole moving-average stack. At SAR 44.72 the price sits above all 4 of the 20-, 50-, 100- and 200-day averages, which are themselves compressed into a band of SAR 0.61 (43.30 to 43.91) — so the stack is flat while the price has stepped clear of it by 1.8% above the highest of the four. RSI(14) at 66 is firm but short of overbought, and the MACD histogram is positive, with the line above its signal. The 52-week range is narrow for an emerging-market name — 40.20 to 45.38, a span of 13% — and realised volatility over the trailing year (12.9%) is among the lowest on the exchange. Price is up 1.8% over the last twenty sessions and 1.6% over the last sixty. This is a quiet advance rather than a trending breakout: the direction is up, the energy behind it is low.</w:t>
+        <w:t>The tape is firm and the stock is trading above its whole moving-average stack. At SAR 44.72 the price sits above all four of the 20-, 50-, 100- and 200-day averages, which are themselves compressed into a band of SAR 0.61 (43.30 to 43.91) — so the stack is flat while the price has stepped clear of it by 1.8% above the highest of the four. RSI(14) at 66 is firm but short of overbought, and the MACD histogram is positive, with the line above its signal. The 52-week range is narrow for an emerging-market name — 40.20 to 45.38, a span of 13% — and realised volatility over the trailing year (12.9%) is among the lowest on the exchange. Price is up 1.8% over the last twenty sessions and 1.6% over the last sixty. This is a quiet advance rather than a trending breakout: the direction is up, the energy behind it is low.</w:t>
       </w:r>
     </w:p>
     <w:tbl>
@@ -11881,7 +11881,7 @@
                 <w:color w:val="1C3A36"/>
                 <w:sz w:val="18"/>
               </w:rPr>
-              <w:t>71th percentile of the 52-week range</w:t>
+              <w:t>87th percentile of the 52-week range</w:t>
             </w:r>
           </w:p>
         </w:tc>

--- a/engine/stc_study/STC_Valuation_Study_05-09-2026_public.docx
+++ b/engine/stc_study/STC_Valuation_Study_05-09-2026_public.docx
@@ -14795,6 +14795,29 @@
           <w:sz w:val="17"/>
         </w:rPr>
         <w:t>The envelope this study publishes is the RANGE of the present-value reads, not an average of them: SAR 37.37 to 47.97. No weights are applied anywhere, because a number produced by averaging several methods is a new method with parameters nobody tested — it imports the weakness of the weakest lens at whatever weight somebody typed.</w:t>
+      </w:r>
+    </w:p>
+    <w:p>
+      <w:pPr>
+        <w:spacing w:after="120" w:before="0"/>
+      </w:pPr>
+      <w:r>
+        <w:rPr>
+          <w:b/>
+          <w:i w:val="0"/>
+          <w:color w:val="1C3A36"/>
+          <w:sz w:val="21"/>
+        </w:rPr>
+        <w:t xml:space="preserve">What the price is paying for. </w:t>
+      </w:r>
+      <w:r>
+        <w:rPr>
+          <w:b w:val="0"/>
+          <w:i w:val="0"/>
+          <w:color w:val="1C3A36"/>
+          <w:sz w:val="21"/>
+        </w:rPr>
+        <w:t>Read backwards, this model reproduces the market price of SAR 43.86 at an equity beta of about 0.54 — read straight off the grid in §1.9, between its 0.50 and 0.71 rows, so a reader can check it against what is printed there rather than taking it on trust. This stock's own 4.9-year weekly regression against its exchange's published index gives 0.7078 with a standard error of 0.1029, so the market is paying for a beta roughly 1.6 standard errors below the point estimate — inside what the regression cannot rule out, and not what it measures. THE DISAGREEMENT IS ABOUT THE PRICE OF RISK, NOT ABOUT THE BUSINESS, and that is worth stating because §1.7 says otherwise: the crux names capital intensity as the swing driver, and no capital-spending assumption inside this company's own history closes the gap. At two percentage points of revenue BELOW the modelled intensity — lighter than any of the three filed years ran — the model reaches SAR 39.46, still 10% short of the price. A reader who thinks this study too pessimistic should therefore be arguing about the discount rate rather than about the capital programme.</w:t>
       </w:r>
     </w:p>
     <w:p>

--- a/engine/stc_study/STC_Valuation_Study_05-09-2026_public.docx
+++ b/engine/stc_study/STC_Valuation_Study_05-09-2026_public.docx
@@ -33,10 +33,18 @@
             </w:r>
             <w:r>
               <w:rPr>
+                <w:b/>
+                <w:color w:val="FFFFFF"/>
+                <w:sz w:val="19"/>
+              </w:rPr>
+              <w:t xml:space="preserve">   Edition of 5 September 2026</w:t>
+            </w:r>
+            <w:r>
+              <w:rPr>
                 <w:color w:val="9FB0AC"/>
                 <w:sz w:val="19"/>
               </w:rPr>
-              <w:t xml:space="preserve">   Not investment advice</w:t>
+              <w:t xml:space="preserve">   ·   Not investment advice</w:t>
             </w:r>
           </w:p>
         </w:tc>
@@ -86,7 +94,7 @@
           <w:color w:val="6E7B77"/>
           <w:sz w:val="21"/>
         </w:rPr>
-        <w:t>Fundamental analysis · Technical analysis · Monte Carlo simulation — one integrated read</w:t>
+        <w:t>Fundamental analysis · Technical analysis · Monte Carlo simulation — one integrated read   ·   Edition of 5 September 2026</w:t>
       </w:r>
     </w:p>
     <w:p>
@@ -4065,7 +4073,7 @@
                 <w:color w:val="1C3A36"/>
                 <w:sz w:val="18"/>
               </w:rPr>
-              <w:t>+ Associates &amp; JVs (43.06% DIIC/TAWAL, carrying)</w:t>
+              <w:t>Plus investments in associates and joint ventures, at book</w:t>
             </w:r>
           </w:p>
         </w:tc>
@@ -4103,7 +4111,7 @@
                 <w:color w:val="1C3A36"/>
                 <w:sz w:val="18"/>
               </w:rPr>
-              <w:t>+ Telefónica 9.97% (market mark)</w:t>
+              <w:t>Plus the listed equity investment at its disclosed fair value</w:t>
             </w:r>
           </w:p>
         </w:tc>
@@ -4141,7 +4149,7 @@
                 <w:color w:val="1C3A36"/>
                 <w:sz w:val="18"/>
               </w:rPr>
-              <w:t>less: Net debt (IR basis, Q1-26) · NCI</w:t>
+              <w:t>Plus investment funds and unlisted equity investments, at fair value</w:t>
             </w:r>
           </w:p>
         </w:tc>
@@ -4159,7 +4167,7 @@
                 <w:color w:val="1C3A36"/>
                 <w:sz w:val="18"/>
               </w:rPr>
-              <w:t>(8,375) · (3,928)</w:t>
+              <w:t>5,164</w:t>
             </w:r>
           </w:p>
         </w:tc>
@@ -4179,7 +4187,7 @@
                 <w:color w:val="1C3A36"/>
                 <w:sz w:val="18"/>
               </w:rPr>
-              <w:t>Equity value</w:t>
+              <w:t>Less net debt</w:t>
             </w:r>
           </w:p>
         </w:tc>
@@ -4197,7 +4205,7 @@
                 <w:color w:val="1C3A36"/>
                 <w:sz w:val="18"/>
               </w:rPr>
-              <w:t>190,447</w:t>
+              <w:t>8,375</w:t>
             </w:r>
           </w:p>
         </w:tc>
@@ -4217,7 +4225,7 @@
                 <w:color w:val="1C3A36"/>
                 <w:sz w:val="18"/>
               </w:rPr>
-              <w:t>DCF fair value per share</w:t>
+              <w:t>Less the minority at its share of equity value</w:t>
             </w:r>
           </w:p>
         </w:tc>
@@ -4235,7 +4243,83 @@
                 <w:color w:val="1C3A36"/>
                 <w:sz w:val="18"/>
               </w:rPr>
-              <w:t>SAR 38.14</w:t>
+              <w:t>3,928</w:t>
+            </w:r>
+          </w:p>
+        </w:tc>
+      </w:tr>
+      <w:tr>
+        <w:tc>
+          <w:tcPr>
+            <w:tcW w:type="dxa" w:w="5760"/>
+          </w:tcPr>
+          <w:p>
+            <w:pPr>
+              <w:spacing w:after="20"/>
+            </w:pPr>
+            <w:r>
+              <w:rPr>
+                <w:b/>
+                <w:color w:val="1C3A36"/>
+                <w:sz w:val="18"/>
+              </w:rPr>
+              <w:t>Equity value</w:t>
+            </w:r>
+          </w:p>
+        </w:tc>
+        <w:tc>
+          <w:tcPr>
+            <w:tcW w:type="dxa" w:w="2304"/>
+          </w:tcPr>
+          <w:p>
+            <w:pPr>
+              <w:spacing w:after="20"/>
+              <w:jc w:val="right"/>
+            </w:pPr>
+            <w:r>
+              <w:rPr>
+                <w:color w:val="1C3A36"/>
+                <w:sz w:val="18"/>
+              </w:rPr>
+              <w:t>190,447</w:t>
+            </w:r>
+          </w:p>
+        </w:tc>
+      </w:tr>
+      <w:tr>
+        <w:tc>
+          <w:tcPr>
+            <w:tcW w:type="dxa" w:w="5760"/>
+          </w:tcPr>
+          <w:p>
+            <w:pPr>
+              <w:spacing w:after="20"/>
+            </w:pPr>
+            <w:r>
+              <w:rPr>
+                <w:b/>
+                <w:color w:val="1C3A36"/>
+                <w:sz w:val="18"/>
+              </w:rPr>
+              <w:t>Divided by shares in issue (4,993.0 million)</w:t>
+            </w:r>
+          </w:p>
+        </w:tc>
+        <w:tc>
+          <w:tcPr>
+            <w:tcW w:type="dxa" w:w="2304"/>
+          </w:tcPr>
+          <w:p>
+            <w:pPr>
+              <w:spacing w:after="20"/>
+              <w:jc w:val="right"/>
+            </w:pPr>
+            <w:r>
+              <w:rPr>
+                <w:color w:val="1C3A36"/>
+                <w:sz w:val="18"/>
+              </w:rPr>
+              <w:t>SAR 38.14 per share</w:t>
             </w:r>
           </w:p>
         </w:tc>
@@ -4257,7 +4341,7 @@
           <w:color w:val="1C3A36"/>
           <w:sz w:val="21"/>
         </w:rPr>
-        <w:t>Two honesty notes. First, 71% of the enterprise value sits in the terminal — at a 5.1-point WACC−g spread this is a duration bet dressed as a five-year model, which is why §1.9 sensitizes the WACC × g grid and the beta separately rather than hiding either. Second, the model FCFF (SAR 10.3 bn FY26E) runs ~SAR 2–3 bn richer than stc's own reported FY25 free cash flow (6.5 bn), because reported OCF absorbs receivables swings, early-retirement cash and zakat timing that a NOPAT-based FCFF smooths; Q1-26's FCF of 3.9 bn (+494% YoY) suggests the gap is closing, but Appendix A shows both series so the difference is visible rather than averaged away.</w:t>
+        <w:t>Two honesty notes. First, 71% of the enterprise value sits in the terminal — at a 6.1-point spread between the cost of capital and terminal growth this is a duration bet dressed as a five-year model, which is why §1.9 prices the rate grid and the beta separately rather than hiding either. Second, the model's first-year free cash flow of SAR 12.5 bn runs richer than stc's own reported FY25 free cash flow (6.5 bn), because reported OCF absorbs receivables swings, early-retirement cash and zakat timing that a NOPAT-based FCFF smooths; Q1-26's FCF of 3.9 bn (+494% YoY) suggests the gap is closing, but Appendix A shows both series so the difference is visible rather than averaged away.</w:t>
       </w:r>
     </w:p>
     <w:p>
@@ -5812,7 +5896,7 @@
           <w:color w:val="1C3A36"/>
           <w:sz w:val="21"/>
         </w:rPr>
-        <w:t>We weight the DCF most heavily because it is the only lens that prices the full capex-and-recovery arc; the DDM carries the pre-committed cash; the relative lens anchors to what the market pays for GCC telecom cash flows today; normalized earnings is the ballast.</w:t>
+        <w:t>One lens is the answer and the others are published beside it. The cash-flow model is the class primary — it is the only one of these that prices the whole capital programme and its recovery — and the dividend, multiple and normalised-earnings reads are cross-checks a reader can hold against it. THEY ARE NOT WEIGHTED AND THERE IS NO BLEND: a number produced by averaging several methods is a new method with parameters nobody tested, and it imports the weakness of the weakest lens at whatever weight somebody typed. An earlier edition of this study did exactly that, at 35 / 25 / 20 / 20.</w:t>
       </w:r>
     </w:p>
     <w:tbl>
@@ -5836,14 +5920,14 @@
           <w:insideV w:val="single" w:sz="4" w:space="0" w:color="C9D4D1"/>
         </w:tblBorders>
         <w:tblLayout w:type="fixed"/>
-        <w:tblW w:w="9504" w:type="dxa"/>
+        <w:tblW w:w="9432" w:type="dxa"/>
       </w:tblPr>
       <w:tblGrid>
         <w:gridCol w:w="3456"/>
-        <w:gridCol w:w="1296"/>
-        <w:gridCol w:w="1584"/>
-        <w:gridCol w:w="1584"/>
-        <w:gridCol w:w="1584"/>
+        <w:gridCol w:w="1440"/>
+        <w:gridCol w:w="1512"/>
+        <w:gridCol w:w="1512"/>
+        <w:gridCol w:w="1512"/>
       </w:tblGrid>
       <w:tr>
         <w:tc>
@@ -5859,7 +5943,7 @@
               <w:rPr>
                 <w:b/>
                 <w:color w:val="1C3A36"/>
-                <w:sz w:val="18"/>
+                <w:sz w:val="17"/>
               </w:rPr>
               <w:t>Lens</w:t>
             </w:r>
@@ -5867,7 +5951,7 @@
         </w:tc>
         <w:tc>
           <w:tcPr>
-            <w:tcW w:type="dxa" w:w="1296"/>
+            <w:tcW w:type="dxa" w:w="1440"/>
             <w:shd w:val="clear" w:color="auto" w:fill="EAF0EE"/>
           </w:tcPr>
           <w:p>
@@ -5878,15 +5962,15 @@
               <w:rPr>
                 <w:b/>
                 <w:color w:val="1C3A36"/>
-                <w:sz w:val="18"/>
-              </w:rPr>
-              <w:t>Weight</w:t>
-            </w:r>
-          </w:p>
-        </w:tc>
-        <w:tc>
-          <w:tcPr>
-            <w:tcW w:type="dxa" w:w="1584"/>
+                <w:sz w:val="17"/>
+              </w:rPr>
+              <w:t>Role</w:t>
+            </w:r>
+          </w:p>
+        </w:tc>
+        <w:tc>
+          <w:tcPr>
+            <w:tcW w:type="dxa" w:w="1512"/>
             <w:shd w:val="clear" w:color="auto" w:fill="EAF0EE"/>
           </w:tcPr>
           <w:p>
@@ -5897,7 +5981,7 @@
               <w:rPr>
                 <w:b/>
                 <w:color w:val="1C3A36"/>
-                <w:sz w:val="18"/>
+                <w:sz w:val="17"/>
               </w:rPr>
               <w:t>Bear</w:t>
             </w:r>
@@ -5905,7 +5989,7 @@
         </w:tc>
         <w:tc>
           <w:tcPr>
-            <w:tcW w:type="dxa" w:w="1584"/>
+            <w:tcW w:type="dxa" w:w="1512"/>
             <w:shd w:val="clear" w:color="auto" w:fill="EAF0EE"/>
           </w:tcPr>
           <w:p>
@@ -5916,7 +6000,7 @@
               <w:rPr>
                 <w:b/>
                 <w:color w:val="1C3A36"/>
-                <w:sz w:val="18"/>
+                <w:sz w:val="17"/>
               </w:rPr>
               <w:t>Base</w:t>
             </w:r>
@@ -5924,7 +6008,7 @@
         </w:tc>
         <w:tc>
           <w:tcPr>
-            <w:tcW w:type="dxa" w:w="1584"/>
+            <w:tcW w:type="dxa" w:w="1512"/>
             <w:shd w:val="clear" w:color="auto" w:fill="EAF0EE"/>
           </w:tcPr>
           <w:p>
@@ -5935,7 +6019,7 @@
               <w:rPr>
                 <w:b/>
                 <w:color w:val="1C3A36"/>
-                <w:sz w:val="18"/>
+                <w:sz w:val="17"/>
               </w:rPr>
               <w:t>Bull</w:t>
             </w:r>
@@ -5955,61 +6039,61 @@
               <w:rPr>
                 <w:b/>
                 <w:color w:val="1C3A36"/>
-                <w:sz w:val="18"/>
-              </w:rPr>
-              <w:t>FCFF DCF (primary)</w:t>
-            </w:r>
-          </w:p>
-        </w:tc>
-        <w:tc>
-          <w:tcPr>
-            <w:tcW w:type="dxa" w:w="1296"/>
-          </w:tcPr>
-          <w:p>
-            <w:pPr>
-              <w:spacing w:after="20"/>
-              <w:jc w:val="right"/>
-            </w:pPr>
-            <w:r>
-              <w:rPr>
-                <w:color w:val="1C3A36"/>
-                <w:sz w:val="18"/>
-              </w:rPr>
-              <w:t>35%</w:t>
-            </w:r>
-          </w:p>
-        </w:tc>
-        <w:tc>
-          <w:tcPr>
-            <w:tcW w:type="dxa" w:w="1584"/>
-          </w:tcPr>
-          <w:p>
-            <w:pPr>
-              <w:spacing w:after="20"/>
-              <w:jc w:val="right"/>
-            </w:pPr>
-            <w:r>
-              <w:rPr>
-                <w:color w:val="1C3A36"/>
-                <w:sz w:val="18"/>
-              </w:rPr>
-              <w:t>37</w:t>
-            </w:r>
-          </w:p>
-        </w:tc>
-        <w:tc>
-          <w:tcPr>
-            <w:tcW w:type="dxa" w:w="1584"/>
-          </w:tcPr>
-          <w:p>
-            <w:pPr>
-              <w:spacing w:after="20"/>
-              <w:jc w:val="right"/>
-            </w:pPr>
-            <w:r>
-              <w:rPr>
-                <w:color w:val="1C3A36"/>
-                <w:sz w:val="18"/>
+                <w:sz w:val="17"/>
+              </w:rPr>
+              <w:t>Cash-flow model</w:t>
+            </w:r>
+          </w:p>
+        </w:tc>
+        <w:tc>
+          <w:tcPr>
+            <w:tcW w:type="dxa" w:w="1440"/>
+          </w:tcPr>
+          <w:p>
+            <w:pPr>
+              <w:spacing w:after="20"/>
+              <w:jc w:val="right"/>
+            </w:pPr>
+            <w:r>
+              <w:rPr>
+                <w:color w:val="1C3A36"/>
+                <w:sz w:val="17"/>
+              </w:rPr>
+              <w:t>THE CENTRAL</w:t>
+            </w:r>
+          </w:p>
+        </w:tc>
+        <w:tc>
+          <w:tcPr>
+            <w:tcW w:type="dxa" w:w="1512"/>
+          </w:tcPr>
+          <w:p>
+            <w:pPr>
+              <w:spacing w:after="20"/>
+              <w:jc w:val="right"/>
+            </w:pPr>
+            <w:r>
+              <w:rPr>
+                <w:color w:val="1C3A36"/>
+                <w:sz w:val="17"/>
+              </w:rPr>
+              <w:t>37.4</w:t>
+            </w:r>
+          </w:p>
+        </w:tc>
+        <w:tc>
+          <w:tcPr>
+            <w:tcW w:type="dxa" w:w="1512"/>
+          </w:tcPr>
+          <w:p>
+            <w:pPr>
+              <w:spacing w:after="20"/>
+              <w:jc w:val="right"/>
+            </w:pPr>
+            <w:r>
+              <w:rPr>
+                <w:color w:val="1C3A36"/>
+                <w:sz w:val="17"/>
               </w:rPr>
               <w:t>38.1</w:t>
             </w:r>
@@ -6017,19 +6101,19 @@
         </w:tc>
         <w:tc>
           <w:tcPr>
-            <w:tcW w:type="dxa" w:w="1584"/>
-          </w:tcPr>
-          <w:p>
-            <w:pPr>
-              <w:spacing w:after="20"/>
-              <w:jc w:val="right"/>
-            </w:pPr>
-            <w:r>
-              <w:rPr>
-                <w:color w:val="1C3A36"/>
-                <w:sz w:val="18"/>
-              </w:rPr>
-              <w:t>39</w:t>
+            <w:tcW w:type="dxa" w:w="1512"/>
+          </w:tcPr>
+          <w:p>
+            <w:pPr>
+              <w:spacing w:after="20"/>
+              <w:jc w:val="right"/>
+            </w:pPr>
+            <w:r>
+              <w:rPr>
+                <w:color w:val="1C3A36"/>
+                <w:sz w:val="17"/>
+              </w:rPr>
+              <w:t>39.0</w:t>
             </w:r>
           </w:p>
         </w:tc>
@@ -6047,61 +6131,61 @@
               <w:rPr>
                 <w:b/>
                 <w:color w:val="1C3A36"/>
-                <w:sz w:val="18"/>
-              </w:rPr>
-              <w:t>Dividend discount (policy)</w:t>
-            </w:r>
-          </w:p>
-        </w:tc>
-        <w:tc>
-          <w:tcPr>
-            <w:tcW w:type="dxa" w:w="1296"/>
-          </w:tcPr>
-          <w:p>
-            <w:pPr>
-              <w:spacing w:after="20"/>
-              <w:jc w:val="right"/>
-            </w:pPr>
-            <w:r>
-              <w:rPr>
-                <w:color w:val="1C3A36"/>
-                <w:sz w:val="18"/>
-              </w:rPr>
-              <w:t>25%</w:t>
-            </w:r>
-          </w:p>
-        </w:tc>
-        <w:tc>
-          <w:tcPr>
-            <w:tcW w:type="dxa" w:w="1584"/>
-          </w:tcPr>
-          <w:p>
-            <w:pPr>
-              <w:spacing w:after="20"/>
-              <w:jc w:val="right"/>
-            </w:pPr>
-            <w:r>
-              <w:rPr>
-                <w:color w:val="1C3A36"/>
-                <w:sz w:val="18"/>
-              </w:rPr>
-              <w:t>29</w:t>
-            </w:r>
-          </w:p>
-        </w:tc>
-        <w:tc>
-          <w:tcPr>
-            <w:tcW w:type="dxa" w:w="1584"/>
-          </w:tcPr>
-          <w:p>
-            <w:pPr>
-              <w:spacing w:after="20"/>
-              <w:jc w:val="right"/>
-            </w:pPr>
-            <w:r>
-              <w:rPr>
-                <w:color w:val="1C3A36"/>
-                <w:sz w:val="18"/>
+                <w:sz w:val="17"/>
+              </w:rPr>
+              <w:t>Dividend discount</w:t>
+            </w:r>
+          </w:p>
+        </w:tc>
+        <w:tc>
+          <w:tcPr>
+            <w:tcW w:type="dxa" w:w="1440"/>
+          </w:tcPr>
+          <w:p>
+            <w:pPr>
+              <w:spacing w:after="20"/>
+              <w:jc w:val="right"/>
+            </w:pPr>
+            <w:r>
+              <w:rPr>
+                <w:color w:val="1C3A36"/>
+                <w:sz w:val="17"/>
+              </w:rPr>
+              <w:t>Cross-check</w:t>
+            </w:r>
+          </w:p>
+        </w:tc>
+        <w:tc>
+          <w:tcPr>
+            <w:tcW w:type="dxa" w:w="1512"/>
+          </w:tcPr>
+          <w:p>
+            <w:pPr>
+              <w:spacing w:after="20"/>
+              <w:jc w:val="right"/>
+            </w:pPr>
+            <w:r>
+              <w:rPr>
+                <w:color w:val="1C3A36"/>
+                <w:sz w:val="17"/>
+              </w:rPr>
+              <w:t>29.2</w:t>
+            </w:r>
+          </w:p>
+        </w:tc>
+        <w:tc>
+          <w:tcPr>
+            <w:tcW w:type="dxa" w:w="1512"/>
+          </w:tcPr>
+          <w:p>
+            <w:pPr>
+              <w:spacing w:after="20"/>
+              <w:jc w:val="right"/>
+            </w:pPr>
+            <w:r>
+              <w:rPr>
+                <w:color w:val="1C3A36"/>
+                <w:sz w:val="17"/>
               </w:rPr>
               <w:t>35.4</w:t>
             </w:r>
@@ -6109,19 +6193,19 @@
         </w:tc>
         <w:tc>
           <w:tcPr>
-            <w:tcW w:type="dxa" w:w="1584"/>
-          </w:tcPr>
-          <w:p>
-            <w:pPr>
-              <w:spacing w:after="20"/>
-              <w:jc w:val="right"/>
-            </w:pPr>
-            <w:r>
-              <w:rPr>
-                <w:color w:val="1C3A36"/>
-                <w:sz w:val="18"/>
-              </w:rPr>
-              <w:t>50</w:t>
+            <w:tcW w:type="dxa" w:w="1512"/>
+          </w:tcPr>
+          <w:p>
+            <w:pPr>
+              <w:spacing w:after="20"/>
+              <w:jc w:val="right"/>
+            </w:pPr>
+            <w:r>
+              <w:rPr>
+                <w:color w:val="1C3A36"/>
+                <w:sz w:val="17"/>
+              </w:rPr>
+              <w:t>49.6</w:t>
             </w:r>
           </w:p>
         </w:tc>
@@ -6139,61 +6223,61 @@
               <w:rPr>
                 <w:b/>
                 <w:color w:val="1C3A36"/>
-                <w:sz w:val="18"/>
-              </w:rPr>
-              <w:t>Relative (EV/EBITDA)</w:t>
-            </w:r>
-          </w:p>
-        </w:tc>
-        <w:tc>
-          <w:tcPr>
-            <w:tcW w:type="dxa" w:w="1296"/>
-          </w:tcPr>
-          <w:p>
-            <w:pPr>
-              <w:spacing w:after="20"/>
-              <w:jc w:val="right"/>
-            </w:pPr>
-            <w:r>
-              <w:rPr>
-                <w:color w:val="1C3A36"/>
-                <w:sz w:val="18"/>
-              </w:rPr>
-              <w:t>20%</w:t>
-            </w:r>
-          </w:p>
-        </w:tc>
-        <w:tc>
-          <w:tcPr>
-            <w:tcW w:type="dxa" w:w="1584"/>
-          </w:tcPr>
-          <w:p>
-            <w:pPr>
-              <w:spacing w:after="20"/>
-              <w:jc w:val="right"/>
-            </w:pPr>
-            <w:r>
-              <w:rPr>
-                <w:color w:val="1C3A36"/>
-                <w:sz w:val="18"/>
-              </w:rPr>
-              <w:t>46</w:t>
-            </w:r>
-          </w:p>
-        </w:tc>
-        <w:tc>
-          <w:tcPr>
-            <w:tcW w:type="dxa" w:w="1584"/>
-          </w:tcPr>
-          <w:p>
-            <w:pPr>
-              <w:spacing w:after="20"/>
-              <w:jc w:val="right"/>
-            </w:pPr>
-            <w:r>
-              <w:rPr>
-                <w:color w:val="1C3A36"/>
-                <w:sz w:val="18"/>
+                <w:sz w:val="17"/>
+              </w:rPr>
+              <w:t>Enterprise multiple on own history</w:t>
+            </w:r>
+          </w:p>
+        </w:tc>
+        <w:tc>
+          <w:tcPr>
+            <w:tcW w:type="dxa" w:w="1440"/>
+          </w:tcPr>
+          <w:p>
+            <w:pPr>
+              <w:spacing w:after="20"/>
+              <w:jc w:val="right"/>
+            </w:pPr>
+            <w:r>
+              <w:rPr>
+                <w:color w:val="1C3A36"/>
+                <w:sz w:val="17"/>
+              </w:rPr>
+              <w:t>Cross-check</w:t>
+            </w:r>
+          </w:p>
+        </w:tc>
+        <w:tc>
+          <w:tcPr>
+            <w:tcW w:type="dxa" w:w="1512"/>
+          </w:tcPr>
+          <w:p>
+            <w:pPr>
+              <w:spacing w:after="20"/>
+              <w:jc w:val="right"/>
+            </w:pPr>
+            <w:r>
+              <w:rPr>
+                <w:color w:val="1C3A36"/>
+                <w:sz w:val="17"/>
+              </w:rPr>
+              <w:t>45.7</w:t>
+            </w:r>
+          </w:p>
+        </w:tc>
+        <w:tc>
+          <w:tcPr>
+            <w:tcW w:type="dxa" w:w="1512"/>
+          </w:tcPr>
+          <w:p>
+            <w:pPr>
+              <w:spacing w:after="20"/>
+              <w:jc w:val="right"/>
+            </w:pPr>
+            <w:r>
+              <w:rPr>
+                <w:color w:val="1C3A36"/>
+                <w:sz w:val="17"/>
               </w:rPr>
               <w:t>48.0</w:t>
             </w:r>
@@ -6201,19 +6285,19 @@
         </w:tc>
         <w:tc>
           <w:tcPr>
-            <w:tcW w:type="dxa" w:w="1584"/>
-          </w:tcPr>
-          <w:p>
-            <w:pPr>
-              <w:spacing w:after="20"/>
-              <w:jc w:val="right"/>
-            </w:pPr>
-            <w:r>
-              <w:rPr>
-                <w:color w:val="1C3A36"/>
-                <w:sz w:val="18"/>
-              </w:rPr>
-              <w:t>50</w:t>
+            <w:tcW w:type="dxa" w:w="1512"/>
+          </w:tcPr>
+          <w:p>
+            <w:pPr>
+              <w:spacing w:after="20"/>
+              <w:jc w:val="right"/>
+            </w:pPr>
+            <w:r>
+              <w:rPr>
+                <w:color w:val="1C3A36"/>
+                <w:sz w:val="17"/>
+              </w:rPr>
+              <w:t>49.8</w:t>
             </w:r>
           </w:p>
         </w:tc>
@@ -6231,61 +6315,61 @@
               <w:rPr>
                 <w:b/>
                 <w:color w:val="1C3A36"/>
-                <w:sz w:val="18"/>
-              </w:rPr>
-              <w:t>Normalized earnings</w:t>
-            </w:r>
-          </w:p>
-        </w:tc>
-        <w:tc>
-          <w:tcPr>
-            <w:tcW w:type="dxa" w:w="1296"/>
-          </w:tcPr>
-          <w:p>
-            <w:pPr>
-              <w:spacing w:after="20"/>
-              <w:jc w:val="right"/>
-            </w:pPr>
-            <w:r>
-              <w:rPr>
-                <w:color w:val="1C3A36"/>
-                <w:sz w:val="18"/>
-              </w:rPr>
-              <w:t>20%</w:t>
-            </w:r>
-          </w:p>
-        </w:tc>
-        <w:tc>
-          <w:tcPr>
-            <w:tcW w:type="dxa" w:w="1584"/>
-          </w:tcPr>
-          <w:p>
-            <w:pPr>
-              <w:spacing w:after="20"/>
-              <w:jc w:val="right"/>
-            </w:pPr>
-            <w:r>
-              <w:rPr>
-                <w:color w:val="1C3A36"/>
-                <w:sz w:val="18"/>
-              </w:rPr>
-              <w:t>37</w:t>
-            </w:r>
-          </w:p>
-        </w:tc>
-        <w:tc>
-          <w:tcPr>
-            <w:tcW w:type="dxa" w:w="1584"/>
-          </w:tcPr>
-          <w:p>
-            <w:pPr>
-              <w:spacing w:after="20"/>
-              <w:jc w:val="right"/>
-            </w:pPr>
-            <w:r>
-              <w:rPr>
-                <w:color w:val="1C3A36"/>
-                <w:sz w:val="18"/>
+                <w:sz w:val="17"/>
+              </w:rPr>
+              <w:t>Normalised earnings power</w:t>
+            </w:r>
+          </w:p>
+        </w:tc>
+        <w:tc>
+          <w:tcPr>
+            <w:tcW w:type="dxa" w:w="1440"/>
+          </w:tcPr>
+          <w:p>
+            <w:pPr>
+              <w:spacing w:after="20"/>
+              <w:jc w:val="right"/>
+            </w:pPr>
+            <w:r>
+              <w:rPr>
+                <w:color w:val="1C3A36"/>
+                <w:sz w:val="17"/>
+              </w:rPr>
+              <w:t>Cross-check</w:t>
+            </w:r>
+          </w:p>
+        </w:tc>
+        <w:tc>
+          <w:tcPr>
+            <w:tcW w:type="dxa" w:w="1512"/>
+          </w:tcPr>
+          <w:p>
+            <w:pPr>
+              <w:spacing w:after="20"/>
+              <w:jc w:val="right"/>
+            </w:pPr>
+            <w:r>
+              <w:rPr>
+                <w:color w:val="1C3A36"/>
+                <w:sz w:val="17"/>
+              </w:rPr>
+              <w:t>36.8</w:t>
+            </w:r>
+          </w:p>
+        </w:tc>
+        <w:tc>
+          <w:tcPr>
+            <w:tcW w:type="dxa" w:w="1512"/>
+          </w:tcPr>
+          <w:p>
+            <w:pPr>
+              <w:spacing w:after="20"/>
+              <w:jc w:val="right"/>
+            </w:pPr>
+            <w:r>
+              <w:rPr>
+                <w:color w:val="1C3A36"/>
+                <w:sz w:val="17"/>
               </w:rPr>
               <w:t>39.8</w:t>
             </w:r>
@@ -6293,19 +6377,19 @@
         </w:tc>
         <w:tc>
           <w:tcPr>
-            <w:tcW w:type="dxa" w:w="1584"/>
-          </w:tcPr>
-          <w:p>
-            <w:pPr>
-              <w:spacing w:after="20"/>
-              <w:jc w:val="right"/>
-            </w:pPr>
-            <w:r>
-              <w:rPr>
-                <w:color w:val="1C3A36"/>
-                <w:sz w:val="18"/>
-              </w:rPr>
-              <w:t>50</w:t>
+            <w:tcW w:type="dxa" w:w="1512"/>
+          </w:tcPr>
+          <w:p>
+            <w:pPr>
+              <w:spacing w:after="20"/>
+              <w:jc w:val="right"/>
+            </w:pPr>
+            <w:r>
+              <w:rPr>
+                <w:color w:val="1C3A36"/>
+                <w:sz w:val="17"/>
+              </w:rPr>
+              <w:t>50.2</w:t>
             </w:r>
           </w:p>
         </w:tc>
@@ -6314,6 +6398,96 @@
         <w:tc>
           <w:tcPr>
             <w:tcW w:type="dxa" w:w="3456"/>
+          </w:tcPr>
+          <w:p>
+            <w:pPr>
+              <w:spacing w:after="20"/>
+            </w:pPr>
+            <w:r>
+              <w:rPr>
+                <w:b/>
+                <w:color w:val="1C3A36"/>
+                <w:sz w:val="17"/>
+              </w:rPr>
+              <w:t>Book value</w:t>
+            </w:r>
+          </w:p>
+        </w:tc>
+        <w:tc>
+          <w:tcPr>
+            <w:tcW w:type="dxa" w:w="1440"/>
+          </w:tcPr>
+          <w:p>
+            <w:pPr>
+              <w:spacing w:after="20"/>
+              <w:jc w:val="right"/>
+            </w:pPr>
+            <w:r>
+              <w:rPr>
+                <w:color w:val="1C3A36"/>
+                <w:sz w:val="17"/>
+              </w:rPr>
+              <w:t>Disclosed floor</w:t>
+            </w:r>
+          </w:p>
+        </w:tc>
+        <w:tc>
+          <w:tcPr>
+            <w:tcW w:type="dxa" w:w="1512"/>
+          </w:tcPr>
+          <w:p>
+            <w:pPr>
+              <w:spacing w:after="20"/>
+              <w:jc w:val="right"/>
+            </w:pPr>
+            <w:r>
+              <w:rPr>
+                <w:color w:val="1C3A36"/>
+                <w:sz w:val="17"/>
+              </w:rPr>
+            </w:r>
+          </w:p>
+        </w:tc>
+        <w:tc>
+          <w:tcPr>
+            <w:tcW w:type="dxa" w:w="1512"/>
+          </w:tcPr>
+          <w:p>
+            <w:pPr>
+              <w:spacing w:after="20"/>
+              <w:jc w:val="right"/>
+            </w:pPr>
+            <w:r>
+              <w:rPr>
+                <w:color w:val="1C3A36"/>
+                <w:sz w:val="17"/>
+              </w:rPr>
+              <w:t>17.02</w:t>
+            </w:r>
+          </w:p>
+        </w:tc>
+        <w:tc>
+          <w:tcPr>
+            <w:tcW w:type="dxa" w:w="1512"/>
+          </w:tcPr>
+          <w:p>
+            <w:pPr>
+              <w:spacing w:after="20"/>
+              <w:jc w:val="right"/>
+            </w:pPr>
+            <w:r>
+              <w:rPr>
+                <w:color w:val="1C3A36"/>
+                <w:sz w:val="17"/>
+              </w:rPr>
+            </w:r>
+          </w:p>
+        </w:tc>
+      </w:tr>
+      <w:tr>
+        <w:tc>
+          <w:tcPr>
+            <w:tcW w:type="dxa" w:w="3456"/>
             <w:shd w:val="clear" w:color="auto" w:fill="F6F1E6"/>
           </w:tcPr>
           <w:p>
@@ -6324,15 +6498,15 @@
               <w:rPr>
                 <w:b/>
                 <w:color w:val="1C3A36"/>
-                <w:sz w:val="18"/>
-              </w:rPr>
-              <w:t>THE CENTRAL — the class primary</w:t>
-            </w:r>
-          </w:p>
-        </w:tc>
-        <w:tc>
-          <w:tcPr>
-            <w:tcW w:type="dxa" w:w="1296"/>
+                <w:sz w:val="17"/>
+              </w:rPr>
+              <w:t>THE PUBLISHED RANGE — the span of the present-value reads, never an average</w:t>
+            </w:r>
+          </w:p>
+        </w:tc>
+        <w:tc>
+          <w:tcPr>
+            <w:tcW w:type="dxa" w:w="1440"/>
             <w:shd w:val="clear" w:color="auto" w:fill="F6F1E6"/>
           </w:tcPr>
           <w:p>
@@ -6344,14 +6518,14 @@
               <w:rPr>
                 <w:b/>
                 <w:color w:val="1C3A36"/>
-                <w:sz w:val="18"/>
-              </w:rPr>
-            </w:r>
-          </w:p>
-        </w:tc>
-        <w:tc>
-          <w:tcPr>
-            <w:tcW w:type="dxa" w:w="1584"/>
+                <w:sz w:val="17"/>
+              </w:rPr>
+            </w:r>
+          </w:p>
+        </w:tc>
+        <w:tc>
+          <w:tcPr>
+            <w:tcW w:type="dxa" w:w="1512"/>
             <w:shd w:val="clear" w:color="auto" w:fill="F6F1E6"/>
           </w:tcPr>
           <w:p>
@@ -6363,15 +6537,15 @@
               <w:rPr>
                 <w:b/>
                 <w:color w:val="1C3A36"/>
-                <w:sz w:val="18"/>
-              </w:rPr>
-              <w:t>37.4</w:t>
-            </w:r>
-          </w:p>
-        </w:tc>
-        <w:tc>
-          <w:tcPr>
-            <w:tcW w:type="dxa" w:w="1584"/>
+                <w:sz w:val="17"/>
+              </w:rPr>
+              <w:t>37.37</w:t>
+            </w:r>
+          </w:p>
+        </w:tc>
+        <w:tc>
+          <w:tcPr>
+            <w:tcW w:type="dxa" w:w="1512"/>
             <w:shd w:val="clear" w:color="auto" w:fill="F6F1E6"/>
           </w:tcPr>
           <w:p>
@@ -6383,15 +6557,15 @@
               <w:rPr>
                 <w:b/>
                 <w:color w:val="1C3A36"/>
-                <w:sz w:val="18"/>
-              </w:rPr>
-              <w:t>38.1</w:t>
-            </w:r>
-          </w:p>
-        </w:tc>
-        <w:tc>
-          <w:tcPr>
-            <w:tcW w:type="dxa" w:w="1584"/>
+                <w:sz w:val="17"/>
+              </w:rPr>
+              <w:t>38.14</w:t>
+            </w:r>
+          </w:p>
+        </w:tc>
+        <w:tc>
+          <w:tcPr>
+            <w:tcW w:type="dxa" w:w="1512"/>
             <w:shd w:val="clear" w:color="auto" w:fill="F6F1E6"/>
           </w:tcPr>
           <w:p>
@@ -6403,9 +6577,9 @@
               <w:rPr>
                 <w:b/>
                 <w:color w:val="1C3A36"/>
-                <w:sz w:val="18"/>
-              </w:rPr>
-              <w:t>39.0</w:t>
+                <w:sz w:val="17"/>
+              </w:rPr>
+              <w:t>47.97</w:t>
             </w:r>
           </w:p>
         </w:tc>
@@ -11599,7 +11773,7 @@
                 <w:color w:val="1C3A36"/>
                 <w:sz w:val="17"/>
               </w:rPr>
-              <w:t>the house fallback, had the regression failed its usability gate</w:t>
+              <w:t>the house fallback, used only where a regression is not usable</w:t>
             </w:r>
           </w:p>
         </w:tc>
@@ -15816,23 +15990,23 @@
           <w:insideV w:val="single" w:sz="4" w:space="0" w:color="C9D4D1"/>
         </w:tblBorders>
         <w:tblLayout w:type="fixed"/>
-        <w:tblW w:w="10036" w:type="dxa"/>
+        <w:tblW w:w="10085" w:type="dxa"/>
       </w:tblPr>
       <w:tblGrid>
-        <w:gridCol w:w="2951"/>
-        <w:gridCol w:w="885"/>
-        <w:gridCol w:w="885"/>
-        <w:gridCol w:w="885"/>
-        <w:gridCol w:w="885"/>
-        <w:gridCol w:w="885"/>
-        <w:gridCol w:w="885"/>
-        <w:gridCol w:w="885"/>
-        <w:gridCol w:w="885"/>
+        <w:gridCol w:w="1967"/>
+        <w:gridCol w:w="1014"/>
+        <w:gridCol w:w="1014"/>
+        <w:gridCol w:w="1014"/>
+        <w:gridCol w:w="1014"/>
+        <w:gridCol w:w="1014"/>
+        <w:gridCol w:w="1014"/>
+        <w:gridCol w:w="1014"/>
+        <w:gridCol w:w="1014"/>
       </w:tblGrid>
       <w:tr>
         <w:tc>
           <w:tcPr>
-            <w:tcW w:type="dxa" w:w="2952"/>
+            <w:tcW w:type="dxa" w:w="1967"/>
             <w:shd w:val="clear" w:color="auto" w:fill="EAF0EE"/>
           </w:tcPr>
           <w:p>
@@ -15851,7 +16025,7 @@
         </w:tc>
         <w:tc>
           <w:tcPr>
-            <w:tcW w:type="dxa" w:w="886"/>
+            <w:tcW w:type="dxa" w:w="1015"/>
             <w:shd w:val="clear" w:color="auto" w:fill="EAF0EE"/>
           </w:tcPr>
           <w:p>
@@ -15870,7 +16044,7 @@
         </w:tc>
         <w:tc>
           <w:tcPr>
-            <w:tcW w:type="dxa" w:w="886"/>
+            <w:tcW w:type="dxa" w:w="1015"/>
             <w:shd w:val="clear" w:color="auto" w:fill="EAF0EE"/>
           </w:tcPr>
           <w:p>
@@ -15889,7 +16063,7 @@
         </w:tc>
         <w:tc>
           <w:tcPr>
-            <w:tcW w:type="dxa" w:w="886"/>
+            <w:tcW w:type="dxa" w:w="1015"/>
             <w:shd w:val="clear" w:color="auto" w:fill="EAF0EE"/>
           </w:tcPr>
           <w:p>
@@ -15908,7 +16082,7 @@
         </w:tc>
         <w:tc>
           <w:tcPr>
-            <w:tcW w:type="dxa" w:w="886"/>
+            <w:tcW w:type="dxa" w:w="1015"/>
             <w:shd w:val="clear" w:color="auto" w:fill="EAF0EE"/>
           </w:tcPr>
           <w:p>
@@ -15927,7 +16101,7 @@
         </w:tc>
         <w:tc>
           <w:tcPr>
-            <w:tcW w:type="dxa" w:w="886"/>
+            <w:tcW w:type="dxa" w:w="1015"/>
             <w:shd w:val="clear" w:color="auto" w:fill="EAF0EE"/>
           </w:tcPr>
           <w:p>
@@ -15946,7 +16120,7 @@
         </w:tc>
         <w:tc>
           <w:tcPr>
-            <w:tcW w:type="dxa" w:w="886"/>
+            <w:tcW w:type="dxa" w:w="1015"/>
             <w:shd w:val="clear" w:color="auto" w:fill="EAF0EE"/>
           </w:tcPr>
           <w:p>
@@ -15965,7 +16139,7 @@
         </w:tc>
         <w:tc>
           <w:tcPr>
-            <w:tcW w:type="dxa" w:w="886"/>
+            <w:tcW w:type="dxa" w:w="1015"/>
             <w:shd w:val="clear" w:color="auto" w:fill="EAF0EE"/>
           </w:tcPr>
           <w:p>
@@ -15984,7 +16158,7 @@
         </w:tc>
         <w:tc>
           <w:tcPr>
-            <w:tcW w:type="dxa" w:w="886"/>
+            <w:tcW w:type="dxa" w:w="1015"/>
             <w:shd w:val="clear" w:color="auto" w:fill="EAF0EE"/>
           </w:tcPr>
           <w:p>
@@ -16005,7 +16179,7 @@
       <w:tr>
         <w:tc>
           <w:tcPr>
-            <w:tcW w:type="dxa" w:w="2952"/>
+            <w:tcW w:type="dxa" w:w="1967"/>
           </w:tcPr>
           <w:p>
             <w:pPr>
@@ -16023,7 +16197,7 @@
         </w:tc>
         <w:tc>
           <w:tcPr>
-            <w:tcW w:type="dxa" w:w="886"/>
+            <w:tcW w:type="dxa" w:w="1015"/>
           </w:tcPr>
           <w:p>
             <w:pPr>
@@ -16041,7 +16215,7 @@
         </w:tc>
         <w:tc>
           <w:tcPr>
-            <w:tcW w:type="dxa" w:w="886"/>
+            <w:tcW w:type="dxa" w:w="1015"/>
           </w:tcPr>
           <w:p>
             <w:pPr>
@@ -16059,7 +16233,7 @@
         </w:tc>
         <w:tc>
           <w:tcPr>
-            <w:tcW w:type="dxa" w:w="886"/>
+            <w:tcW w:type="dxa" w:w="1015"/>
           </w:tcPr>
           <w:p>
             <w:pPr>
@@ -16077,7 +16251,7 @@
         </w:tc>
         <w:tc>
           <w:tcPr>
-            <w:tcW w:type="dxa" w:w="886"/>
+            <w:tcW w:type="dxa" w:w="1015"/>
           </w:tcPr>
           <w:p>
             <w:pPr>
@@ -16095,7 +16269,7 @@
         </w:tc>
         <w:tc>
           <w:tcPr>
-            <w:tcW w:type="dxa" w:w="886"/>
+            <w:tcW w:type="dxa" w:w="1015"/>
           </w:tcPr>
           <w:p>
             <w:pPr>
@@ -16113,7 +16287,7 @@
         </w:tc>
         <w:tc>
           <w:tcPr>
-            <w:tcW w:type="dxa" w:w="886"/>
+            <w:tcW w:type="dxa" w:w="1015"/>
           </w:tcPr>
           <w:p>
             <w:pPr>
@@ -16131,7 +16305,7 @@
         </w:tc>
         <w:tc>
           <w:tcPr>
-            <w:tcW w:type="dxa" w:w="886"/>
+            <w:tcW w:type="dxa" w:w="1015"/>
           </w:tcPr>
           <w:p>
             <w:pPr>
@@ -16149,7 +16323,7 @@
         </w:tc>
         <w:tc>
           <w:tcPr>
-            <w:tcW w:type="dxa" w:w="886"/>
+            <w:tcW w:type="dxa" w:w="1015"/>
           </w:tcPr>
           <w:p>
             <w:pPr>
@@ -16169,7 +16343,7 @@
       <w:tr>
         <w:tc>
           <w:tcPr>
-            <w:tcW w:type="dxa" w:w="2952"/>
+            <w:tcW w:type="dxa" w:w="1967"/>
           </w:tcPr>
           <w:p>
             <w:pPr>
@@ -16187,7 +16361,7 @@
         </w:tc>
         <w:tc>
           <w:tcPr>
-            <w:tcW w:type="dxa" w:w="886"/>
+            <w:tcW w:type="dxa" w:w="1015"/>
           </w:tcPr>
           <w:p>
             <w:pPr>
@@ -16205,7 +16379,7 @@
         </w:tc>
         <w:tc>
           <w:tcPr>
-            <w:tcW w:type="dxa" w:w="886"/>
+            <w:tcW w:type="dxa" w:w="1015"/>
           </w:tcPr>
           <w:p>
             <w:pPr>
@@ -16223,7 +16397,7 @@
         </w:tc>
         <w:tc>
           <w:tcPr>
-            <w:tcW w:type="dxa" w:w="886"/>
+            <w:tcW w:type="dxa" w:w="1015"/>
           </w:tcPr>
           <w:p>
             <w:pPr>
@@ -16241,7 +16415,7 @@
         </w:tc>
         <w:tc>
           <w:tcPr>
-            <w:tcW w:type="dxa" w:w="886"/>
+            <w:tcW w:type="dxa" w:w="1015"/>
           </w:tcPr>
           <w:p>
             <w:pPr>
@@ -16259,7 +16433,7 @@
         </w:tc>
         <w:tc>
           <w:tcPr>
-            <w:tcW w:type="dxa" w:w="886"/>
+            <w:tcW w:type="dxa" w:w="1015"/>
           </w:tcPr>
           <w:p>
             <w:pPr>
@@ -16277,7 +16451,7 @@
         </w:tc>
         <w:tc>
           <w:tcPr>
-            <w:tcW w:type="dxa" w:w="886"/>
+            <w:tcW w:type="dxa" w:w="1015"/>
           </w:tcPr>
           <w:p>
             <w:pPr>
@@ -16295,7 +16469,7 @@
         </w:tc>
         <w:tc>
           <w:tcPr>
-            <w:tcW w:type="dxa" w:w="886"/>
+            <w:tcW w:type="dxa" w:w="1015"/>
           </w:tcPr>
           <w:p>
             <w:pPr>
@@ -16313,7 +16487,7 @@
         </w:tc>
         <w:tc>
           <w:tcPr>
-            <w:tcW w:type="dxa" w:w="886"/>
+            <w:tcW w:type="dxa" w:w="1015"/>
           </w:tcPr>
           <w:p>
             <w:pPr>
@@ -16333,7 +16507,7 @@
       <w:tr>
         <w:tc>
           <w:tcPr>
-            <w:tcW w:type="dxa" w:w="2952"/>
+            <w:tcW w:type="dxa" w:w="1967"/>
           </w:tcPr>
           <w:p>
             <w:pPr>
@@ -16351,7 +16525,7 @@
         </w:tc>
         <w:tc>
           <w:tcPr>
-            <w:tcW w:type="dxa" w:w="886"/>
+            <w:tcW w:type="dxa" w:w="1015"/>
           </w:tcPr>
           <w:p>
             <w:pPr>
@@ -16369,7 +16543,7 @@
         </w:tc>
         <w:tc>
           <w:tcPr>
-            <w:tcW w:type="dxa" w:w="886"/>
+            <w:tcW w:type="dxa" w:w="1015"/>
           </w:tcPr>
           <w:p>
             <w:pPr>
@@ -16387,7 +16561,7 @@
         </w:tc>
         <w:tc>
           <w:tcPr>
-            <w:tcW w:type="dxa" w:w="886"/>
+            <w:tcW w:type="dxa" w:w="1015"/>
           </w:tcPr>
           <w:p>
             <w:pPr>
@@ -16405,7 +16579,7 @@
         </w:tc>
         <w:tc>
           <w:tcPr>
-            <w:tcW w:type="dxa" w:w="886"/>
+            <w:tcW w:type="dxa" w:w="1015"/>
           </w:tcPr>
           <w:p>
             <w:pPr>
@@ -16423,7 +16597,7 @@
         </w:tc>
         <w:tc>
           <w:tcPr>
-            <w:tcW w:type="dxa" w:w="886"/>
+            <w:tcW w:type="dxa" w:w="1015"/>
           </w:tcPr>
           <w:p>
             <w:pPr>
@@ -16441,7 +16615,7 @@
         </w:tc>
         <w:tc>
           <w:tcPr>
-            <w:tcW w:type="dxa" w:w="886"/>
+            <w:tcW w:type="dxa" w:w="1015"/>
           </w:tcPr>
           <w:p>
             <w:pPr>
@@ -16459,7 +16633,7 @@
         </w:tc>
         <w:tc>
           <w:tcPr>
-            <w:tcW w:type="dxa" w:w="886"/>
+            <w:tcW w:type="dxa" w:w="1015"/>
           </w:tcPr>
           <w:p>
             <w:pPr>
@@ -16477,7 +16651,7 @@
         </w:tc>
         <w:tc>
           <w:tcPr>
-            <w:tcW w:type="dxa" w:w="886"/>
+            <w:tcW w:type="dxa" w:w="1015"/>
           </w:tcPr>
           <w:p>
             <w:pPr>
@@ -16497,7 +16671,7 @@
       <w:tr>
         <w:tc>
           <w:tcPr>
-            <w:tcW w:type="dxa" w:w="2952"/>
+            <w:tcW w:type="dxa" w:w="1967"/>
           </w:tcPr>
           <w:p>
             <w:pPr>
@@ -16515,7 +16689,7 @@
         </w:tc>
         <w:tc>
           <w:tcPr>
-            <w:tcW w:type="dxa" w:w="886"/>
+            <w:tcW w:type="dxa" w:w="1015"/>
           </w:tcPr>
           <w:p>
             <w:pPr>
@@ -16533,7 +16707,7 @@
         </w:tc>
         <w:tc>
           <w:tcPr>
-            <w:tcW w:type="dxa" w:w="886"/>
+            <w:tcW w:type="dxa" w:w="1015"/>
           </w:tcPr>
           <w:p>
             <w:pPr>
@@ -16551,7 +16725,7 @@
         </w:tc>
         <w:tc>
           <w:tcPr>
-            <w:tcW w:type="dxa" w:w="886"/>
+            <w:tcW w:type="dxa" w:w="1015"/>
           </w:tcPr>
           <w:p>
             <w:pPr>
@@ -16569,7 +16743,7 @@
         </w:tc>
         <w:tc>
           <w:tcPr>
-            <w:tcW w:type="dxa" w:w="886"/>
+            <w:tcW w:type="dxa" w:w="1015"/>
           </w:tcPr>
           <w:p>
             <w:pPr>
@@ -16587,7 +16761,7 @@
         </w:tc>
         <w:tc>
           <w:tcPr>
-            <w:tcW w:type="dxa" w:w="886"/>
+            <w:tcW w:type="dxa" w:w="1015"/>
           </w:tcPr>
           <w:p>
             <w:pPr>
@@ -16605,7 +16779,7 @@
         </w:tc>
         <w:tc>
           <w:tcPr>
-            <w:tcW w:type="dxa" w:w="886"/>
+            <w:tcW w:type="dxa" w:w="1015"/>
           </w:tcPr>
           <w:p>
             <w:pPr>
@@ -16623,7 +16797,7 @@
         </w:tc>
         <w:tc>
           <w:tcPr>
-            <w:tcW w:type="dxa" w:w="886"/>
+            <w:tcW w:type="dxa" w:w="1015"/>
           </w:tcPr>
           <w:p>
             <w:pPr>
@@ -16641,7 +16815,7 @@
         </w:tc>
         <w:tc>
           <w:tcPr>
-            <w:tcW w:type="dxa" w:w="886"/>
+            <w:tcW w:type="dxa" w:w="1015"/>
           </w:tcPr>
           <w:p>
             <w:pPr>
@@ -16661,7 +16835,7 @@
       <w:tr>
         <w:tc>
           <w:tcPr>
-            <w:tcW w:type="dxa" w:w="2952"/>
+            <w:tcW w:type="dxa" w:w="1967"/>
           </w:tcPr>
           <w:p>
             <w:pPr>
@@ -16679,7 +16853,7 @@
         </w:tc>
         <w:tc>
           <w:tcPr>
-            <w:tcW w:type="dxa" w:w="886"/>
+            <w:tcW w:type="dxa" w:w="1015"/>
           </w:tcPr>
           <w:p>
             <w:pPr>
@@ -16697,7 +16871,7 @@
         </w:tc>
         <w:tc>
           <w:tcPr>
-            <w:tcW w:type="dxa" w:w="886"/>
+            <w:tcW w:type="dxa" w:w="1015"/>
           </w:tcPr>
           <w:p>
             <w:pPr>
@@ -16715,7 +16889,7 @@
         </w:tc>
         <w:tc>
           <w:tcPr>
-            <w:tcW w:type="dxa" w:w="886"/>
+            <w:tcW w:type="dxa" w:w="1015"/>
           </w:tcPr>
           <w:p>
             <w:pPr>
@@ -16733,7 +16907,7 @@
         </w:tc>
         <w:tc>
           <w:tcPr>
-            <w:tcW w:type="dxa" w:w="886"/>
+            <w:tcW w:type="dxa" w:w="1015"/>
           </w:tcPr>
           <w:p>
             <w:pPr>
@@ -16751,7 +16925,7 @@
         </w:tc>
         <w:tc>
           <w:tcPr>
-            <w:tcW w:type="dxa" w:w="886"/>
+            <w:tcW w:type="dxa" w:w="1015"/>
           </w:tcPr>
           <w:p>
             <w:pPr>
@@ -16769,7 +16943,7 @@
         </w:tc>
         <w:tc>
           <w:tcPr>
-            <w:tcW w:type="dxa" w:w="886"/>
+            <w:tcW w:type="dxa" w:w="1015"/>
           </w:tcPr>
           <w:p>
             <w:pPr>
@@ -16787,7 +16961,7 @@
         </w:tc>
         <w:tc>
           <w:tcPr>
-            <w:tcW w:type="dxa" w:w="886"/>
+            <w:tcW w:type="dxa" w:w="1015"/>
           </w:tcPr>
           <w:p>
             <w:pPr>
@@ -16805,7 +16979,7 @@
         </w:tc>
         <w:tc>
           <w:tcPr>
-            <w:tcW w:type="dxa" w:w="886"/>
+            <w:tcW w:type="dxa" w:w="1015"/>
           </w:tcPr>
           <w:p>
             <w:pPr>
@@ -16825,7 +16999,7 @@
       <w:tr>
         <w:tc>
           <w:tcPr>
-            <w:tcW w:type="dxa" w:w="2952"/>
+            <w:tcW w:type="dxa" w:w="1967"/>
           </w:tcPr>
           <w:p>
             <w:pPr>
@@ -16843,7 +17017,7 @@
         </w:tc>
         <w:tc>
           <w:tcPr>
-            <w:tcW w:type="dxa" w:w="886"/>
+            <w:tcW w:type="dxa" w:w="1015"/>
           </w:tcPr>
           <w:p>
             <w:pPr>
@@ -16861,7 +17035,7 @@
         </w:tc>
         <w:tc>
           <w:tcPr>
-            <w:tcW w:type="dxa" w:w="886"/>
+            <w:tcW w:type="dxa" w:w="1015"/>
           </w:tcPr>
           <w:p>
             <w:pPr>
@@ -16879,7 +17053,7 @@
         </w:tc>
         <w:tc>
           <w:tcPr>
-            <w:tcW w:type="dxa" w:w="886"/>
+            <w:tcW w:type="dxa" w:w="1015"/>
           </w:tcPr>
           <w:p>
             <w:pPr>
@@ -16897,7 +17071,7 @@
         </w:tc>
         <w:tc>
           <w:tcPr>
-            <w:tcW w:type="dxa" w:w="886"/>
+            <w:tcW w:type="dxa" w:w="1015"/>
           </w:tcPr>
           <w:p>
             <w:pPr>
@@ -16915,7 +17089,7 @@
         </w:tc>
         <w:tc>
           <w:tcPr>
-            <w:tcW w:type="dxa" w:w="886"/>
+            <w:tcW w:type="dxa" w:w="1015"/>
           </w:tcPr>
           <w:p>
             <w:pPr>
@@ -16933,7 +17107,7 @@
         </w:tc>
         <w:tc>
           <w:tcPr>
-            <w:tcW w:type="dxa" w:w="886"/>
+            <w:tcW w:type="dxa" w:w="1015"/>
           </w:tcPr>
           <w:p>
             <w:pPr>
@@ -16951,7 +17125,7 @@
         </w:tc>
         <w:tc>
           <w:tcPr>
-            <w:tcW w:type="dxa" w:w="886"/>
+            <w:tcW w:type="dxa" w:w="1015"/>
           </w:tcPr>
           <w:p>
             <w:pPr>
@@ -16969,7 +17143,7 @@
         </w:tc>
         <w:tc>
           <w:tcPr>
-            <w:tcW w:type="dxa" w:w="886"/>
+            <w:tcW w:type="dxa" w:w="1015"/>
           </w:tcPr>
           <w:p>
             <w:pPr>
@@ -16989,7 +17163,7 @@
       <w:tr>
         <w:tc>
           <w:tcPr>
-            <w:tcW w:type="dxa" w:w="2952"/>
+            <w:tcW w:type="dxa" w:w="1967"/>
           </w:tcPr>
           <w:p>
             <w:pPr>
@@ -17007,7 +17181,7 @@
         </w:tc>
         <w:tc>
           <w:tcPr>
-            <w:tcW w:type="dxa" w:w="886"/>
+            <w:tcW w:type="dxa" w:w="1015"/>
           </w:tcPr>
           <w:p>
             <w:pPr>
@@ -17025,7 +17199,7 @@
         </w:tc>
         <w:tc>
           <w:tcPr>
-            <w:tcW w:type="dxa" w:w="886"/>
+            <w:tcW w:type="dxa" w:w="1015"/>
           </w:tcPr>
           <w:p>
             <w:pPr>
@@ -17043,7 +17217,7 @@
         </w:tc>
         <w:tc>
           <w:tcPr>
-            <w:tcW w:type="dxa" w:w="886"/>
+            <w:tcW w:type="dxa" w:w="1015"/>
           </w:tcPr>
           <w:p>
             <w:pPr>
@@ -17061,7 +17235,7 @@
         </w:tc>
         <w:tc>
           <w:tcPr>
-            <w:tcW w:type="dxa" w:w="886"/>
+            <w:tcW w:type="dxa" w:w="1015"/>
           </w:tcPr>
           <w:p>
             <w:pPr>
@@ -17079,7 +17253,7 @@
         </w:tc>
         <w:tc>
           <w:tcPr>
-            <w:tcW w:type="dxa" w:w="886"/>
+            <w:tcW w:type="dxa" w:w="1015"/>
           </w:tcPr>
           <w:p>
             <w:pPr>
@@ -17097,7 +17271,7 @@
         </w:tc>
         <w:tc>
           <w:tcPr>
-            <w:tcW w:type="dxa" w:w="886"/>
+            <w:tcW w:type="dxa" w:w="1015"/>
           </w:tcPr>
           <w:p>
             <w:pPr>
@@ -17115,7 +17289,7 @@
         </w:tc>
         <w:tc>
           <w:tcPr>
-            <w:tcW w:type="dxa" w:w="886"/>
+            <w:tcW w:type="dxa" w:w="1015"/>
           </w:tcPr>
           <w:p>
             <w:pPr>
@@ -17133,7 +17307,7 @@
         </w:tc>
         <w:tc>
           <w:tcPr>
-            <w:tcW w:type="dxa" w:w="886"/>
+            <w:tcW w:type="dxa" w:w="1015"/>
           </w:tcPr>
           <w:p>
             <w:pPr>
@@ -17153,7 +17327,7 @@
       <w:tr>
         <w:tc>
           <w:tcPr>
-            <w:tcW w:type="dxa" w:w="2952"/>
+            <w:tcW w:type="dxa" w:w="1967"/>
           </w:tcPr>
           <w:p>
             <w:pPr>
@@ -17171,7 +17345,7 @@
         </w:tc>
         <w:tc>
           <w:tcPr>
-            <w:tcW w:type="dxa" w:w="886"/>
+            <w:tcW w:type="dxa" w:w="1015"/>
           </w:tcPr>
           <w:p>
             <w:pPr>
@@ -17189,7 +17363,7 @@
         </w:tc>
         <w:tc>
           <w:tcPr>
-            <w:tcW w:type="dxa" w:w="886"/>
+            <w:tcW w:type="dxa" w:w="1015"/>
           </w:tcPr>
           <w:p>
             <w:pPr>
@@ -17207,7 +17381,7 @@
         </w:tc>
         <w:tc>
           <w:tcPr>
-            <w:tcW w:type="dxa" w:w="886"/>
+            <w:tcW w:type="dxa" w:w="1015"/>
           </w:tcPr>
           <w:p>
             <w:pPr>
@@ -17225,7 +17399,7 @@
         </w:tc>
         <w:tc>
           <w:tcPr>
-            <w:tcW w:type="dxa" w:w="886"/>
+            <w:tcW w:type="dxa" w:w="1015"/>
           </w:tcPr>
           <w:p>
             <w:pPr>
@@ -17243,7 +17417,7 @@
         </w:tc>
         <w:tc>
           <w:tcPr>
-            <w:tcW w:type="dxa" w:w="886"/>
+            <w:tcW w:type="dxa" w:w="1015"/>
           </w:tcPr>
           <w:p>
             <w:pPr>
@@ -17261,7 +17435,7 @@
         </w:tc>
         <w:tc>
           <w:tcPr>
-            <w:tcW w:type="dxa" w:w="886"/>
+            <w:tcW w:type="dxa" w:w="1015"/>
           </w:tcPr>
           <w:p>
             <w:pPr>
@@ -17279,7 +17453,7 @@
         </w:tc>
         <w:tc>
           <w:tcPr>
-            <w:tcW w:type="dxa" w:w="886"/>
+            <w:tcW w:type="dxa" w:w="1015"/>
           </w:tcPr>
           <w:p>
             <w:pPr>
@@ -17297,7 +17471,7 @@
         </w:tc>
         <w:tc>
           <w:tcPr>
-            <w:tcW w:type="dxa" w:w="886"/>
+            <w:tcW w:type="dxa" w:w="1015"/>
           </w:tcPr>
           <w:p>
             <w:pPr>
@@ -17317,7 +17491,7 @@
       <w:tr>
         <w:tc>
           <w:tcPr>
-            <w:tcW w:type="dxa" w:w="2952"/>
+            <w:tcW w:type="dxa" w:w="1967"/>
           </w:tcPr>
           <w:p>
             <w:pPr>
@@ -17335,7 +17509,7 @@
         </w:tc>
         <w:tc>
           <w:tcPr>
-            <w:tcW w:type="dxa" w:w="886"/>
+            <w:tcW w:type="dxa" w:w="1015"/>
           </w:tcPr>
           <w:p>
             <w:pPr>
@@ -17353,7 +17527,7 @@
         </w:tc>
         <w:tc>
           <w:tcPr>
-            <w:tcW w:type="dxa" w:w="886"/>
+            <w:tcW w:type="dxa" w:w="1015"/>
           </w:tcPr>
           <w:p>
             <w:pPr>
@@ -17371,7 +17545,7 @@
         </w:tc>
         <w:tc>
           <w:tcPr>
-            <w:tcW w:type="dxa" w:w="886"/>
+            <w:tcW w:type="dxa" w:w="1015"/>
           </w:tcPr>
           <w:p>
             <w:pPr>
@@ -17389,7 +17563,7 @@
         </w:tc>
         <w:tc>
           <w:tcPr>
-            <w:tcW w:type="dxa" w:w="886"/>
+            <w:tcW w:type="dxa" w:w="1015"/>
           </w:tcPr>
           <w:p>
             <w:pPr>
@@ -17407,7 +17581,7 @@
         </w:tc>
         <w:tc>
           <w:tcPr>
-            <w:tcW w:type="dxa" w:w="886"/>
+            <w:tcW w:type="dxa" w:w="1015"/>
           </w:tcPr>
           <w:p>
             <w:pPr>
@@ -17425,7 +17599,7 @@
         </w:tc>
         <w:tc>
           <w:tcPr>
-            <w:tcW w:type="dxa" w:w="886"/>
+            <w:tcW w:type="dxa" w:w="1015"/>
           </w:tcPr>
           <w:p>
             <w:pPr>
@@ -17443,7 +17617,7 @@
         </w:tc>
         <w:tc>
           <w:tcPr>
-            <w:tcW w:type="dxa" w:w="886"/>
+            <w:tcW w:type="dxa" w:w="1015"/>
           </w:tcPr>
           <w:p>
             <w:pPr>
@@ -17461,7 +17635,7 @@
         </w:tc>
         <w:tc>
           <w:tcPr>
-            <w:tcW w:type="dxa" w:w="886"/>
+            <w:tcW w:type="dxa" w:w="1015"/>
           </w:tcPr>
           <w:p>
             <w:pPr>
@@ -17481,7 +17655,7 @@
       <w:tr>
         <w:tc>
           <w:tcPr>
-            <w:tcW w:type="dxa" w:w="2952"/>
+            <w:tcW w:type="dxa" w:w="1967"/>
           </w:tcPr>
           <w:p>
             <w:pPr>
@@ -17499,7 +17673,7 @@
         </w:tc>
         <w:tc>
           <w:tcPr>
-            <w:tcW w:type="dxa" w:w="886"/>
+            <w:tcW w:type="dxa" w:w="1015"/>
           </w:tcPr>
           <w:p>
             <w:pPr>
@@ -17517,7 +17691,7 @@
         </w:tc>
         <w:tc>
           <w:tcPr>
-            <w:tcW w:type="dxa" w:w="886"/>
+            <w:tcW w:type="dxa" w:w="1015"/>
           </w:tcPr>
           <w:p>
             <w:pPr>
@@ -17535,7 +17709,7 @@
         </w:tc>
         <w:tc>
           <w:tcPr>
-            <w:tcW w:type="dxa" w:w="886"/>
+            <w:tcW w:type="dxa" w:w="1015"/>
           </w:tcPr>
           <w:p>
             <w:pPr>
@@ -17553,7 +17727,7 @@
         </w:tc>
         <w:tc>
           <w:tcPr>
-            <w:tcW w:type="dxa" w:w="886"/>
+            <w:tcW w:type="dxa" w:w="1015"/>
           </w:tcPr>
           <w:p>
             <w:pPr>
@@ -17571,7 +17745,7 @@
         </w:tc>
         <w:tc>
           <w:tcPr>
-            <w:tcW w:type="dxa" w:w="886"/>
+            <w:tcW w:type="dxa" w:w="1015"/>
           </w:tcPr>
           <w:p>
             <w:pPr>
@@ -17589,7 +17763,7 @@
         </w:tc>
         <w:tc>
           <w:tcPr>
-            <w:tcW w:type="dxa" w:w="886"/>
+            <w:tcW w:type="dxa" w:w="1015"/>
           </w:tcPr>
           <w:p>
             <w:pPr>
@@ -17607,7 +17781,7 @@
         </w:tc>
         <w:tc>
           <w:tcPr>
-            <w:tcW w:type="dxa" w:w="886"/>
+            <w:tcW w:type="dxa" w:w="1015"/>
           </w:tcPr>
           <w:p>
             <w:pPr>
@@ -17625,7 +17799,7 @@
         </w:tc>
         <w:tc>
           <w:tcPr>
-            <w:tcW w:type="dxa" w:w="886"/>
+            <w:tcW w:type="dxa" w:w="1015"/>
           </w:tcPr>
           <w:p>
             <w:pPr>
@@ -17645,7 +17819,7 @@
       <w:tr>
         <w:tc>
           <w:tcPr>
-            <w:tcW w:type="dxa" w:w="2952"/>
+            <w:tcW w:type="dxa" w:w="1967"/>
           </w:tcPr>
           <w:p>
             <w:pPr>
@@ -17663,7 +17837,7 @@
         </w:tc>
         <w:tc>
           <w:tcPr>
-            <w:tcW w:type="dxa" w:w="886"/>
+            <w:tcW w:type="dxa" w:w="1015"/>
           </w:tcPr>
           <w:p>
             <w:pPr>
@@ -17681,7 +17855,7 @@
         </w:tc>
         <w:tc>
           <w:tcPr>
-            <w:tcW w:type="dxa" w:w="886"/>
+            <w:tcW w:type="dxa" w:w="1015"/>
           </w:tcPr>
           <w:p>
             <w:pPr>
@@ -17699,7 +17873,7 @@
         </w:tc>
         <w:tc>
           <w:tcPr>
-            <w:tcW w:type="dxa" w:w="886"/>
+            <w:tcW w:type="dxa" w:w="1015"/>
           </w:tcPr>
           <w:p>
             <w:pPr>
@@ -17717,7 +17891,7 @@
         </w:tc>
         <w:tc>
           <w:tcPr>
-            <w:tcW w:type="dxa" w:w="886"/>
+            <w:tcW w:type="dxa" w:w="1015"/>
           </w:tcPr>
           <w:p>
             <w:pPr>
@@ -17735,7 +17909,7 @@
         </w:tc>
         <w:tc>
           <w:tcPr>
-            <w:tcW w:type="dxa" w:w="886"/>
+            <w:tcW w:type="dxa" w:w="1015"/>
           </w:tcPr>
           <w:p>
             <w:pPr>
@@ -17753,7 +17927,7 @@
         </w:tc>
         <w:tc>
           <w:tcPr>
-            <w:tcW w:type="dxa" w:w="886"/>
+            <w:tcW w:type="dxa" w:w="1015"/>
           </w:tcPr>
           <w:p>
             <w:pPr>
@@ -17771,7 +17945,7 @@
         </w:tc>
         <w:tc>
           <w:tcPr>
-            <w:tcW w:type="dxa" w:w="886"/>
+            <w:tcW w:type="dxa" w:w="1015"/>
           </w:tcPr>
           <w:p>
             <w:pPr>
@@ -17789,7 +17963,7 @@
         </w:tc>
         <w:tc>
           <w:tcPr>
-            <w:tcW w:type="dxa" w:w="886"/>
+            <w:tcW w:type="dxa" w:w="1015"/>
           </w:tcPr>
           <w:p>
             <w:pPr>
@@ -17809,7 +17983,7 @@
       <w:tr>
         <w:tc>
           <w:tcPr>
-            <w:tcW w:type="dxa" w:w="2952"/>
+            <w:tcW w:type="dxa" w:w="1967"/>
           </w:tcPr>
           <w:p>
             <w:pPr>
@@ -17827,7 +18001,7 @@
         </w:tc>
         <w:tc>
           <w:tcPr>
-            <w:tcW w:type="dxa" w:w="886"/>
+            <w:tcW w:type="dxa" w:w="1015"/>
           </w:tcPr>
           <w:p>
             <w:pPr>
@@ -17845,7 +18019,7 @@
         </w:tc>
         <w:tc>
           <w:tcPr>
-            <w:tcW w:type="dxa" w:w="886"/>
+            <w:tcW w:type="dxa" w:w="1015"/>
           </w:tcPr>
           <w:p>
             <w:pPr>
@@ -17863,7 +18037,7 @@
         </w:tc>
         <w:tc>
           <w:tcPr>
-            <w:tcW w:type="dxa" w:w="886"/>
+            <w:tcW w:type="dxa" w:w="1015"/>
           </w:tcPr>
           <w:p>
             <w:pPr>
@@ -17881,7 +18055,7 @@
         </w:tc>
         <w:tc>
           <w:tcPr>
-            <w:tcW w:type="dxa" w:w="886"/>
+            <w:tcW w:type="dxa" w:w="1015"/>
           </w:tcPr>
           <w:p>
             <w:pPr>
@@ -17899,7 +18073,7 @@
         </w:tc>
         <w:tc>
           <w:tcPr>
-            <w:tcW w:type="dxa" w:w="886"/>
+            <w:tcW w:type="dxa" w:w="1015"/>
           </w:tcPr>
           <w:p>
             <w:pPr>
@@ -17917,7 +18091,7 @@
         </w:tc>
         <w:tc>
           <w:tcPr>
-            <w:tcW w:type="dxa" w:w="886"/>
+            <w:tcW w:type="dxa" w:w="1015"/>
           </w:tcPr>
           <w:p>
             <w:pPr>
@@ -17935,7 +18109,7 @@
         </w:tc>
         <w:tc>
           <w:tcPr>
-            <w:tcW w:type="dxa" w:w="886"/>
+            <w:tcW w:type="dxa" w:w="1015"/>
           </w:tcPr>
           <w:p>
             <w:pPr>
@@ -17953,7 +18127,7 @@
         </w:tc>
         <w:tc>
           <w:tcPr>
-            <w:tcW w:type="dxa" w:w="886"/>
+            <w:tcW w:type="dxa" w:w="1015"/>
           </w:tcPr>
           <w:p>
             <w:pPr>
@@ -21096,7 +21270,7 @@
           <w:color w:val="1C3A36"/>
           <w:sz w:val="19"/>
         </w:rPr>
-        <w:t>Before any forecast driver was set, the research ran in four rings — the world, the country, the industry, and the company — and every finding was recorded with its source and that source’s own date. The table below is that register in summary; the standalone bibliography carries every line of it, together with the full register of the 176 inputs this study consumes, each with its value, its source and its date.</w:t>
+        <w:t>Before any forecast driver was set, the research ran at four levels — the world, the country, the industry and the company — and every finding was recorded with its source and that source’s own date. The table below is that register in summary; the standalone bibliography carries every line of it, together with the full register of the 176 inputs this study consumes, each with its value, its source and its date.</w:t>
       </w:r>
     </w:p>
     <w:tbl>
@@ -21144,7 +21318,7 @@
                 <w:color w:val="1C3A36"/>
                 <w:sz w:val="17"/>
               </w:rPr>
-              <w:t>Ring</w:t>
+              <w:t>Level</w:t>
             </w:r>
           </w:p>
         </w:tc>
@@ -21614,7 +21788,7 @@
           <w:color w:val="1C3A36"/>
           <w:sz w:val="21"/>
         </w:rPr>
-        <w:t xml:space="preserve">Global ring — trade / sanctions / supply chains. </w:t>
+        <w:t xml:space="preserve">Global — trade / sanctions / supply chains. </w:t>
       </w:r>
       <w:r>
         <w:rPr>
@@ -21635,7 +21809,7 @@
           <w:color w:val="1C3A36"/>
           <w:sz w:val="21"/>
         </w:rPr>
-        <w:t xml:space="preserve">Country ring — fiscal / political events with sector read-through. </w:t>
+        <w:t xml:space="preserve">Country — fiscal / political events with sector read-through. </w:t>
       </w:r>
       <w:r>
         <w:rPr>
@@ -21656,7 +21830,7 @@
           <w:color w:val="1C3A36"/>
           <w:sz w:val="21"/>
         </w:rPr>
-        <w:t xml:space="preserve">Industry ring — new entrants (named-competitor level). </w:t>
+        <w:t xml:space="preserve">Industry — new entrants (named-competitor level). </w:t>
       </w:r>
       <w:r>
         <w:rPr>
@@ -21677,14 +21851,14 @@
           <w:color w:val="1C3A36"/>
           <w:sz w:val="21"/>
         </w:rPr>
-        <w:t xml:space="preserve">Industry ring — competitor capacity / price moves (named). </w:t>
+        <w:t xml:space="preserve">Industry — competitor capacity / price moves (named). </w:t>
       </w:r>
       <w:r>
         <w:rPr>
           <w:color w:val="1C3A36"/>
           <w:sz w:val="21"/>
         </w:rPr>
-        <w:t>The same search as the new-entrants category and with the same result: no named competitor appears in any of the three documents, so no competitor capacity or price move can be cited. Recorded as an evidenced absence rather than closed by moving a company-ring finding into this row.</w:t>
+        <w:t>The same search as the new-entrants category and with the same result: no named competitor appears in any of the three documents, so no competitor capacity or price move can be cited. Recorded as an evidenced absence rather than closed by moving a finding about this company's own operations into a row about its competitors.</w:t>
       </w:r>
     </w:p>
     <w:p>
@@ -22952,7 +23126,7 @@
                 <w:color w:val="1C3A36"/>
                 <w:sz w:val="17"/>
               </w:rPr>
-              <w:t>Probability-weighted fair value</w:t>
+              <w:t>His answer across the three policy worlds</w:t>
             </w:r>
           </w:p>
         </w:tc>

--- a/engine/stc_study/STC_Valuation_Study_05-09-2026_public.docx
+++ b/engine/stc_study/STC_Valuation_Study_05-09-2026_public.docx
@@ -242,7 +242,7 @@
                 <w:color w:val="1C3A36"/>
                 <w:sz w:val="19"/>
               </w:rPr>
-              <w:t>All values are model outputs presented as ranges and distributions because no single number should be relied on. Reported financials are the company’s own disclosure (FY2023–FY2025 IR releases on the restated continuing-operations basis; Q1-2026 release, 28 Apr 2026; Q1-2026 interim financial statements) — all from stc.com. Forward-looking inputs — the segment growth and margin paths, capex intensity, the cost of capital, terminal growth and the multiples — are the preparer’s judgments and are flagged throughout. Some balance-sheet detail lines are grouped estimates tying to disclosed totals. Consult a licensed financial advisor before any investment decision.</w:t>
+              <w:t>All values are model outputs presented as ranges and distributions because no single number should be relied on. Reported financials are the company’s own disclosure (FY2023–FY2025 IR releases on the restated continuing-operations basis) and the reviewed interim statements for the six months to 30 June 2026 — all from stc.com. Forward-looking inputs — the segment growth and margin paths, capex intensity, the cost of capital, terminal growth and the multiples — are the preparer’s judgments and are flagged throughout. Some balance-sheet detail lines are grouped estimates tying to disclosed totals. Consult a licensed financial advisor before any investment decision.</w:t>
             </w:r>
           </w:p>
         </w:tc>
@@ -2073,7 +2073,7 @@
                 <w:color w:val="1C3A36"/>
                 <w:sz w:val="18"/>
               </w:rPr>
-              <w:t>Q1-2026 revenue / net profit</w:t>
+              <w:t>Half-year 2026 revenue / gross profit</w:t>
             </w:r>
           </w:p>
         </w:tc>
@@ -2091,7 +2091,7 @@
                 <w:color w:val="1C3A36"/>
                 <w:sz w:val="18"/>
               </w:rPr>
-              <w:t>SAR 19,939 mn (+3.8%) · SAR 3,696 mn (+12.0% ex non-recurring; +1.3% reported)</w:t>
+              <w:t>SAR 40,110 mn (+3.7%) · SAR 19,637 mn (+5.2%, a 49.0% margin) — the reviewed six months to 30 June 2026, which is the period the base year, the bridge and the first forecast year all stand on</w:t>
             </w:r>
           </w:p>
         </w:tc>
@@ -2167,7 +2167,7 @@
                 <w:color w:val="1C3A36"/>
                 <w:sz w:val="18"/>
               </w:rPr>
-              <w:t>Net debt SAR 111 mn at FY25 (~0.0× EBITDA); SAR 7.1 bn at Q1-26 after the Jan-2026 $2 bn sukuk (~0.3×); cash framings: FS 21.4 bn incl. stc bank / IR core 15.4 bn</w:t>
+              <w:t>Net debt SAR 8,375 mn on the reviewed 30 June 2026 sheet the bridge stands on — borrowings 23,537 plus leases 2,259 and the spectrum-licence liability 3,443, against cash and near-cash of 20,863</w:t>
             </w:r>
           </w:p>
         </w:tc>
@@ -2357,7 +2357,7 @@
                 <w:color w:val="1C3A36"/>
                 <w:sz w:val="18"/>
               </w:rPr>
-              <w:t>$2 bn dual-tranche sukuk (Jan-2026, 4.489%/5.083%) · 26 mn-share ESIP buyback approved 7 May 2026 · center3–HUMAIN AI-data-centre framework (Dec-2025, toward 1 GW) · SilkLink Syria fibre corridor (SAR 3 bn, Feb-2026) · 2Q26 results due ~late Jul 2026</w:t>
+              <w:t>$2 bn dual-tranche sukuk (Jan-2026, 4.489%/5.083%) · 26 mn-share ESIP buyback approved 7 May 2026 · center3–HUMAIN AI-data-centre framework (Dec-2025, toward 1 GW) · SilkLink Syria fibre corridor (SAR 3 bn, Feb-2026)</w:t>
             </w:r>
           </w:p>
         </w:tc>
@@ -2379,7 +2379,7 @@
           <w:color w:val="6E7B77"/>
           <w:sz w:val="17"/>
         </w:rPr>
-        <w:t>Source: stc FY2023–FY2025 IR releases, Q1-2026 release and interim FS, FY2025 earnings presentation (all stc.com); Saudi Exchange disclosures; PIF press releases. Values rounded.</w:t>
+        <w:t>Source: the company’s own audited statements for FY2023 to FY2025, the reviewed interim for the six months to 30 June 2026, and its own earnings presentations — every one from its investor-relations archive; Saudi Exchange disclosures; PIF press releases. Values rounded.</w:t>
       </w:r>
     </w:p>
     <w:p>
@@ -4341,7 +4341,7 @@
           <w:color w:val="1C3A36"/>
           <w:sz w:val="21"/>
         </w:rPr>
-        <w:t>Two honesty notes. First, 71% of the enterprise value sits in the terminal — at a 6.1-point spread between the cost of capital and terminal growth this is a duration bet dressed as a five-year model, which is why §1.9 prices the rate grid and the beta separately rather than hiding either. Second, the model's first-year free cash flow of SAR 12.5 bn runs richer than stc's own reported FY25 free cash flow (6.5 bn), because reported OCF absorbs receivables swings, early-retirement cash and zakat timing that a NOPAT-based FCFF smooths; Q1-26's FCF of 3.9 bn (+494% YoY) suggests the gap is closing, but Appendix A shows both series so the difference is visible rather than averaged away.</w:t>
+        <w:t>Two honesty notes. First, 71% of the enterprise value sits in the terminal — at a 6.1-point spread between the cost of capital and terminal growth this is a duration bet dressed as a five-year model, which is why §1.9 prices the rate grid and the beta separately rather than hiding either. Second, the model's first-year free cash flow of SAR 12.5 bn runs richer than stc's own reported FY2025 free cash flow of 6.5 bn, because reported operating cash flow absorbs receivables swings, early-retirement cash and zakat timing that a NOPAT-based free cash flow smooths. Appendix A shows both series so the difference is visible rather than averaged away.</w:t>
       </w:r>
     </w:p>
     <w:p>
@@ -6859,7 +6859,7 @@
                 <w:color w:val="1C3A36"/>
                 <w:sz w:val="17"/>
               </w:rPr>
-              <w:t>Mobility +2.8%, fixed +6.6%; 30.6 mn subs (+5.3% Q1-26)</w:t>
+              <w:t>Mobility +2.8%, fixed +6.6%; 30.3 mn mobile subscribers at the half year, +1.0% on the full-year 2025 count</w:t>
             </w:r>
           </w:p>
         </w:tc>
@@ -9208,7 +9208,7 @@
           <w:color w:val="6E7B77"/>
           <w:sz w:val="17"/>
         </w:rPr>
-        <w:t>History: stc FY2025 earnings presentation and IR releases (stc.com), restated basis. Forecast drivers are the house’s own flagged view. These are the company's own internal unit names, used here to describe what drives the business; the MODEL is built on the eleven operating segments note 9 discloses, which is a different and finer cut.</w:t>
+        <w:t>History: note 9 of the FY2025 audited consolidated statements, on the restated basis, with the earnings presentations for the operating detail no statement carries. Forecast drivers are the house’s own flagged view. These are the company's own internal unit names, used here to describe what drives the business; the MODEL is built on the 12 operating segments note 9 discloses, which is a different and finer cut.</w:t>
       </w:r>
     </w:p>
     <w:p>
@@ -9585,7 +9585,7 @@
           <w:color w:val="6E7B77"/>
           <w:sz w:val="17"/>
         </w:rPr>
-        <w:t>The dividend schedule and its stress test live in Appendix A.3. The dividend is policy-locked through the Q3-2027 distribution; the test is whether FCF or the balance sheet pays for it — at Q1-26 run-rate (FCF 3.9 bn vs a 2.74 bn quarterly dividend) it was FCF, for the first quarter in a year.</w:t>
+        <w:t>The dividend schedule and its stress test live in Appendix A.3. The dividend is policy-locked through the Q3-2027 distribution; the test is whether free cash flow or the balance sheet pays for it, and the table above answers it at every capital-intensity level this company has actually run.</w:t>
       </w:r>
     </w:p>
     <w:p>
@@ -15042,14 +15042,14 @@
           <w:color w:val="1C3A36"/>
           <w:sz w:val="21"/>
         </w:rPr>
-        <w:t xml:space="preserve">2Q26 results (~late July 2026). </w:t>
+        <w:t xml:space="preserve">Third-quarter 2026 results. </w:t>
       </w:r>
       <w:r>
         <w:rPr>
           <w:color w:val="1C3A36"/>
           <w:sz w:val="21"/>
         </w:rPr>
-        <w:t>The first full quarter to show whether Q1’s cash-flow inflection (FCF 3.9 bn, 1.4× the quarterly dividend) is a run-rate or a blip; watch enterprise revenue (mega-project phasing) and capex phasing.</w:t>
+        <w:t>The reviewed half to 30 June 2026 is already in this model — it sets the base year, the bridge and the first forecast year — so the next disclosure is the first that can move the answer: watch enterprise revenue against mega-project phasing, and capital expenditure against the data-centre build.</w:t>
       </w:r>
     </w:p>
     <w:p>
@@ -15952,7 +15952,7 @@
           <w:color w:val="1C3A36"/>
           <w:sz w:val="21"/>
         </w:rPr>
-        <w:t>Consolidated figures as disclosed by stc — FY2023–FY2025 IR releases on the restated continuing-operations basis (TAWAL and Digital Infrastructure Co reclassified to discontinued operations), Q1-2026 release and interim FS — all from stc.com, per the study’s sourcing rule. SAR million. The five-year forecast is the model build (companion Excel, formula-linked to Assumptions).</w:t>
+        <w:t>Consolidated figures as disclosed by stc — the audited statements for FY2023 to FY2025 on the restated continuing-operations basis (TAWAL and Digital Infrastructure Co reclassified to discontinued operations) and the reviewed interim for the six months to 30 June 2026 — all from the company’s own investor-relations archive, per the study’s sourcing rule. SAR million. The five-year forecast is the model build (companion Excel, formula-linked to Assumptions).</w:t>
       </w:r>
     </w:p>
     <w:p>

--- a/engine/stc_study/STC_Valuation_Study_05-09-2026_public.docx
+++ b/engine/stc_study/STC_Valuation_Study_05-09-2026_public.docx
@@ -287,7 +287,7 @@
           <w:color w:val="1C3A36"/>
           <w:sz w:val="21"/>
         </w:rPr>
-        <w:t>At SAR 43.86 — the latest known close, on 2026-09-03 — the shares sit about 13% above the central of SAR 38.14, which is the CASH-FLOW lens and not an average of the reads beside it. Those cross-checks do NOT cluster: the dividend-policy read discounts to 35, the enterprise multiple on this company's own history gives 48, a normalised-earnings read marks 40, and disclosed book value is 17 — a published range of SAR 37.4 to 48.0, and the study publishes that disagreement rather than averaging it away. The terminal carries 71% of the cash-flow value — disclosed, not buried — and is built on the 20.9-year asset life this company's own accounting-policies note discloses, never on the reciprocal of an inflation rate. Over three months the price map places the 5th-to-95th percentile band at roughly SAR 39-52, the median at 45.3, and the middle half at SAR 43-48.</w:t>
+        <w:t>At SAR 43.86 — the latest known close, on 2026-09-03 — the shares sit about 13% above the central of SAR 38.08, which is the CASH-FLOW lens and not an average of the reads beside it. Those cross-checks do NOT cluster: the dividend-policy read discounts to 35, the enterprise multiple on this company's own history gives 48, a normalised-earnings read marks 40, and disclosed book value is 17 — a published range of SAR 37.3 to 48.1, and the study publishes that disagreement rather than averaging it away. The terminal carries 71% of the cash-flow value — disclosed, not buried — and is built on the 20.9-year asset life this company's own accounting-policies note discloses, never on the reciprocal of an inflation rate. Over three months the price map places the 5th-to-95th percentile band at roughly SAR 39-52, the median at 45.3, and the middle half at SAR 43-48.</w:t>
       </w:r>
     </w:p>
     <w:p>
@@ -717,7 +717,7 @@
                 <w:color w:val="1C3A36"/>
                 <w:sz w:val="17"/>
               </w:rPr>
-              <w:t>+9%</w:t>
+              <w:t>+10%</w:t>
             </w:r>
           </w:p>
         </w:tc>
@@ -845,7 +845,7 @@
                 <w:color w:val="1C3A36"/>
                 <w:sz w:val="17"/>
               </w:rPr>
-              <w:t>SAR 38.14</w:t>
+              <w:t>SAR 38.08</w:t>
             </w:r>
           </w:p>
         </w:tc>
@@ -863,7 +863,7 @@
                 <w:color w:val="1C3A36"/>
                 <w:sz w:val="17"/>
               </w:rPr>
-              <w:t>-13.0% vs SAR 43.86</w:t>
+              <w:t>-13.2% vs SAR 43.86</w:t>
             </w:r>
           </w:p>
         </w:tc>
@@ -924,7 +924,7 @@
                 <w:color w:val="1C3A36"/>
                 <w:sz w:val="17"/>
               </w:rPr>
-              <w:t>SAR 37.4-48.0</w:t>
+              <w:t>SAR 37.3-48.1</w:t>
             </w:r>
           </w:p>
         </w:tc>
@@ -1784,7 +1784,7 @@
           <w:color w:val="1C3A36"/>
           <w:sz w:val="19"/>
         </w:rPr>
-        <w:t>The fundamental reads span SAR 37.4 to 48.0 and the central — the cash-flow lens, which is what this class is valued on — is SAR 38.14, 13.0% below the latest known price. THAT GAP IS WHY THIS STUDY IS HELD: a central more than a tenth below the traded price is a high-prior-of-defect region, and an eight-heading review is what stands between the number and a reader. The review did not move the answer toward the price and was not meant to — what it found were defects in the model, each corrected on its own evidence, and the answer moved where the corrections took it. The cross-checks are published beside the central and never averaged into it: two of them are not permitted cross-checks for this class at all, and in the delivered edition they carried 45% of a weighted answer.</w:t>
+        <w:t>The fundamental reads span SAR 37.3 to 48.1 and the central — the cash-flow lens, which is what this class is valued on — is SAR 38.08, 13.2% below the latest known price. THAT GAP IS WHY THIS STUDY IS HELD: a central more than a tenth below the traded price is a high-prior-of-defect region, and an eight-heading review is what stands between the number and a reader. The review did not move the answer toward the price and was not meant to — what it found were defects in the model, each corrected on its own evidence, and the answer moved where the corrections took it. The cross-checks are published beside the central and never averaged into it: two of them are not permitted cross-checks for this class at all, and in the delivered edition they carried 45% of a weighted answer.</w:t>
       </w:r>
     </w:p>
     <w:p>
@@ -2435,7 +2435,7 @@
           <w:color w:val="1C3A36"/>
           <w:sz w:val="21"/>
         </w:rPr>
-        <w:t>The revenue engine is the §1.6 segment build: stc discloses revenue by segment rather than subscribers and revenue per subscriber, so the forecast grows the disclosed lines on their own drivers rather than manufacturing a bottom-up split it has no data for. Group revenue compounds 2.4% a year across the explicit window, from SAR 80,737 mn to 88,722 mn — consumer growing slowly, enterprise recovering as mega-project phasing normalises, wholesale on hosting and fixed-wireless backhaul, and the subsidiaries fastest of the four. The EBITDA margin runs 31.98% in the first forecast year and 31.82% in the last: essentially flat, and slightly DOWN rather than up. That is deliberate and it is the point of §1.6 — margins here are an OUTPUT of the cost build, not an input, so the model is not permitted to assume the mix improvement that a glide would represent. Capital intensity is 14.96% of revenue, held flat, and it is MEASURED rather than guided: it is the three filed years' own mean of 1.161 times the depreciation of the base being renewed. Management publishes a band and an earlier edition of this study took its path straight from it; a forward target leans the same way an optimistic model does, so guidance is scored against what happens and never consumed as an input. Working capital is projected from the asset-conversion cycle rather than plugged. Zakat and income tax enter at the 8.03% the three filed years imply on operating profit, with the disclosed reversal of a prior year’s provision taken out rather than extrapolated.</w:t>
+        <w:t>The revenue engine is the §1.6 segment build: stc discloses revenue by segment rather than subscribers and revenue per subscriber, so the forecast grows the disclosed lines on their own drivers rather than manufacturing a bottom-up split it has no data for. Group revenue compounds 2.4% a year across the explicit window, from SAR 80,737 mn to 88,722 mn — consumer growing slowly, enterprise recovering as mega-project phasing normalises, wholesale on hosting and fixed-wireless backhaul, and the subsidiaries fastest of the four. The EBITDA margin runs 32.06% in the first forecast year and 31.77% in the last: essentially flat, and slightly DOWN rather than up. That is deliberate and it is the point of §1.6 — margins here are an OUTPUT of the cost build, not an input, so the model is not permitted to assume the mix improvement that a glide would represent. Capital intensity is 14.96% of revenue, held flat, and it is MEASURED rather than guided: it is the three filed years' own mean of 1.161 times the depreciation of the base being renewed. Management publishes a band and an earlier edition of this study took its path straight from it; a forward target leans the same way an optimistic model does, so guidance is scored against what happens and never consumed as an input. Working capital is projected from the asset-conversion cycle rather than plugged. Zakat and income tax enter at the 8.03% the three filed years imply on operating profit, with the disclosed reversal of a prior year’s provision taken out rather than extrapolated.</w:t>
       </w:r>
     </w:p>
     <w:tbl>
@@ -2728,7 +2728,7 @@
                 <w:color w:val="1C3A36"/>
                 <w:sz w:val="17"/>
               </w:rPr>
-              <w:t>25,823</w:t>
+              <w:t>25,882</w:t>
             </w:r>
           </w:p>
         </w:tc>
@@ -2746,7 +2746,7 @@
                 <w:color w:val="1C3A36"/>
                 <w:sz w:val="17"/>
               </w:rPr>
-              <w:t>26,475</w:t>
+              <w:t>26,537</w:t>
             </w:r>
           </w:p>
         </w:tc>
@@ -2764,7 +2764,7 @@
                 <w:color w:val="1C3A36"/>
                 <w:sz w:val="17"/>
               </w:rPr>
-              <w:t>27,089</w:t>
+              <w:t>27,138</w:t>
             </w:r>
           </w:p>
         </w:tc>
@@ -2782,7 +2782,7 @@
                 <w:color w:val="1C3A36"/>
                 <w:sz w:val="17"/>
               </w:rPr>
-              <w:t>27,678</w:t>
+              <w:t>27,694</w:t>
             </w:r>
           </w:p>
         </w:tc>
@@ -2800,7 +2800,7 @@
                 <w:color w:val="1C3A36"/>
                 <w:sz w:val="17"/>
               </w:rPr>
-              <w:t>28,232</w:t>
+              <w:t>28,190</w:t>
             </w:r>
           </w:p>
         </w:tc>
@@ -2948,7 +2948,7 @@
                 <w:color w:val="1C3A36"/>
                 <w:sz w:val="17"/>
               </w:rPr>
-              <w:t>15,416</w:t>
+              <w:t>15,475</w:t>
             </w:r>
           </w:p>
         </w:tc>
@@ -2966,7 +2966,7 @@
                 <w:color w:val="1C3A36"/>
                 <w:sz w:val="17"/>
               </w:rPr>
-              <w:t>15,778</w:t>
+              <w:t>15,840</w:t>
             </w:r>
           </w:p>
         </w:tc>
@@ -2984,7 +2984,7 @@
                 <w:color w:val="1C3A36"/>
                 <w:sz w:val="17"/>
               </w:rPr>
-              <w:t>16,125</w:t>
+              <w:t>16,174</w:t>
             </w:r>
           </w:p>
         </w:tc>
@@ -3002,7 +3002,7 @@
                 <w:color w:val="1C3A36"/>
                 <w:sz w:val="17"/>
               </w:rPr>
-              <w:t>16,466</w:t>
+              <w:t>16,481</w:t>
             </w:r>
           </w:p>
         </w:tc>
@@ -3020,7 +3020,7 @@
                 <w:color w:val="1C3A36"/>
                 <w:sz w:val="17"/>
               </w:rPr>
-              <w:t>16,795</w:t>
+              <w:t>16,753</w:t>
             </w:r>
           </w:p>
         </w:tc>
@@ -3058,7 +3058,7 @@
                 <w:color w:val="1C3A36"/>
                 <w:sz w:val="17"/>
               </w:rPr>
-              <w:t>14,177</w:t>
+              <w:t>14,231</w:t>
             </w:r>
           </w:p>
         </w:tc>
@@ -3076,7 +3076,7 @@
                 <w:color w:val="1C3A36"/>
                 <w:sz w:val="17"/>
               </w:rPr>
-              <w:t>14,510</w:t>
+              <w:t>14,567</w:t>
             </w:r>
           </w:p>
         </w:tc>
@@ -3094,7 +3094,7 @@
                 <w:color w:val="1C3A36"/>
                 <w:sz w:val="17"/>
               </w:rPr>
-              <w:t>14,829</w:t>
+              <w:t>14,874</w:t>
             </w:r>
           </w:p>
         </w:tc>
@@ -3112,7 +3112,7 @@
                 <w:color w:val="1C3A36"/>
                 <w:sz w:val="17"/>
               </w:rPr>
-              <w:t>15,143</w:t>
+              <w:t>15,157</w:t>
             </w:r>
           </w:p>
         </w:tc>
@@ -3130,7 +3130,7 @@
                 <w:color w:val="1C3A36"/>
                 <w:sz w:val="17"/>
               </w:rPr>
-              <w:t>15,446</w:t>
+              <w:t>15,407</w:t>
             </w:r>
           </w:p>
         </w:tc>
@@ -3498,7 +3498,7 @@
                 <w:color w:val="1C3A36"/>
                 <w:sz w:val="17"/>
               </w:rPr>
-              <w:t>12,504</w:t>
+              <w:t>12,558</w:t>
             </w:r>
           </w:p>
         </w:tc>
@@ -3516,7 +3516,7 @@
                 <w:color w:val="1C3A36"/>
                 <w:sz w:val="17"/>
               </w:rPr>
-              <w:t>12,396</w:t>
+              <w:t>12,453</w:t>
             </w:r>
           </w:p>
         </w:tc>
@@ -3534,7 +3534,7 @@
                 <w:color w:val="1C3A36"/>
                 <w:sz w:val="17"/>
               </w:rPr>
-              <w:t>12,703</w:t>
+              <w:t>12,748</w:t>
             </w:r>
           </w:p>
         </w:tc>
@@ -3552,7 +3552,7 @@
                 <w:color w:val="1C3A36"/>
                 <w:sz w:val="17"/>
               </w:rPr>
-              <w:t>13,002</w:t>
+              <w:t>13,016</w:t>
             </w:r>
           </w:p>
         </w:tc>
@@ -3570,7 +3570,7 @@
                 <w:color w:val="1C3A36"/>
                 <w:sz w:val="17"/>
               </w:rPr>
-              <w:t>13,301</w:t>
+              <w:t>13,263</w:t>
             </w:r>
           </w:p>
         </w:tc>
@@ -3718,7 +3718,7 @@
                 <w:color w:val="1C3A36"/>
                 <w:sz w:val="17"/>
               </w:rPr>
-              <w:t>11,563</w:t>
+              <w:t>11,613</w:t>
             </w:r>
           </w:p>
         </w:tc>
@@ -3736,7 +3736,7 @@
                 <w:color w:val="1C3A36"/>
                 <w:sz w:val="17"/>
               </w:rPr>
-              <w:t>10,601</w:t>
+              <w:t>10,650</w:t>
             </w:r>
           </w:p>
         </w:tc>
@@ -3754,7 +3754,7 @@
                 <w:color w:val="1C3A36"/>
                 <w:sz w:val="17"/>
               </w:rPr>
-              <w:t>10,047</w:t>
+              <w:t>10,082</w:t>
             </w:r>
           </w:p>
         </w:tc>
@@ -3772,7 +3772,7 @@
                 <w:color w:val="1C3A36"/>
                 <w:sz w:val="17"/>
               </w:rPr>
-              <w:t>9,510</w:t>
+              <w:t>9,520</w:t>
             </w:r>
           </w:p>
         </w:tc>
@@ -3790,7 +3790,7 @@
                 <w:color w:val="1C3A36"/>
                 <w:sz w:val="17"/>
               </w:rPr>
-              <w:t>8,997</w:t>
+              <w:t>8,971</w:t>
             </w:r>
           </w:p>
         </w:tc>
@@ -3901,7 +3901,7 @@
                 <w:color w:val="1C3A36"/>
                 <w:sz w:val="18"/>
               </w:rPr>
-              <w:t>50,719</w:t>
+              <w:t>50,837</w:t>
             </w:r>
           </w:p>
         </w:tc>
@@ -3939,7 +3939,7 @@
                 <w:color w:val="1C3A36"/>
                 <w:sz w:val="18"/>
               </w:rPr>
-              <w:t>185,454</w:t>
+              <w:t>184,812</w:t>
             </w:r>
           </w:p>
         </w:tc>
@@ -3977,7 +3977,7 @@
                 <w:color w:val="1C3A36"/>
                 <w:sz w:val="18"/>
               </w:rPr>
-              <w:t>125,444</w:t>
+              <w:t>125,010</w:t>
             </w:r>
           </w:p>
         </w:tc>
@@ -4015,7 +4015,7 @@
                 <w:color w:val="1C3A36"/>
                 <w:sz w:val="18"/>
               </w:rPr>
-              <w:t>176,163</w:t>
+              <w:t>175,847</w:t>
             </w:r>
           </w:p>
         </w:tc>
@@ -4243,7 +4243,7 @@
                 <w:color w:val="1C3A36"/>
                 <w:sz w:val="18"/>
               </w:rPr>
-              <w:t>3,928</w:t>
+              <w:t>3,921</w:t>
             </w:r>
           </w:p>
         </w:tc>
@@ -4281,7 +4281,7 @@
                 <w:color w:val="1C3A36"/>
                 <w:sz w:val="18"/>
               </w:rPr>
-              <w:t>190,447</w:t>
+              <w:t>190,137</w:t>
             </w:r>
           </w:p>
         </w:tc>
@@ -4319,7 +4319,7 @@
                 <w:color w:val="1C3A36"/>
                 <w:sz w:val="18"/>
               </w:rPr>
-              <w:t>SAR 38.14 per share</w:t>
+              <w:t>SAR 38.08 per share</w:t>
             </w:r>
           </w:p>
         </w:tc>
@@ -4341,7 +4341,7 @@
           <w:color w:val="1C3A36"/>
           <w:sz w:val="21"/>
         </w:rPr>
-        <w:t>Two honesty notes. First, 71% of the enterprise value sits in the terminal — at a 6.1-point spread between the cost of capital and terminal growth this is a duration bet dressed as a five-year model, which is why §1.9 prices the rate grid and the beta separately rather than hiding either. Second, the model's first-year free cash flow of SAR 12.5 bn runs richer than stc's own reported FY2025 free cash flow of 6.5 bn, because reported operating cash flow absorbs receivables swings, early-retirement cash and zakat timing that a NOPAT-based free cash flow smooths. Appendix A shows both series so the difference is visible rather than averaged away.</w:t>
+        <w:t>Two honesty notes. First, 71% of the enterprise value sits in the terminal — at a 6.1-point spread between the cost of capital and terminal growth this is a duration bet dressed as a five-year model, which is why §1.9 prices the rate grid and the beta separately rather than hiding either. Second, the model's first-year free cash flow of SAR 12.6 bn runs richer than stc's own reported FY2025 free cash flow of 6.5 bn, because reported operating cash flow absorbs receivables swings, early-retirement cash and zakat timing that a NOPAT-based free cash flow smooths. Appendix A shows both series so the difference is visible rather than averaged away.</w:t>
       </w:r>
     </w:p>
     <w:p>
@@ -5343,7 +5343,7 @@
                 <w:color w:val="1C3A36"/>
                 <w:sz w:val="18"/>
               </w:rPr>
-              <w:t>45.7</w:t>
+              <w:t>45.8</w:t>
             </w:r>
           </w:p>
         </w:tc>
@@ -5361,7 +5361,7 @@
                 <w:color w:val="1C3A36"/>
                 <w:sz w:val="18"/>
               </w:rPr>
-              <w:t>48.0</w:t>
+              <w:t>48.1</w:t>
             </w:r>
           </w:p>
         </w:tc>
@@ -5379,7 +5379,7 @@
                 <w:color w:val="1C3A36"/>
                 <w:sz w:val="18"/>
               </w:rPr>
-              <w:t>49.8</w:t>
+              <w:t>49.9</w:t>
             </w:r>
           </w:p>
         </w:tc>
@@ -5510,7 +5510,7 @@
           <w:color w:val="1C3A36"/>
           <w:sz w:val="21"/>
         </w:rPr>
-        <w:t>Cycle position first: unlike a developer or a smelter, stc’s P&amp;L has no violent cycle, but FY25 profit is still not a clean base — it carries the reversal of a prior year's zakat provision, SAR 1,325 mn on its own disclosed line, and FY24 before it carried the SAR 12.9 bn TAWAL disposal gain, a SAR 1.5 bn withholding-tax reversal and a SAR 2.6 bn early-retirement charge. Margins sit mid-cycle: the forecast opens at an EBITDA margin of 31.98% against the filed FY2025 year, and it is an output of the cost build rather than a target, enterprise revenue is at the soft point of the government mega-project phasing, and the subsidiary portfolio (stc bank, center3) is still in its investment phase, with several guided to turn contribution-positive from 2026. Normalised attributable profit is therefore SAR 13.2 bn — the filed profit before zakat, charged at the 8.27% the three filed years imply once the disclosed reversal of a prior year’s provision is taken out rather than extrapolated, less the minority’s share — or SAR 2.65 a share, capitalised at 15 times, which is this stock’s own multi-year median area and the middle of its peer set.</w:t>
+        <w:t>Cycle position first: unlike a developer or a smelter, stc’s P&amp;L has no violent cycle, but FY25 profit is still not a clean base — it carries the reversal of a prior year's zakat provision, SAR 1,325 mn on its own disclosed line, and FY24 before it carried the SAR 12.9 bn TAWAL disposal gain, a SAR 1.5 bn withholding-tax reversal and a SAR 2.6 bn early-retirement charge. Margins sit mid-cycle: the forecast opens at an EBITDA margin of 32.06% against the filed FY2025 year, and it is an output of the cost build rather than a target, enterprise revenue is at the soft point of the government mega-project phasing, and the subsidiary portfolio (stc bank, center3) is still in its investment phase, with several guided to turn contribution-positive from 2026. Normalised attributable profit is therefore SAR 13.2 bn — the filed profit before zakat, charged at the 8.27% the three filed years imply once the disclosed reversal of a prior year’s provision is taken out rather than extrapolated, less the minority’s share — or SAR 2.65 a share, capitalised at 15 times, which is this stock’s own multi-year median area and the middle of its peer set.</w:t>
       </w:r>
     </w:p>
     <w:tbl>
@@ -6077,7 +6077,7 @@
                 <w:color w:val="1C3A36"/>
                 <w:sz w:val="17"/>
               </w:rPr>
-              <w:t>37.4</w:t>
+              <w:t>37.3</w:t>
             </w:r>
           </w:p>
         </w:tc>
@@ -6261,7 +6261,7 @@
                 <w:color w:val="1C3A36"/>
                 <w:sz w:val="17"/>
               </w:rPr>
-              <w:t>45.7</w:t>
+              <w:t>45.8</w:t>
             </w:r>
           </w:p>
         </w:tc>
@@ -6279,7 +6279,7 @@
                 <w:color w:val="1C3A36"/>
                 <w:sz w:val="17"/>
               </w:rPr>
-              <w:t>48.0</w:t>
+              <w:t>48.1</w:t>
             </w:r>
           </w:p>
         </w:tc>
@@ -6297,7 +6297,7 @@
                 <w:color w:val="1C3A36"/>
                 <w:sz w:val="17"/>
               </w:rPr>
-              <w:t>49.8</w:t>
+              <w:t>49.9</w:t>
             </w:r>
           </w:p>
         </w:tc>
@@ -6539,7 +6539,7 @@
                 <w:color w:val="1C3A36"/>
                 <w:sz w:val="17"/>
               </w:rPr>
-              <w:t>37.37</w:t>
+              <w:t>37.30</w:t>
             </w:r>
           </w:p>
         </w:tc>
@@ -6559,7 +6559,7 @@
                 <w:color w:val="1C3A36"/>
                 <w:sz w:val="17"/>
               </w:rPr>
-              <w:t>38.14</w:t>
+              <w:t>38.08</w:t>
             </w:r>
           </w:p>
         </w:tc>
@@ -6579,7 +6579,7 @@
                 <w:color w:val="1C3A36"/>
                 <w:sz w:val="17"/>
               </w:rPr>
-              <w:t>47.97</w:t>
+              <w:t>48.08</w:t>
             </w:r>
           </w:p>
         </w:tc>
@@ -6664,7 +6664,7 @@
           <w:color w:val="1C3A36"/>
           <w:sz w:val="21"/>
         </w:rPr>
-        <w:t>, -13% versus the market. The bear-to-bull span of SAR 37.37 to 47.97 moves exactly ONE driver: capital expenditure as a multiple of the depreciation of the base being renewed, across the range this company's own three filed years ran — 1.054 times at the bull end and 1.252 at the bear. Everything else is held IDENTICAL across all three reads: the cost of capital, the terminal growth, the terminal risk-free rate, the inflation ladder and the margin path. That is deliberate and it is a change from the previous edition, which moved the discount rate and terminal growth inside the scenarios as well — three levers moving together cannot be attributed to any of them, and a bear case that also changes the economy is not a bear case for this company. What the spread is NOT about is revenue: it is a capital-intensity story, and the discount rate has its own grid in §1.9 rather than being folded in here.</w:t>
+        <w:t>, -13% versus the market. The bear-to-bull span of SAR 37.30 to 48.08 moves exactly ONE driver: capital expenditure as a multiple of the depreciation of the base being renewed, across the range this company's own three filed years ran — 1.054 times at the bull end and 1.252 at the bear. Everything else is held IDENTICAL across all three reads: the cost of capital, the terminal growth, the terminal risk-free rate, the inflation ladder and the margin path. That is deliberate and it is a change from the previous edition, which moved the discount rate and terminal growth inside the scenarios as well — three levers moving together cannot be attributed to any of them, and a bear case that also changes the economy is not a bear case for this company. What the spread is NOT about is revenue: it is a capital-intensity story, and the discount rate has its own grid in §1.9 rather than being folded in here.</w:t>
       </w:r>
     </w:p>
     <w:p>
@@ -7043,7 +7043,7 @@
                 <w:color w:val="1C3A36"/>
                 <w:sz w:val="17"/>
               </w:rPr>
-              <w:t>Hosting, FWA backhaul, national roaming (+32.6% national)</w:t>
+              <w:t>Hosting, FWA backhaul, national roaming</w:t>
             </w:r>
           </w:p>
         </w:tc>
@@ -7285,7 +7285,7 @@
           <w:color w:val="1C3A36"/>
           <w:sz w:val="19"/>
         </w:rPr>
-        <w:t>The build is per disclosed segment. THE PREVIOUS EDITION GREW FOUR BUSINESS UNITS — consumer, enterprise, wholesale and a subsidiaries residual — which is not how this company reports: note 9 discloses ELEVEN operating segments and each is grown on its own measured real rate. One of them, the Saudi operating business and two thirds of group revenue, is built as volume times price from the subscriber counts the earnings presentations disclose; the others are forecast on their net rate because no unit data is published for them, and that gap is stated rather than filled.</w:t>
+        <w:t>The build is per disclosed segment. THE PREVIOUS EDITION GREW FOUR BUSINESS UNITS — consumer, enterprise, wholesale and a subsidiaries residual — which is not how this company reports: note 9 discloses 12 operating segments and each is grown on its own measured real rate. One of them, the Saudi operating business and two thirds of group revenue, is built as volume times price from the subscriber counts the earnings presentations disclose; the others are forecast on their net rate because no unit data is published for them, and that gap is stated rather than filled.</w:t>
       </w:r>
     </w:p>
     <w:tbl>
@@ -9042,7 +9042,7 @@
                 <w:color w:val="1C3A36"/>
                 <w:sz w:val="16"/>
               </w:rPr>
-              <w:t>32.0%</w:t>
+              <w:t>32.1%</w:t>
             </w:r>
           </w:p>
         </w:tc>
@@ -9060,7 +9060,7 @@
                 <w:color w:val="1C3A36"/>
                 <w:sz w:val="16"/>
               </w:rPr>
-              <w:t>31.8%</w:t>
+              <w:t>31.9%</w:t>
             </w:r>
           </w:p>
         </w:tc>
@@ -9236,7 +9236,7 @@
           <w:color w:val="1C3A36"/>
           <w:sz w:val="21"/>
         </w:rPr>
-        <w:t>Three judgments drive this valuation, and all three are observable rather than abstract. First and largest: capex intensity against the locked dividend. The policy dividend costs SAR 10.98 bn a year (2.20 x 4,993.0 mn shares); and the model spans the range this company's OWN three filed years actually ran, 13.6% to 16.1% of revenue, rather than the band management guides to. The cover table below is the whole tension in one place: at the heaviest of those three years the dividend is 1.05x covered by model free cash flow in the first forecast year, and at the lightest 1.24x — so on this company's own history of capital spending the dividend is covered throughout, and the question is whether the data-centre build takes intensity ABOVE anything it has yet run. Second: the discount rate, a 90%-equity-weighted cost of capital on a 0.71 beta from a five-year weekly regression (§1.8) — at a beta of 1.0 the value falls from SAR 38.14 to 31.57, -28% against the price, so §1.9 publishes the whole grid rather than letting one regression settle it. Third: the policy rate path — each 50 basis points off the curve is worth about SAR 2.9 on the value and lowers the funding cost of the build directly. A fourth, slower variable: mobile competition (Mobily’s subscriber growth has outpaced stc’s revenue growth for four quarters) — each 1 pp off consumer growth costs ≈SAR 2 of fair value.</w:t>
+        <w:t>Three judgments drive this valuation, and all three are observable rather than abstract. First and largest: capex intensity against the locked dividend. The policy dividend costs SAR 10.98 bn a year (2.20 x 4,993.0 mn shares); and the model spans the range this company's OWN three filed years actually ran, 13.6% to 16.1% of revenue, rather than the band management guides to. The cover table below is the whole tension in one place: at the heaviest of those three years the dividend is 1.06x covered by model free cash flow in the first forecast year, and at the lightest 1.24x — so on this company's own history of capital spending the dividend is covered throughout, and the question is whether the data-centre build takes intensity ABOVE anything it has yet run. Second: the discount rate, a 90%-equity-weighted cost of capital on a 0.71 beta from a five-year weekly regression (§1.8) — at a beta of 1.0 the value falls from SAR 38.08 to 31.53, -28% against the price, so §1.9 publishes the whole grid rather than letting one regression settle it. Third: the policy rate path — each 50 basis points off the curve is worth about SAR 2.9 on the value and lowers the funding cost of the build directly. A fourth, slower variable: mobile competition (Mobily’s subscriber growth has outpaced stc’s revenue growth for four quarters) — each 1 pp off consumer growth costs ≈SAR 2 of fair value.</w:t>
       </w:r>
     </w:p>
     <w:tbl>
@@ -9379,7 +9379,7 @@
                 <w:color w:val="1C3A36"/>
                 <w:sz w:val="18"/>
               </w:rPr>
-              <w:t>13.6</w:t>
+              <w:t>13.7</w:t>
             </w:r>
           </w:p>
         </w:tc>
@@ -9453,7 +9453,7 @@
                 <w:color w:val="1C3A36"/>
                 <w:sz w:val="18"/>
               </w:rPr>
-              <w:t>12.5</w:t>
+              <w:t>12.6</w:t>
             </w:r>
           </w:p>
         </w:tc>
@@ -9563,7 +9563,7 @@
                 <w:color w:val="1C3A36"/>
                 <w:sz w:val="18"/>
               </w:rPr>
-              <w:t>1.05×</w:t>
+              <w:t>1.06×</w:t>
             </w:r>
           </w:p>
         </w:tc>
@@ -10657,7 +10657,7 @@
                 <w:color w:val="1C3A36"/>
                 <w:sz w:val="18"/>
               </w:rPr>
-              <w:t>44.0</w:t>
+              <w:t>43.9</w:t>
             </w:r>
           </w:p>
         </w:tc>
@@ -10675,7 +10675,7 @@
                 <w:color w:val="1C3A36"/>
                 <w:sz w:val="18"/>
               </w:rPr>
-              <w:t>44.6</w:t>
+              <w:t>44.5</w:t>
             </w:r>
           </w:p>
         </w:tc>
@@ -10693,7 +10693,7 @@
                 <w:color w:val="1C3A36"/>
                 <w:sz w:val="18"/>
               </w:rPr>
-              <w:t>45.4</w:t>
+              <w:t>45.3</w:t>
             </w:r>
           </w:p>
         </w:tc>
@@ -10711,7 +10711,7 @@
                 <w:color w:val="1C3A36"/>
                 <w:sz w:val="18"/>
               </w:rPr>
-              <w:t>46.3</w:t>
+              <w:t>46.1</w:t>
             </w:r>
           </w:p>
         </w:tc>
@@ -10729,7 +10729,7 @@
                 <w:color w:val="1C3A36"/>
                 <w:sz w:val="18"/>
               </w:rPr>
-              <w:t>47.4</w:t>
+              <w:t>47.2</w:t>
             </w:r>
           </w:p>
         </w:tc>
@@ -10785,7 +10785,7 @@
                 <w:color w:val="1C3A36"/>
                 <w:sz w:val="18"/>
               </w:rPr>
-              <w:t>41.1</w:t>
+              <w:t>41.0</w:t>
             </w:r>
           </w:p>
         </w:tc>
@@ -10803,7 +10803,7 @@
                 <w:color w:val="1C3A36"/>
                 <w:sz w:val="18"/>
               </w:rPr>
-              <w:t>41.5</w:t>
+              <w:t>41.4</w:t>
             </w:r>
           </w:p>
         </w:tc>
@@ -10839,7 +10839,7 @@
                 <w:color w:val="1C3A36"/>
                 <w:sz w:val="18"/>
               </w:rPr>
-              <w:t>42.5</w:t>
+              <w:t>42.4</w:t>
             </w:r>
           </w:p>
         </w:tc>
@@ -10877,7 +10877,7 @@
                 <w:color w:val="1C3A36"/>
                 <w:sz w:val="18"/>
               </w:rPr>
-              <w:t>38.0</w:t>
+              <w:t>37.9</w:t>
             </w:r>
           </w:p>
         </w:tc>
@@ -10913,7 +10913,7 @@
                 <w:color w:val="1C3A36"/>
                 <w:sz w:val="18"/>
               </w:rPr>
-              <w:t>38.3</w:t>
+              <w:t>38.2</w:t>
             </w:r>
           </w:p>
         </w:tc>
@@ -10931,7 +10931,7 @@
                 <w:color w:val="1C3A36"/>
                 <w:sz w:val="18"/>
               </w:rPr>
-              <w:t>38.5</w:t>
+              <w:t>38.4</w:t>
             </w:r>
           </w:p>
         </w:tc>
@@ -10949,7 +10949,7 @@
                 <w:color w:val="1C3A36"/>
                 <w:sz w:val="18"/>
               </w:rPr>
-              <w:t>38.7</w:t>
+              <w:t>38.6</w:t>
             </w:r>
           </w:p>
         </w:tc>
@@ -11041,7 +11041,7 @@
                 <w:color w:val="1C3A36"/>
                 <w:sz w:val="18"/>
               </w:rPr>
-              <w:t>35.6</w:t>
+              <w:t>35.5</w:t>
             </w:r>
           </w:p>
         </w:tc>
@@ -11059,7 +11059,7 @@
                 <w:color w:val="1C3A36"/>
                 <w:sz w:val="18"/>
               </w:rPr>
-              <w:t>35.6</w:t>
+              <w:t>35.5</w:t>
             </w:r>
           </w:p>
         </w:tc>
@@ -11097,7 +11097,7 @@
                 <w:color w:val="1C3A36"/>
                 <w:sz w:val="18"/>
               </w:rPr>
-              <w:t>33.6</w:t>
+              <w:t>33.5</w:t>
             </w:r>
           </w:p>
         </w:tc>
@@ -11115,7 +11115,7 @@
                 <w:color w:val="1C3A36"/>
                 <w:sz w:val="18"/>
               </w:rPr>
-              <w:t>33.5</w:t>
+              <w:t>33.4</w:t>
             </w:r>
           </w:p>
         </w:tc>
@@ -11133,7 +11133,7 @@
                 <w:color w:val="1C3A36"/>
                 <w:sz w:val="18"/>
               </w:rPr>
-              <w:t>33.4</w:t>
+              <w:t>33.3</w:t>
             </w:r>
           </w:p>
         </w:tc>
@@ -11151,7 +11151,7 @@
                 <w:color w:val="1C3A36"/>
                 <w:sz w:val="18"/>
               </w:rPr>
-              <w:t>33.2</w:t>
+              <w:t>33.1</w:t>
             </w:r>
           </w:p>
         </w:tc>
@@ -11169,7 +11169,7 @@
                 <w:color w:val="1C3A36"/>
                 <w:sz w:val="18"/>
               </w:rPr>
-              <w:t>33.0</w:t>
+              <w:t>32.9</w:t>
             </w:r>
           </w:p>
         </w:tc>
@@ -11191,7 +11191,7 @@
           <w:color w:val="6E7B77"/>
           <w:sz w:val="17"/>
         </w:rPr>
-        <w:t>Fair value from the cash-flow model (SAR/share) across the cost of capital and terminal growth. The base cell is 8.13% against 2.00%, giving SAR 38.14. The CDS-ERP alternative WACC (7.90%) sits between the third and fourth rows.</w:t>
+        <w:t>Fair value from the cash-flow model (SAR/share) across the cost of capital and terminal growth. The base cell is 8.13% against 2.00%, giving SAR 38.08. The CDS-ERP alternative WACC (7.90%) sits between the third and fourth rows.</w:t>
       </w:r>
     </w:p>
     <w:tbl>
@@ -11390,7 +11390,7 @@
                 <w:color w:val="1C3A36"/>
                 <w:sz w:val="17"/>
               </w:rPr>
-              <w:t>55.48</w:t>
+              <w:t>55.36</w:t>
             </w:r>
           </w:p>
         </w:tc>
@@ -11481,7 +11481,7 @@
                 <w:color w:val="1C3A36"/>
                 <w:sz w:val="17"/>
               </w:rPr>
-              <w:t>45.18</w:t>
+              <w:t>45.10</w:t>
             </w:r>
           </w:p>
         </w:tc>
@@ -11572,7 +11572,7 @@
                 <w:color w:val="1C3A36"/>
                 <w:sz w:val="17"/>
               </w:rPr>
-              <w:t>38.14</w:t>
+              <w:t>38.08</w:t>
             </w:r>
           </w:p>
         </w:tc>
@@ -11664,7 +11664,7 @@
                 <w:color w:val="1C3A36"/>
                 <w:sz w:val="17"/>
               </w:rPr>
-              <w:t>34.59</w:t>
+              <w:t>34.54</w:t>
             </w:r>
           </w:p>
         </w:tc>
@@ -11755,7 +11755,7 @@
                 <w:color w:val="1C3A36"/>
                 <w:sz w:val="17"/>
               </w:rPr>
-              <w:t>31.57</w:t>
+              <w:t>31.53</w:t>
             </w:r>
           </w:p>
         </w:tc>
@@ -11847,7 +11847,7 @@
                 <w:color w:val="1C3A36"/>
                 <w:sz w:val="17"/>
               </w:rPr>
-              <w:t>28.38</w:t>
+              <w:t>28.35</w:t>
             </w:r>
           </w:p>
         </w:tc>
@@ -11886,7 +11886,7 @@
           <w:color w:val="6E7B77"/>
           <w:sz w:val="17"/>
         </w:rPr>
-        <w:t>The grid is mandatory disclosure here: the regression is a proper five-year weekly one against the exchange’s own published index, but it explains 30% of this stock’s variance and no more, so the answer is priced across the plausible range rather than at one point. The read survives moderate beta doubt — at 0.85 the value is SAR 34.59 — but not a full reversion to 1.0, where it falls to SAR 31.57, -28% against the market price.</w:t>
+        <w:t>The grid is mandatory disclosure here: the regression is a proper five-year weekly one against the exchange’s own published index, but it explains 30% of this stock’s variance and no more, so the answer is priced across the plausible range rather than at one point. The read survives moderate beta doubt — at 0.85 the value is SAR 34.54 — but not a full reversion to 1.0, where it falls to SAR 31.53, -28% against the market price.</w:t>
       </w:r>
     </w:p>
     <w:p>
@@ -13454,7 +13454,7 @@
           <w:color w:val="6E7B77"/>
           <w:sz w:val="17"/>
         </w:rPr>
-        <w:t>Figure 4 — The forward price cone over 3 months, from the anchor of SAR 44.72. The median carries at the cost of money plus the small momentum lean. The brass dashed line is this study’s fundamental central of SAR 38.14 — below every part of the cone, including its 5th percentile, which never falls under SAR 39.31. The two lenses disagree, and the study shows the disagreement rather than reconciling it.</w:t>
+        <w:t>Figure 4 — The forward price cone over 3 months, from the anchor of SAR 44.72. The median carries at the cost of money plus the small momentum lean. The brass dashed line is this study’s fundamental central of SAR 38.08 — below every part of the cone, including its 5th percentile, which never falls under SAR 39.31. The two lenses disagree, and the study shows the disagreement rather than reconciling it.</w:t>
       </w:r>
     </w:p>
     <w:p>
@@ -14323,7 +14323,7 @@
           <w:color w:val="1C3A36"/>
           <w:sz w:val="21"/>
         </w:rPr>
-        <w:t>Three lenses, read side by side and never averaged. The cash-flow model is the answer this study publishes — SAR 38.14 against a market price of SAR 43.86, -13.0% — and the others sit beside it as cross-checks rather than as weights in a blend. They do not agree, and the disagreement is the most useful thing on this page: the earnings-multiple read on this company's own trading history lands at SAR 47.97, +26% above the cash-flow answer, while the disclosed book value is SAR 17.02 — a floor, not a valuation. The technical picture is a firm tape trading above its whole moving-average stack. The price map says the market is likely to keep the stock within a few riyals of where it is over the quarter (50% band 43–48).</w:t>
+        <w:t>Three lenses, read side by side and never averaged. The cash-flow model is the answer this study publishes — SAR 38.08 against a market price of SAR 43.86, -13.2% — and the others sit beside it as cross-checks rather than as weights in a blend. They do not agree, and the disagreement is the most useful thing on this page: the earnings-multiple read on this company's own trading history lands at SAR 48.08, +26% above the cash-flow answer, while the disclosed book value is SAR 17.02 — a floor, not a valuation. The technical picture is a firm tape trading above its whole moving-average stack. The price map says the market is likely to keep the stock within a few riyals of where it is over the quarter (50% band 43–48).</w:t>
       </w:r>
     </w:p>
     <w:tbl>
@@ -14502,7 +14502,7 @@
                 <w:color w:val="1C3A36"/>
                 <w:sz w:val="17"/>
               </w:rPr>
-              <w:t>SAR 38.14 (-13%)</w:t>
+              <w:t>SAR 38.08 (-13%)</w:t>
             </w:r>
           </w:p>
         </w:tc>
@@ -14576,7 +14576,7 @@
                 <w:color w:val="1C3A36"/>
                 <w:sz w:val="17"/>
               </w:rPr>
-              <w:t>SAR 47.97 (+9%)</w:t>
+              <w:t>SAR 48.08 (+10%)</w:t>
             </w:r>
           </w:p>
         </w:tc>
@@ -14968,7 +14968,7 @@
           <w:color w:val="6E7B77"/>
           <w:sz w:val="17"/>
         </w:rPr>
-        <w:t>The envelope this study publishes is the RANGE of the present-value reads, not an average of them: SAR 37.37 to 47.97. No weights are applied anywhere, because a number produced by averaging several methods is a new method with parameters nobody tested — it imports the weakness of the weakest lens at whatever weight somebody typed.</w:t>
+        <w:t>The envelope this study publishes is the RANGE of the present-value reads, not an average of them: SAR 37.30 to 48.08. No weights are applied anywhere, because a number produced by averaging several methods is a new method with parameters nobody tested — it imports the weakness of the weakest lens at whatever weight somebody typed.</w:t>
       </w:r>
     </w:p>
     <w:p>
@@ -14991,7 +14991,7 @@
           <w:color w:val="1C3A36"/>
           <w:sz w:val="21"/>
         </w:rPr>
-        <w:t>Read backwards, this model reproduces the market price of SAR 43.86 at an equity beta of about 0.54 — read straight off the grid in §1.9, between its 0.50 and 0.71 rows, so a reader can check it against what is printed there rather than taking it on trust. This stock's own 4.9-year weekly regression against its exchange's published index gives 0.7078 with a standard error of 0.1029, so the market is paying for a beta roughly 1.6 standard errors below the point estimate — inside what the regression cannot rule out, and not what it measures. THE DISAGREEMENT IS ABOUT THE PRICE OF RISK, NOT ABOUT THE BUSINESS, and that is worth stating because §1.7 says otherwise: the crux names capital intensity as the swing driver, and no capital-spending assumption inside this company's own history closes the gap. At two percentage points of revenue BELOW the modelled intensity — lighter than any of the three filed years ran — the model reaches SAR 39.46, still 10% short of the price. A reader who thinks this study too pessimistic should therefore be arguing about the discount rate rather than about the capital programme.</w:t>
+        <w:t>Read backwards, this model reproduces the market price of SAR 43.86 at an equity beta of about 0.54 — read straight off the grid in §1.9, between its 0.50 and 0.71 rows, so a reader can check it against what is printed there rather than taking it on trust. This stock's own 4.9-year weekly regression against its exchange's published index gives 0.7078 with a standard error of 0.1029, so the market is paying for a beta roughly 1.7 standard errors below the point estimate — inside what the regression cannot rule out, and not what it measures. THE DISAGREEMENT IS ABOUT THE PRICE OF RISK, NOT ABOUT THE BUSINESS, and that is worth stating because §1.7 says otherwise: the crux names capital intensity as the swing driver, and no capital-spending assumption inside this company's own history closes the gap. At two percentage points of revenue BELOW the modelled intensity — lighter than any of the three filed years ran — the model reaches SAR 39.40, still 10% short of the price. A reader who thinks this study too pessimistic should therefore be arguing about the discount rate rather than about the capital programme.</w:t>
       </w:r>
     </w:p>
     <w:p>
@@ -15014,7 +15014,7 @@
           <w:color w:val="1C3A36"/>
           <w:sz w:val="21"/>
         </w:rPr>
-        <w:t>The gap between the cash-flow answer and the multiple read is not a modelling artefact — it is one question asked two ways. The multiple lens capitalises what this company earns today at what the market has paid for those earnings over the last three financial year ends; the cash-flow lens charges for the capital the company must keep spending to go on earning them. The whole difference sits in the capital expenditure cycle, and §1.7 prices it in real units: at the lowest capital intensity of the three filed years the cash-flow answer is SAR 37.37, at the highest it is lower still. So the honest statement is that this study reads stc below its market price BECAUSE it charges the company for the investment phase it is currently in, and a reader who believes that phase ends sooner, or earns more than the model credits, should hold the multiple read instead — the study publishes both rather than choosing for them. What would settle it is disclosed economics on the data-centre build and two more years of capital intensity: neither is available today, and neither is invented here.</w:t>
+        <w:t>The gap between the cash-flow answer and the multiple read is not a modelling artefact — it is one question asked two ways. The multiple lens capitalises what this company earns today at what the market has paid for those earnings over the last three financial year ends; the cash-flow lens charges for the capital the company must keep spending to go on earning them. The whole difference sits in the capital expenditure cycle, and §1.7 prices it in real units: at the lowest capital intensity of the three filed years the cash-flow answer is SAR 37.30, at the highest it is lower still. So the honest statement is that this study reads stc below its market price BECAUSE it charges the company for the investment phase it is currently in, and a reader who believes that phase ends sooner, or earns more than the model credits, should hold the multiple read instead — the study publishes both rather than choosing for them. What would settle it is disclosed economics on the data-centre build and two more years of capital intensity: neither is available today, and neither is invented here.</w:t>
       </w:r>
     </w:p>
     <w:p>
@@ -15756,7 +15756,7 @@
           <w:color w:val="1C3A36"/>
           <w:sz w:val="21"/>
         </w:rPr>
-        <w:t>The first forecast year's dividend cover of 1.05–1.24x is an estimate built on the range of capital intensity this company’s own three filed years ran, and on a capital-intensity range and a margin path that is FLAT rather than improving — 31.98% in the first forecast year against 31.82% in the last. Two consecutive quarters of free cash flow below the quarterly dividend bill would push the DDM lens toward its bear case and the balance sheet toward releveraging — watch the quarterly FCF line, not the payout announcements.</w:t>
+        <w:t>The first forecast year's dividend cover of 1.06–1.24x is an estimate built on the range of capital intensity this company’s own three filed years ran, and on a capital-intensity range and a margin path that is FLAT rather than improving — 32.06% in the first forecast year against 31.77% in the last. Two consecutive quarters of free cash flow below the quarterly dividend bill would push the DDM lens toward its bear case and the balance sheet toward releveraging — watch the quarterly FCF line, not the payout announcements.</w:t>
       </w:r>
     </w:p>
     <w:p>
@@ -15861,7 +15861,7 @@
           <w:color w:val="1C3A36"/>
           <w:sz w:val="21"/>
         </w:rPr>
-        <w:t>stc bank (8 mn customers, SAMA-licensed Jan-2025), center3, SCCC and iot squared are guided to turn contribution-positive from 2026; if they stay dilutive through FY27, the 31.82% terminal-year margin this model carries is wrong by construction — and it is worth saying that this forecast assumes NO mix improvement at all, so the risk here is a margin that falls rather than one that fails to rise.</w:t>
+        <w:t>stc bank (8 mn customers, SAMA-licensed Jan-2025), center3, SCCC and iot squared are guided to turn contribution-positive from 2026; if they stay dilutive through FY27, the 31.77% terminal-year margin this model carries is wrong by construction — and it is worth saying that this forecast assumes NO mix improvement at all, so the risk here is a margin that falls rather than one that fails to rise.</w:t>
       </w:r>
     </w:p>
     <w:p>
@@ -15903,7 +15903,7 @@
           <w:color w:val="1C3A36"/>
           <w:sz w:val="21"/>
         </w:rPr>
-        <w:t>Reported FY25 FCF (6.5 bn) ran well below model FCFF on receivables build and one-off cash items; we model an explicit conversion drag, but a government-receivables cycle that widens rather than narrows would make even the 1.05x heaviest-spending cover optimistic.</w:t>
+        <w:t>Reported FY25 FCF (6.5 bn) ran well below model FCFF on receivables build and one-off cash items; we model an explicit conversion drag, but a government-receivables cycle that widens rather than narrows would make even the 1.06x heaviest-spending cover optimistic.</w:t>
       </w:r>
     </w:p>
     <w:p>
@@ -16427,7 +16427,7 @@
                 <w:color w:val="1C3A36"/>
                 <w:sz w:val="16"/>
               </w:rPr>
-              <w:t>39,678</w:t>
+              <w:t>39,737</w:t>
             </w:r>
           </w:p>
         </w:tc>
@@ -16445,7 +16445,7 @@
                 <w:color w:val="1C3A36"/>
                 <w:sz w:val="16"/>
               </w:rPr>
-              <w:t>40,716</w:t>
+              <w:t>40,778</w:t>
             </w:r>
           </w:p>
         </w:tc>
@@ -16463,7 +16463,7 @@
                 <w:color w:val="1C3A36"/>
                 <w:sz w:val="16"/>
               </w:rPr>
-              <w:t>41,685</w:t>
+              <w:t>41,734</w:t>
             </w:r>
           </w:p>
         </w:tc>
@@ -16481,7 +16481,7 @@
                 <w:color w:val="1C3A36"/>
                 <w:sz w:val="16"/>
               </w:rPr>
-              <w:t>42,605</w:t>
+              <w:t>42,620</w:t>
             </w:r>
           </w:p>
         </w:tc>
@@ -16499,7 +16499,7 @@
                 <w:color w:val="1C3A36"/>
                 <w:sz w:val="16"/>
               </w:rPr>
-              <w:t>43,457</w:t>
+              <w:t>43,415</w:t>
             </w:r>
           </w:p>
         </w:tc>
@@ -16591,7 +16591,7 @@
                 <w:color w:val="1C3A36"/>
                 <w:sz w:val="16"/>
               </w:rPr>
-              <w:t>25,823</w:t>
+              <w:t>25,882</w:t>
             </w:r>
           </w:p>
         </w:tc>
@@ -16609,7 +16609,7 @@
                 <w:color w:val="1C3A36"/>
                 <w:sz w:val="16"/>
               </w:rPr>
-              <w:t>26,475</w:t>
+              <w:t>26,537</w:t>
             </w:r>
           </w:p>
         </w:tc>
@@ -16627,7 +16627,7 @@
                 <w:color w:val="1C3A36"/>
                 <w:sz w:val="16"/>
               </w:rPr>
-              <w:t>27,089</w:t>
+              <w:t>27,138</w:t>
             </w:r>
           </w:p>
         </w:tc>
@@ -16645,7 +16645,7 @@
                 <w:color w:val="1C3A36"/>
                 <w:sz w:val="16"/>
               </w:rPr>
-              <w:t>27,678</w:t>
+              <w:t>27,694</w:t>
             </w:r>
           </w:p>
         </w:tc>
@@ -16663,7 +16663,7 @@
                 <w:color w:val="1C3A36"/>
                 <w:sz w:val="16"/>
               </w:rPr>
-              <w:t>28,232</w:t>
+              <w:t>28,190</w:t>
             </w:r>
           </w:p>
         </w:tc>
@@ -16919,7 +16919,7 @@
                 <w:color w:val="1C3A36"/>
                 <w:sz w:val="16"/>
               </w:rPr>
-              <w:t>15,416</w:t>
+              <w:t>15,475</w:t>
             </w:r>
           </w:p>
         </w:tc>
@@ -16937,7 +16937,7 @@
                 <w:color w:val="1C3A36"/>
                 <w:sz w:val="16"/>
               </w:rPr>
-              <w:t>15,778</w:t>
+              <w:t>15,840</w:t>
             </w:r>
           </w:p>
         </w:tc>
@@ -16955,7 +16955,7 @@
                 <w:color w:val="1C3A36"/>
                 <w:sz w:val="16"/>
               </w:rPr>
-              <w:t>16,125</w:t>
+              <w:t>16,174</w:t>
             </w:r>
           </w:p>
         </w:tc>
@@ -16973,7 +16973,7 @@
                 <w:color w:val="1C3A36"/>
                 <w:sz w:val="16"/>
               </w:rPr>
-              <w:t>16,466</w:t>
+              <w:t>16,481</w:t>
             </w:r>
           </w:p>
         </w:tc>
@@ -16991,7 +16991,7 @@
                 <w:color w:val="1C3A36"/>
                 <w:sz w:val="16"/>
               </w:rPr>
-              <w:t>16,795</w:t>
+              <w:t>16,753</w:t>
             </w:r>
           </w:p>
         </w:tc>
@@ -17739,7 +17739,7 @@
                 <w:color w:val="1C3A36"/>
                 <w:sz w:val="16"/>
               </w:rPr>
-              <w:t>13,503</w:t>
+              <w:t>13,562</w:t>
             </w:r>
           </w:p>
         </w:tc>
@@ -17757,7 +17757,7 @@
                 <w:color w:val="1C3A36"/>
                 <w:sz w:val="16"/>
               </w:rPr>
-              <w:t>13,825</w:t>
+              <w:t>13,887</w:t>
             </w:r>
           </w:p>
         </w:tc>
@@ -17775,7 +17775,7 @@
                 <w:color w:val="1C3A36"/>
                 <w:sz w:val="16"/>
               </w:rPr>
-              <w:t>14,132</w:t>
+              <w:t>14,181</w:t>
             </w:r>
           </w:p>
         </w:tc>
@@ -17793,7 +17793,7 @@
                 <w:color w:val="1C3A36"/>
                 <w:sz w:val="16"/>
               </w:rPr>
-              <w:t>14,433</w:t>
+              <w:t>14,449</w:t>
             </w:r>
           </w:p>
         </w:tc>
@@ -17811,7 +17811,7 @@
                 <w:color w:val="1C3A36"/>
                 <w:sz w:val="16"/>
               </w:rPr>
-              <w:t>14,722</w:t>
+              <w:t>14,680</w:t>
             </w:r>
           </w:p>
         </w:tc>
@@ -17903,7 +17903,7 @@
                 <w:color w:val="1C3A36"/>
                 <w:sz w:val="16"/>
               </w:rPr>
-              <w:t>(1,116)</w:t>
+              <w:t>(1,121)</w:t>
             </w:r>
           </w:p>
         </w:tc>
@@ -17921,7 +17921,7 @@
                 <w:color w:val="1C3A36"/>
                 <w:sz w:val="16"/>
               </w:rPr>
-              <w:t>(1,143)</w:t>
+              <w:t>(1,148)</w:t>
             </w:r>
           </w:p>
         </w:tc>
@@ -17939,7 +17939,7 @@
                 <w:color w:val="1C3A36"/>
                 <w:sz w:val="16"/>
               </w:rPr>
-              <w:t>(1,168)</w:t>
+              <w:t>(1,172)</w:t>
             </w:r>
           </w:p>
         </w:tc>
@@ -17957,7 +17957,7 @@
                 <w:color w:val="1C3A36"/>
                 <w:sz w:val="16"/>
               </w:rPr>
-              <w:t>(1,193)</w:t>
+              <w:t>(1,194)</w:t>
             </w:r>
           </w:p>
         </w:tc>
@@ -17975,7 +17975,7 @@
                 <w:color w:val="1C3A36"/>
                 <w:sz w:val="16"/>
               </w:rPr>
-              <w:t>(1,217)</w:t>
+              <w:t>(1,214)</w:t>
             </w:r>
           </w:p>
         </w:tc>
@@ -18067,7 +18067,7 @@
                 <w:color w:val="1C3A36"/>
                 <w:sz w:val="16"/>
               </w:rPr>
-              <w:t>12,387</w:t>
+              <w:t>12,440</w:t>
             </w:r>
           </w:p>
         </w:tc>
@@ -18085,7 +18085,7 @@
                 <w:color w:val="1C3A36"/>
                 <w:sz w:val="16"/>
               </w:rPr>
-              <w:t>12,682</w:t>
+              <w:t>12,739</w:t>
             </w:r>
           </w:p>
         </w:tc>
@@ -18103,7 +18103,7 @@
                 <w:color w:val="1C3A36"/>
                 <w:sz w:val="16"/>
               </w:rPr>
-              <w:t>12,964</w:t>
+              <w:t>13,009</w:t>
             </w:r>
           </w:p>
         </w:tc>
@@ -18121,7 +18121,7 @@
                 <w:color w:val="1C3A36"/>
                 <w:sz w:val="16"/>
               </w:rPr>
-              <w:t>13,240</w:t>
+              <w:t>13,254</w:t>
             </w:r>
           </w:p>
         </w:tc>
@@ -18139,7 +18139,7 @@
                 <w:color w:val="1C3A36"/>
                 <w:sz w:val="16"/>
               </w:rPr>
-              <w:t>13,505</w:t>
+              <w:t>13,467</w:t>
             </w:r>
           </w:p>
         </w:tc>
@@ -20084,7 +20084,7 @@
           <w:color w:val="6E7B77"/>
           <w:sz w:val="17"/>
         </w:rPr>
-        <w:t>Stress check: at the heaviest capital spending of the three filed years the dividend is 1.05x covered by model free cash flow in the first forecast year, and at the lightest 1.24x — covered throughout the range this company has actually operated in. What the cover table asks is whether the data-centre build takes intensity ABOVE anything it has yet run; the core cash pile funds a shortfall for years before leverage becomes a constraint.</w:t>
+        <w:t>Stress check: at the heaviest capital spending of the three filed years the dividend is 1.06x covered by model free cash flow in the first forecast year, and at the lightest 1.24x — covered throughout the range this company has actually operated in. What the cover table asks is whether the data-centre build takes intensity ABOVE anything it has yet run; the core cash pile funds a shortfall for years before leverage becomes a constraint.</w:t>
       </w:r>
     </w:p>
     <w:p>
@@ -21010,7 +21010,7 @@
                 <w:color w:val="1C3A36"/>
                 <w:sz w:val="17"/>
               </w:rPr>
-              <w:t>The bear-to-bull span of the central: SAR 37.37 to the cash-flow bull</w:t>
+              <w:t>The bear-to-bull span of the central: SAR 37.30 to the cash-flow bull</w:t>
             </w:r>
           </w:p>
         </w:tc>
@@ -22273,7 +22273,7 @@
                 <w:color w:val="1C3A36"/>
                 <w:sz w:val="18"/>
               </w:rPr>
-              <w:t>→ SAR 36.9 per share</w:t>
+              <w:t>→ SAR 37.0 per share</w:t>
             </w:r>
           </w:p>
         </w:tc>
@@ -22295,7 +22295,7 @@
           <w:color w:val="1C3A36"/>
           <w:sz w:val="19"/>
         </w:rPr>
-        <w:t>Sensitivity, and the swing really is the fade rate alone — the cost of capital has its own grid in §1.9 and is held here: at 1% a year, a durable moat, his value rises to SAR 40.01; at 4%, where competition and technology churn eat the spread, it falls to SAR 34.65. Cross-examination: he tells Expert 2 that a 15× multiple on normalized earnings quietly capitalizes today’s ROIC forever without charging for the capital that sustains it — his fade does explicitly what the multiple hides. He tells Expert 3 that scenario trees on the policy rate are fine, but the bigger lever is inside the company: each percentage point of capex intensity is SAR 0.8 bn of cash that either earns the spread or doesn’t.</w:t>
+        <w:t>Sensitivity, and the swing really is the fade rate alone — the cost of capital has its own grid in §1.9 and is held here: at 1% a year, a durable moat, his value rises to SAR 40.16; at 4%, where competition and technology churn eat the spread, it falls to SAR 34.75. Cross-examination: he tells Expert 2 that a 15× multiple on normalized earnings quietly capitalizes today’s ROIC forever without charging for the capital that sustains it — his fade does explicitly what the multiple hides. He tells Expert 3 that scenario trees on the policy rate are fine, but the bigger lever is inside the company: each percentage point of capex intensity is SAR 0.8 bn of cash that either earns the spread or doesn’t.</w:t>
       </w:r>
     </w:p>
     <w:p>
@@ -22318,7 +22318,7 @@
           <w:color w:val="1C3A36"/>
           <w:sz w:val="21"/>
         </w:rPr>
-        <w:t>Fair SAR 36.9 (range 35–40) — the panel’s conservative anchor, below spot: on his arithmetic the market already pays for the excess returns to persist a decade-plus. Falsified by disclosed data-centre economics showing contracted returns above telecom ROIC (the fade would then be too harsh), or by return on capital holding above 15% through FY2028 while capital intensity normalises. What the price implies: at SAR 43.86 the market discounts a gentler fade than his 2.5% a year, i.e. it believes in the moat slightly more than he does.</w:t>
+        <w:t>Fair SAR 37.0 (range 35–40) — the panel’s conservative anchor, below spot: on his arithmetic the market already pays for the excess returns to persist a decade-plus. Falsified by disclosed data-centre economics showing contracted returns above telecom ROIC (the fade would then be too harsh), or by return on capital holding above 15% through FY2028 while capital intensity normalises. What the price implies: at SAR 43.86 the market discounts a gentler fade than his 2.5% a year, i.e. it believes in the moat slightly more than he does.</w:t>
       </w:r>
     </w:p>
     <w:p>
@@ -23901,7 +23901,7 @@
                 <w:color w:val="1C3A36"/>
                 <w:sz w:val="18"/>
               </w:rPr>
-              <w:t>SAR 36.9</w:t>
+              <w:t>SAR 37.0</w:t>
             </w:r>
           </w:p>
         </w:tc>
@@ -24071,7 +24071,7 @@
           <w:color w:val="1C3A36"/>
           <w:sz w:val="21"/>
         </w:rPr>
-        <w:t>The spread — SAR 36.9 to 39.8, 8% of the low — is narrow by this series’ standards, and it measures one thing cleanly: how much of stc’s current 15% return on capital survives the next decade of competition, technology churn and nation-scale capital spending. On that question the three barely disagree, and all three land below the market price: Expert 1 charges for the erosion explicitly, Expert 2 freezes today’s clean earnings at a multiple he will defend, and Expert 3 prices the policy floor — three different routes to the same neighbourhood. The study’s own central of SAR 38.14 sits inside that band, SAR 0.10 below the panel’s own average, which is worth saying plainly: the cash-flow model and three independently-constructed methods arrive within a riyal or two of each other, and all of them below the price. An investor’s position on this stock reduces to a position on one axis: if the data-centre build earns telecom-plus returns, the cash-flow model understates it; if it earns telecom-minus, Expert 1 is right and today’s price already flatters it.</w:t>
+        <w:t>The spread — SAR 37.0 to 39.8, 7% of the low — is narrow by this series’ standards, and it measures one thing cleanly: how much of stc’s current 15% return on capital survives the next decade of competition, technology churn and nation-scale capital spending. On that question the three barely disagree, and all three land below the market price: Expert 1 charges for the erosion explicitly, Expert 2 freezes today’s clean earnings at a multiple he will defend, and Expert 3 prices the policy floor — three different routes to the same neighbourhood. The study’s own central of SAR 38.08 sits inside that band, SAR 0.21 below the panel’s own average, which is worth saying plainly: the cash-flow model and three independently-constructed methods arrive within a riyal or two of each other, and all of them below the price. An investor’s position on this stock reduces to a position on one axis: if the data-centre build earns telecom-plus returns, the cash-flow model understates it; if it earns telecom-minus, Expert 1 is right and today’s price already flatters it.</w:t>
       </w:r>
     </w:p>
     <w:p>

--- a/engine/stc_study/STC_Valuation_Study_05-09-2026_public.docx
+++ b/engine/stc_study/STC_Valuation_Study_05-09-2026_public.docx
@@ -15799,6 +15799,27 @@
           <w:sz w:val="21"/>
         </w:rPr>
         <w:t>The Saudi sovereign quote on the house macro path carries an as-of date of 31 July 2026 and this schedule is struck on 5 September 2026, so it is 36 days old against the 14-day bound. It is accepted DELIBERATELY and the age is disclosed here rather than used quietly; refreshing the path is a macro-path task that moves every Saudi study at once, not a lever inside this one.</w:t>
+      </w:r>
+    </w:p>
+    <w:p>
+      <w:pPr>
+        <w:pStyle w:val="ListBullet"/>
+        <w:spacing w:after="60"/>
+      </w:pPr>
+      <w:r>
+        <w:rPr>
+          <w:b/>
+          <w:color w:val="1C3A36"/>
+          <w:sz w:val="21"/>
+        </w:rPr>
+        <w:t xml:space="preserve">The method behind these forecasts has not yet been tested on this company’s own history. </w:t>
+      </w:r>
+      <w:r>
+        <w:rPr>
+          <w:color w:val="1C3A36"/>
+          <w:sz w:val="21"/>
+        </w:rPr>
+        <w:t>This house walk-forward tests its forecasting method by rebuilding the driver model as it stood at a past date, projecting forward from there, and scoring each driver against what the company then reported. This company discloses 16 fiscal years reachable from its own archive, back to 2010, which is deep enough for the full test; the test has NOT been run here. Nothing in this study rests on a result from one — there is no bias correction, no calibrated range and no lesson drawn from a test that does not exist — and the practical consequence is that the forecast years three to five carry the uncertainty the sensitivities show and no measured error distribution behind it.</w:t>
       </w:r>
     </w:p>
     <w:p>

--- a/engine/stc_study/STC_Valuation_Study_05-09-2026_public.docx
+++ b/engine/stc_study/STC_Valuation_Study_05-09-2026_public.docx
@@ -287,7 +287,7 @@
           <w:color w:val="1C3A36"/>
           <w:sz w:val="21"/>
         </w:rPr>
-        <w:t>At SAR 43.86 — the latest known close, on 2026-09-03 — the shares sit about 13% above the central of SAR 38.08, which is the CASH-FLOW lens and not an average of the reads beside it. Those cross-checks do NOT cluster: the dividend-policy read discounts to 35, the enterprise multiple on this company's own history gives 48, a normalised-earnings read marks 40, and disclosed book value is 17 — a published range of SAR 37.3 to 48.1, and the study publishes that disagreement rather than averaging it away. The terminal carries 71% of the cash-flow value — disclosed, not buried — and is built on the 20.9-year asset life this company's own accounting-policies note discloses, never on the reciprocal of an inflation rate. Over three months the price map places the 5th-to-95th percentile band at roughly SAR 39-52, the median at 45.3, and the middle half at SAR 43-48.</w:t>
+        <w:t>At SAR 43.86 — the latest known close, on 2026-09-03 — the shares sit about 18% above the central of SAR 36.06, which is the CASH-FLOW lens and not an average of the reads beside it. Those cross-checks do NOT cluster: the dividend-policy read discounts to 34, the enterprise multiple on this company's own history gives 48, a normalised-earnings read marks 40, and disclosed book value is 17 — a published range of SAR 35.3 to 48.1, and the study publishes that disagreement rather than averaging it away. The terminal carries 70% of the cash-flow value — disclosed, not buried — and is built on the 20.9-year asset life this company's own accounting-policies note discloses, never on the reciprocal of an inflation rate. Over three months the price map places the 5th-to-95th percentile band at roughly SAR 39-52, the median at 45.3, and the middle half at SAR 43-48.</w:t>
       </w:r>
     </w:p>
     <w:p>
@@ -553,7 +553,7 @@
                 <w:color w:val="1C3A36"/>
                 <w:sz w:val="17"/>
               </w:rPr>
-              <w:t>SAR 38</w:t>
+              <w:t>SAR 36</w:t>
             </w:r>
           </w:p>
         </w:tc>
@@ -571,7 +571,7 @@
                 <w:color w:val="1C3A36"/>
                 <w:sz w:val="17"/>
               </w:rPr>
-              <w:t>-13% vs spot</w:t>
+              <w:t>-18% vs spot</w:t>
             </w:r>
           </w:p>
         </w:tc>
@@ -626,7 +626,7 @@
                 <w:color w:val="1C3A36"/>
                 <w:sz w:val="17"/>
               </w:rPr>
-              <w:t>SAR 35</w:t>
+              <w:t>SAR 34</w:t>
             </w:r>
           </w:p>
         </w:tc>
@@ -644,7 +644,7 @@
                 <w:color w:val="1C3A36"/>
                 <w:sz w:val="17"/>
               </w:rPr>
-              <w:t>-19%</w:t>
+              <w:t>-22%</w:t>
             </w:r>
           </w:p>
         </w:tc>
@@ -845,7 +845,7 @@
                 <w:color w:val="1C3A36"/>
                 <w:sz w:val="17"/>
               </w:rPr>
-              <w:t>SAR 38.08</w:t>
+              <w:t>SAR 36.06</w:t>
             </w:r>
           </w:p>
         </w:tc>
@@ -863,7 +863,7 @@
                 <w:color w:val="1C3A36"/>
                 <w:sz w:val="17"/>
               </w:rPr>
-              <w:t>-13.2% vs SAR 43.86</w:t>
+              <w:t>-17.8% vs SAR 43.86</w:t>
             </w:r>
           </w:p>
         </w:tc>
@@ -924,7 +924,7 @@
                 <w:color w:val="1C3A36"/>
                 <w:sz w:val="17"/>
               </w:rPr>
-              <w:t>SAR 37.3-48.1</w:t>
+              <w:t>SAR 35.3-48.1</w:t>
             </w:r>
           </w:p>
         </w:tc>
@@ -1516,7 +1516,7 @@
                 <w:color w:val="1C3A36"/>
                 <w:sz w:val="17"/>
               </w:rPr>
-              <w:t>SAR 37</w:t>
+              <w:t>SAR 36</w:t>
             </w:r>
           </w:p>
         </w:tc>
@@ -1662,7 +1662,7 @@
                 <w:color w:val="1C3A36"/>
                 <w:sz w:val="17"/>
               </w:rPr>
-              <w:t>SAR 38</w:t>
+              <w:t>SAR 37</w:t>
             </w:r>
           </w:p>
         </w:tc>
@@ -1735,7 +1735,7 @@
                 <w:color w:val="1C3A36"/>
                 <w:sz w:val="17"/>
               </w:rPr>
-              <w:t>SAR 37–40</w:t>
+              <w:t>SAR 36–40</w:t>
             </w:r>
           </w:p>
         </w:tc>
@@ -1753,7 +1753,7 @@
                 <w:color w:val="1C3A36"/>
                 <w:sz w:val="17"/>
               </w:rPr>
-              <w:t>Centres ~SAR 38</w:t>
+              <w:t>Centres ~SAR 37</w:t>
             </w:r>
           </w:p>
         </w:tc>
@@ -1784,7 +1784,7 @@
           <w:color w:val="1C3A36"/>
           <w:sz w:val="19"/>
         </w:rPr>
-        <w:t>The fundamental reads span SAR 37.3 to 48.1 and the central — the cash-flow lens, which is what this class is valued on — is SAR 38.08, 13.2% below the latest known price. THAT GAP IS WHY THIS STUDY IS HELD: a central more than a tenth below the traded price is a high-prior-of-defect region, and an eight-heading review is what stands between the number and a reader. The review did not move the answer toward the price and was not meant to — what it found were defects in the model, each corrected on its own evidence, and the answer moved where the corrections took it. The cross-checks are published beside the central and never averaged into it: two of them are not permitted cross-checks for this class at all, and in the delivered edition they carried 45% of a weighted answer.</w:t>
+        <w:t>The fundamental reads span SAR 35.3 to 48.1 and the central — the cash-flow lens, which is what this class is valued on — is SAR 36.06, 17.8% below the latest known price. THAT GAP IS WHY THIS STUDY IS HELD: a central more than a tenth below the traded price is a high-prior-of-defect region, and an eight-heading review is what stands between the number and a reader. The review did not move the answer toward the price and was not meant to — what it found were defects in the model, each corrected on its own evidence, and the answer moved where the corrections took it. The cross-checks are published beside the central and never averaged into it: two of them are not permitted cross-checks for this class at all, and in the delivered edition they carried 45% of a weighted answer.</w:t>
       </w:r>
     </w:p>
     <w:p>
@@ -2407,7 +2407,7 @@
           <w:color w:val="1C3A36"/>
           <w:sz w:val="21"/>
         </w:rPr>
-        <w:t>We value stc as a going-concern operator. ONE lens is the answer — a free-cash-flow-to-firm DCF — and the others are published beside it as cross-checks rather than averaged into it. The primary lens is that DCF, because a mature, capital-intensive network operator is ultimately worth the cash its infrastructure produces after the capex that keeps it competitive; the tower and Telefónica stakes sit outside the operating engine and are marked separately on the bridge. A dividend-discount read is the natural cross-check for a company whose board has locked a SAR 0.55-per-quarter distribution through 2027. A relative EV/EBITDA read and a normalized-earnings read complete the set. The weights and the football field are in §1.5; the segment engine in §1.6; the crux — dividend cover against the capex cycle, in real units — in §1.7; the cost-of-capital build (every input sourced, both ERP bases published) in §1.8; and the sensitivity grids in §1.9. One lens-selection note, considered and set aside: stc does own a captive-finance arm in stc bank, but at SAR 2.0 bn of revenue — 2.5% of the group — and an early-stage loan book it does not yet warrant the split-legs treatment a bank leg would get; it is carried inside the subsidiaries line and flagged as such, to be revisited once its regulated financials give it a book worth marking separately. Throughout, the cost of equity is published explicitly as the normalised risk-free rate plus beta times the equity risk premium: 4.54% + 0.7078 x 5.72% = 8.59%, on the market basis this study names as central, with the alternative basis published beside it in §1.8 rather than chosen silently. The beta behind it is a five-year weekly regression against the published index of the exchange the stock is listed on, not an assumed round number.</w:t>
+        <w:t>We value stc as a going-concern operator. ONE lens is the answer — a free-cash-flow-to-firm DCF — and the others are published beside it as cross-checks rather than averaged into it. The primary lens is that DCF, because a mature, capital-intensive network operator is ultimately worth the cash its infrastructure produces after the capex that keeps it competitive; the tower and Telefónica stakes sit outside the operating engine and are marked separately on the bridge. A dividend-discount read is the natural cross-check for a company whose board has locked a SAR 0.55-per-quarter distribution through 2027. A relative EV/EBITDA read and a normalized-earnings read complete the set. The weights and the football field are in §1.5; the segment engine in §1.6; the crux — dividend cover against the capex cycle, in real units — in §1.7; the cost-of-capital build (every input sourced, both ERP bases published) in §1.8; and the sensitivity grids in §1.9. One lens-selection note, considered and set aside: stc does own a captive-finance arm in stc bank, but at SAR 2.0 bn of revenue — 2.5% of the group — and an early-stage loan book it does not yet warrant the split-legs treatment a bank leg would get; it is carried inside the subsidiaries line and flagged as such, to be revisited once its regulated financials give it a book worth marking separately. Throughout, the cost of equity is published explicitly, and the equity premium is SPLIT because country risk is a charge on being here rather than one that scales with a stock's covariance [R-COC-03]: the normalised risk-free rate, plus beta times the MATURE premium, plus the country premium charged flat and once — 4.54% + 0.7093 x 4.23% + 1.49% = 9.03%, on the market basis this study names as central, with the alternative basis published beside it in §1.8 rather than chosen silently. The beta behind it is a five-year weekly regression against the published index of the exchange the stock is listed on, not an assumed round number.</w:t>
       </w:r>
     </w:p>
     <w:p>
@@ -3608,7 +3608,7 @@
                 <w:color w:val="1C3A36"/>
                 <w:sz w:val="17"/>
               </w:rPr>
-              <w:t>0.925</w:t>
+              <w:t>0.921</w:t>
             </w:r>
           </w:p>
         </w:tc>
@@ -3626,7 +3626,7 @@
                 <w:color w:val="1C3A36"/>
                 <w:sz w:val="17"/>
               </w:rPr>
-              <w:t>0.855</w:t>
+              <w:t>0.849</w:t>
             </w:r>
           </w:p>
         </w:tc>
@@ -3644,7 +3644,7 @@
                 <w:color w:val="1C3A36"/>
                 <w:sz w:val="17"/>
               </w:rPr>
-              <w:t>0.791</w:t>
+              <w:t>0.782</w:t>
             </w:r>
           </w:p>
         </w:tc>
@@ -3662,7 +3662,7 @@
                 <w:color w:val="1C3A36"/>
                 <w:sz w:val="17"/>
               </w:rPr>
-              <w:t>0.731</w:t>
+              <w:t>0.721</w:t>
             </w:r>
           </w:p>
         </w:tc>
@@ -3680,7 +3680,7 @@
                 <w:color w:val="1C3A36"/>
                 <w:sz w:val="17"/>
               </w:rPr>
-              <w:t>0.676</w:t>
+              <w:t>0.664</w:t>
             </w:r>
           </w:p>
         </w:tc>
@@ -3718,7 +3718,7 @@
                 <w:color w:val="1C3A36"/>
                 <w:sz w:val="17"/>
               </w:rPr>
-              <w:t>11,613</w:t>
+              <w:t>11,571</w:t>
             </w:r>
           </w:p>
         </w:tc>
@@ -3736,7 +3736,7 @@
                 <w:color w:val="1C3A36"/>
                 <w:sz w:val="17"/>
               </w:rPr>
-              <w:t>10,650</w:t>
+              <w:t>10,572</w:t>
             </w:r>
           </w:p>
         </w:tc>
@@ -3754,7 +3754,7 @@
                 <w:color w:val="1C3A36"/>
                 <w:sz w:val="17"/>
               </w:rPr>
-              <w:t>10,082</w:t>
+              <w:t>9,972</w:t>
             </w:r>
           </w:p>
         </w:tc>
@@ -3772,7 +3772,7 @@
                 <w:color w:val="1C3A36"/>
                 <w:sz w:val="17"/>
               </w:rPr>
-              <w:t>9,520</w:t>
+              <w:t>9,381</w:t>
             </w:r>
           </w:p>
         </w:tc>
@@ -3790,7 +3790,7 @@
                 <w:color w:val="1C3A36"/>
                 <w:sz w:val="17"/>
               </w:rPr>
-              <w:t>8,971</w:t>
+              <w:t>8,808</w:t>
             </w:r>
           </w:p>
         </w:tc>
@@ -3901,7 +3901,7 @@
                 <w:color w:val="1C3A36"/>
                 <w:sz w:val="18"/>
               </w:rPr>
-              <w:t>50,837</w:t>
+              <w:t>50,303</w:t>
             </w:r>
           </w:p>
         </w:tc>
@@ -3939,7 +3939,7 @@
                 <w:color w:val="1C3A36"/>
                 <w:sz w:val="18"/>
               </w:rPr>
-              <w:t>184,812</w:t>
+              <w:t>173,537</w:t>
             </w:r>
           </w:p>
         </w:tc>
@@ -3977,7 +3977,7 @@
                 <w:color w:val="1C3A36"/>
                 <w:sz w:val="18"/>
               </w:rPr>
-              <w:t>125,010</w:t>
+              <w:t>115,245</w:t>
             </w:r>
           </w:p>
         </w:tc>
@@ -4015,7 +4015,7 @@
                 <w:color w:val="1C3A36"/>
                 <w:sz w:val="18"/>
               </w:rPr>
-              <w:t>175,847</w:t>
+              <w:t>165,548</w:t>
             </w:r>
           </w:p>
         </w:tc>
@@ -4053,7 +4053,7 @@
                 <w:color w:val="1C3A36"/>
                 <w:sz w:val="18"/>
               </w:rPr>
-              <w:t>71%</w:t>
+              <w:t>70%</w:t>
             </w:r>
           </w:p>
         </w:tc>
@@ -4243,7 +4243,7 @@
                 <w:color w:val="1C3A36"/>
                 <w:sz w:val="18"/>
               </w:rPr>
-              <w:t>3,921</w:t>
+              <w:t>3,713</w:t>
             </w:r>
           </w:p>
         </w:tc>
@@ -4281,7 +4281,7 @@
                 <w:color w:val="1C3A36"/>
                 <w:sz w:val="18"/>
               </w:rPr>
-              <w:t>190,137</w:t>
+              <w:t>180,046</w:t>
             </w:r>
           </w:p>
         </w:tc>
@@ -4319,7 +4319,7 @@
                 <w:color w:val="1C3A36"/>
                 <w:sz w:val="18"/>
               </w:rPr>
-              <w:t>SAR 38.08 per share</w:t>
+              <w:t>SAR 36.06 per share</w:t>
             </w:r>
           </w:p>
         </w:tc>
@@ -4341,7 +4341,7 @@
           <w:color w:val="1C3A36"/>
           <w:sz w:val="21"/>
         </w:rPr>
-        <w:t>Two honesty notes. First, 71% of the enterprise value sits in the terminal — at a 6.1-point spread between the cost of capital and terminal growth this is a duration bet dressed as a five-year model, which is why §1.9 prices the rate grid and the beta separately rather than hiding either. Second, the model's first-year free cash flow of SAR 12.6 bn runs richer than stc's own reported FY2025 free cash flow of 6.5 bn, because reported operating cash flow absorbs receivables swings, early-retirement cash and zakat timing that a NOPAT-based free cash flow smooths. Appendix A shows both series so the difference is visible rather than averaged away.</w:t>
+        <w:t>Two honesty notes. First, 70% of the enterprise value sits in the terminal — at a 6.5-point spread between the cost of capital and terminal growth this is a duration bet dressed as a five-year model, which is why §1.9 prices the rate grid and the beta separately rather than hiding either. Second, the model's first-year free cash flow of SAR 12.6 bn runs richer than stc's own reported FY2025 free cash flow of 6.5 bn, because reported operating cash flow absorbs receivables swings, early-retirement cash and zakat timing that a NOPAT-based free cash flow smooths. Appendix A shows both series so the difference is visible rather than averaged away.</w:t>
       </w:r>
     </w:p>
     <w:p>
@@ -4662,7 +4662,7 @@
                 <w:color w:val="1C3A36"/>
                 <w:sz w:val="18"/>
               </w:rPr>
-              <w:t>2.03</w:t>
+              <w:t>2.02</w:t>
             </w:r>
           </w:p>
         </w:tc>
@@ -4680,7 +4680,7 @@
                 <w:color w:val="1C3A36"/>
                 <w:sz w:val="18"/>
               </w:rPr>
-              <w:t>1.87</w:t>
+              <w:t>1.86</w:t>
             </w:r>
           </w:p>
         </w:tc>
@@ -4698,7 +4698,7 @@
                 <w:color w:val="1C3A36"/>
                 <w:sz w:val="18"/>
               </w:rPr>
-              <w:t>1.80</w:t>
+              <w:t>1.79</w:t>
             </w:r>
           </w:p>
         </w:tc>
@@ -4716,7 +4716,7 @@
                 <w:color w:val="1C3A36"/>
                 <w:sz w:val="18"/>
               </w:rPr>
-              <w:t>1.73</w:t>
+              <w:t>1.71</w:t>
             </w:r>
           </w:p>
         </w:tc>
@@ -4734,7 +4734,7 @@
                 <w:color w:val="1C3A36"/>
                 <w:sz w:val="18"/>
               </w:rPr>
-              <w:t>1.69</w:t>
+              <w:t>1.67</w:t>
             </w:r>
           </w:p>
         </w:tc>
@@ -4803,7 +4803,7 @@
                 <w:color w:val="1C3A36"/>
                 <w:sz w:val="18"/>
               </w:rPr>
-              <w:t>SAR 9.11</w:t>
+              <w:t>SAR 9.05</w:t>
             </w:r>
           </w:p>
         </w:tc>
@@ -4879,7 +4879,7 @@
                 <w:color w:val="1C3A36"/>
                 <w:sz w:val="18"/>
               </w:rPr>
-              <w:t>SAR 39.67</w:t>
+              <w:t>SAR 38.31</w:t>
             </w:r>
           </w:p>
         </w:tc>
@@ -4917,7 +4917,7 @@
                 <w:color w:val="1C3A36"/>
                 <w:sz w:val="18"/>
               </w:rPr>
-              <w:t>SAR 26.32</w:t>
+              <w:t>SAR 25.14</w:t>
             </w:r>
           </w:p>
         </w:tc>
@@ -4955,7 +4955,7 @@
                 <w:color w:val="1C3A36"/>
                 <w:sz w:val="18"/>
               </w:rPr>
-              <w:t>SAR 35.43</w:t>
+              <w:t>SAR 34.20</w:t>
             </w:r>
           </w:p>
         </w:tc>
@@ -5015,7 +5015,7 @@
           <w:color w:val="1C3A36"/>
           <w:sz w:val="21"/>
         </w:rPr>
-        <w:t>DDM base ≈ SAR 35/share</w:t>
+        <w:t>DDM base ≈ SAR 34/share</w:t>
       </w:r>
       <w:r>
         <w:rPr>
@@ -5024,7 +5024,7 @@
           <w:color w:val="1C3A36"/>
           <w:sz w:val="21"/>
         </w:rPr>
-        <w:t xml:space="preserve"> — -19% against the market and the LOWEST of the four reads: at a 8.59% cost of equity a locked dividend growing slowly is worth materially less than the market pays, so on this lens alone the market is paying for something the declared distribution does not deliver. Any repeat of a special distribution — the policy explicitly allows a quarterly assessment — is upside this lens does not credit. The cross-check earns its place for a subtler reason: it is the one lens that cannot be flattered by the capex assumptions, because the board has pre-committed the cash.</w:t>
+        <w:t xml:space="preserve"> — -22% against the market and the LOWEST of the four reads: at a 9.03% cost of equity a locked dividend growing slowly is worth materially less than the market pays, so on this lens alone the market is paying for something the declared distribution does not deliver. Any repeat of a special distribution — the policy explicitly allows a quarterly assessment — is upside this lens does not credit. The cross-check earns its place for a subtler reason: it is the one lens that cannot be flattered by the capex assumptions, because the board has pre-committed the cash.</w:t>
       </w:r>
     </w:p>
     <w:p>
@@ -6077,7 +6077,7 @@
                 <w:color w:val="1C3A36"/>
                 <w:sz w:val="17"/>
               </w:rPr>
-              <w:t>37.3</w:t>
+              <w:t>35.3</w:t>
             </w:r>
           </w:p>
         </w:tc>
@@ -6095,7 +6095,7 @@
                 <w:color w:val="1C3A36"/>
                 <w:sz w:val="17"/>
               </w:rPr>
-              <w:t>38.1</w:t>
+              <w:t>36.1</w:t>
             </w:r>
           </w:p>
         </w:tc>
@@ -6113,7 +6113,7 @@
                 <w:color w:val="1C3A36"/>
                 <w:sz w:val="17"/>
               </w:rPr>
-              <w:t>39.0</w:t>
+              <w:t>37.0</w:t>
             </w:r>
           </w:p>
         </w:tc>
@@ -6169,7 +6169,7 @@
                 <w:color w:val="1C3A36"/>
                 <w:sz w:val="17"/>
               </w:rPr>
-              <w:t>29.2</w:t>
+              <w:t>28.2</w:t>
             </w:r>
           </w:p>
         </w:tc>
@@ -6187,7 +6187,7 @@
                 <w:color w:val="1C3A36"/>
                 <w:sz w:val="17"/>
               </w:rPr>
-              <w:t>35.4</w:t>
+              <w:t>34.2</w:t>
             </w:r>
           </w:p>
         </w:tc>
@@ -6205,7 +6205,7 @@
                 <w:color w:val="1C3A36"/>
                 <w:sz w:val="17"/>
               </w:rPr>
-              <w:t>49.6</w:t>
+              <w:t>47.3</w:t>
             </w:r>
           </w:p>
         </w:tc>
@@ -6539,7 +6539,7 @@
                 <w:color w:val="1C3A36"/>
                 <w:sz w:val="17"/>
               </w:rPr>
-              <w:t>37.30</w:t>
+              <w:t>35.29</w:t>
             </w:r>
           </w:p>
         </w:tc>
@@ -6559,7 +6559,7 @@
                 <w:color w:val="1C3A36"/>
                 <w:sz w:val="17"/>
               </w:rPr>
-              <w:t>38.08</w:t>
+              <w:t>36.06</w:t>
             </w:r>
           </w:p>
         </w:tc>
@@ -6655,7 +6655,7 @@
           <w:color w:val="1C3A36"/>
           <w:sz w:val="21"/>
         </w:rPr>
-        <w:t>Central fair value ≈ SAR 38/share</w:t>
+        <w:t>Central fair value ≈ SAR 36/share</w:t>
       </w:r>
       <w:r>
         <w:rPr>
@@ -6664,7 +6664,7 @@
           <w:color w:val="1C3A36"/>
           <w:sz w:val="21"/>
         </w:rPr>
-        <w:t>, -13% versus the market. The bear-to-bull span of SAR 37.30 to 48.08 moves exactly ONE driver: capital expenditure as a multiple of the depreciation of the base being renewed, across the range this company's own three filed years ran — 1.054 times at the bull end and 1.252 at the bear. Everything else is held IDENTICAL across all three reads: the cost of capital, the terminal growth, the terminal risk-free rate, the inflation ladder and the margin path. That is deliberate and it is a change from the previous edition, which moved the discount rate and terminal growth inside the scenarios as well — three levers moving together cannot be attributed to any of them, and a bear case that also changes the economy is not a bear case for this company. What the spread is NOT about is revenue: it is a capital-intensity story, and the discount rate has its own grid in §1.9 rather than being folded in here.</w:t>
+        <w:t>, -18% versus the market. The bear-to-bull span of SAR 35.29 to 48.08 moves exactly ONE driver: capital expenditure as a multiple of the depreciation of the base being renewed, across the range this company's own three filed years ran — 1.054 times at the bull end and 1.252 at the bear. Everything else is held IDENTICAL across all three reads: the cost of capital, the terminal growth, the terminal risk-free rate, the inflation ladder and the margin path. That is deliberate and it is a change from the previous edition, which moved the discount rate and terminal growth inside the scenarios as well — three levers moving together cannot be attributed to any of them, and a bear case that also changes the economy is not a bear case for this company. What the spread is NOT about is revenue: it is a capital-intensity story, and the discount rate has its own grid in §1.9 rather than being folded in here.</w:t>
       </w:r>
     </w:p>
     <w:p>
@@ -9236,7 +9236,7 @@
           <w:color w:val="1C3A36"/>
           <w:sz w:val="21"/>
         </w:rPr>
-        <w:t>Three judgments drive this valuation, and all three are observable rather than abstract. First and largest: capex intensity against the locked dividend. The policy dividend costs SAR 10.98 bn a year (2.20 x 4,993.0 mn shares); and the model spans the range this company's OWN three filed years actually ran, 13.6% to 16.1% of revenue, rather than the band management guides to. The cover table below is the whole tension in one place: at the heaviest of those three years the dividend is 1.06x covered by model free cash flow in the first forecast year, and at the lightest 1.24x — so on this company's own history of capital spending the dividend is covered throughout, and the question is whether the data-centre build takes intensity ABOVE anything it has yet run. Second: the discount rate, a 90%-equity-weighted cost of capital on a 0.71 beta from a five-year weekly regression (§1.8) — at a beta of 1.0 the value falls from SAR 38.08 to 31.53, -28% against the price, so §1.9 publishes the whole grid rather than letting one regression settle it. Third: the policy rate path — each 50 basis points off the curve is worth about SAR 2.9 on the value and lowers the funding cost of the build directly. A fourth, slower variable: mobile competition (Mobily’s subscriber growth has outpaced stc’s revenue growth for four quarters) — each 1 pp off consumer growth costs ≈SAR 2 of fair value.</w:t>
+        <w:t>Three judgments drive this valuation, and all three are observable rather than abstract. First and largest: capex intensity against the locked dividend. The policy dividend costs SAR 10.98 bn a year (2.20 x 4,993.0 mn shares); and the model spans the range this company's OWN three filed years actually ran, 13.6% to 16.1% of revenue, rather than the band management guides to. The cover table below is the whole tension in one place: at the heaviest of those three years the dividend is 1.06x covered by model free cash flow in the first forecast year, and at the lightest 1.24x — so on this company's own history of capital spending the dividend is covered throughout, and the question is whether the data-centre build takes intensity ABOVE anything it has yet run. Second: the discount rate, a 90%-equity-weighted cost of capital on a 0.71 beta from a five-year weekly regression (§1.8) — at a beta of 1.0 the value falls from SAR 36.06 to 31.53, -28% against the price, so §1.9 publishes the whole grid rather than letting one regression settle it. Third: the policy rate path — each 50 basis points off the curve is worth about SAR 2.6 on the value and lowers the funding cost of the build directly. A fourth, slower variable: mobile competition (Mobily’s subscriber growth has outpaced stc’s revenue growth for four quarters) — each 1 pp off consumer growth costs ≈SAR 2 of fair value.</w:t>
       </w:r>
     </w:p>
     <w:tbl>
@@ -9904,7 +9904,7 @@
                 <w:color w:val="1C3A36"/>
                 <w:sz w:val="16"/>
               </w:rPr>
-              <w:t>0.7078</w:t>
+              <w:t>0.7093</w:t>
             </w:r>
           </w:p>
         </w:tc>
@@ -9922,7 +9922,7 @@
                 <w:color w:val="1C3A36"/>
                 <w:sz w:val="16"/>
               </w:rPr>
-              <w:t>A 4.91-year weekly regression of stc against the published index of the exchange it is listed on, the Tadawul All Share Index, read as of 2026-08-18: 252 observations, R² 30.2%, standard error 0.1029. This is the first tier of the house preference order, not a stopgap — but it explains 30% of the variance and no more, which is why §1.9 prices the answer at every beta up to 1.2</w:t>
+              <w:t>A 4.94-year weekly regression of stc against the published index of the exchange it is listed on, the Tadawul All Share Index, read as of 2026-09-08: 254 observations, R² 30.3%, standard error 0.1022. This is the first tier of the house preference order, not a stopgap — but it explains 30% of the variance and no more, which is why §1.9 prices the answer at every beta up to 1.2</w:t>
             </w:r>
           </w:p>
         </w:tc>
@@ -10016,7 +10016,7 @@
                 <w:color w:val="1C3A36"/>
                 <w:sz w:val="16"/>
               </w:rPr>
-              <w:t>8.59%</w:t>
+              <w:t>9.03%</w:t>
             </w:r>
           </w:p>
         </w:tc>
@@ -10240,7 +10240,7 @@
                 <w:color w:val="1C3A36"/>
                 <w:sz w:val="16"/>
               </w:rPr>
-              <w:t>8.13%</w:t>
+              <w:t>8.53%</w:t>
             </w:r>
           </w:p>
         </w:tc>
@@ -10296,7 +10296,7 @@
                 <w:color w:val="1C3A36"/>
                 <w:sz w:val="16"/>
               </w:rPr>
-              <w:t>8.13%</w:t>
+              <w:t>8.53%</w:t>
             </w:r>
           </w:p>
         </w:tc>
@@ -10639,7 +10639,7 @@
                 <w:color w:val="1C3A36"/>
                 <w:sz w:val="18"/>
               </w:rPr>
-              <w:t>7.13%</w:t>
+              <w:t>7.53%</w:t>
             </w:r>
           </w:p>
         </w:tc>
@@ -10657,7 +10657,7 @@
                 <w:color w:val="1C3A36"/>
                 <w:sz w:val="18"/>
               </w:rPr>
-              <w:t>43.9</w:t>
+              <w:t>41.3</w:t>
             </w:r>
           </w:p>
         </w:tc>
@@ -10675,7 +10675,7 @@
                 <w:color w:val="1C3A36"/>
                 <w:sz w:val="18"/>
               </w:rPr>
-              <w:t>44.5</w:t>
+              <w:t>41.7</w:t>
             </w:r>
           </w:p>
         </w:tc>
@@ -10693,7 +10693,7 @@
                 <w:color w:val="1C3A36"/>
                 <w:sz w:val="18"/>
               </w:rPr>
-              <w:t>45.3</w:t>
+              <w:t>42.1</w:t>
             </w:r>
           </w:p>
         </w:tc>
@@ -10711,7 +10711,7 @@
                 <w:color w:val="1C3A36"/>
                 <w:sz w:val="18"/>
               </w:rPr>
-              <w:t>46.1</w:t>
+              <w:t>42.7</w:t>
             </w:r>
           </w:p>
         </w:tc>
@@ -10729,7 +10729,7 @@
                 <w:color w:val="1C3A36"/>
                 <w:sz w:val="18"/>
               </w:rPr>
-              <w:t>47.2</w:t>
+              <w:t>43.3</w:t>
             </w:r>
           </w:p>
         </w:tc>
@@ -10749,7 +10749,7 @@
                 <w:color w:val="1C3A36"/>
                 <w:sz w:val="18"/>
               </w:rPr>
-              <w:t>7.63%</w:t>
+              <w:t>8.03%</w:t>
             </w:r>
           </w:p>
         </w:tc>
@@ -10767,7 +10767,7 @@
                 <w:color w:val="1C3A36"/>
                 <w:sz w:val="18"/>
               </w:rPr>
-              <w:t>40.7</w:t>
+              <w:t>38.5</w:t>
             </w:r>
           </w:p>
         </w:tc>
@@ -10785,7 +10785,7 @@
                 <w:color w:val="1C3A36"/>
                 <w:sz w:val="18"/>
               </w:rPr>
-              <w:t>41.0</w:t>
+              <w:t>38.6</w:t>
             </w:r>
           </w:p>
         </w:tc>
@@ -10803,7 +10803,7 @@
                 <w:color w:val="1C3A36"/>
                 <w:sz w:val="18"/>
               </w:rPr>
-              <w:t>41.4</w:t>
+              <w:t>38.8</w:t>
             </w:r>
           </w:p>
         </w:tc>
@@ -10821,7 +10821,7 @@
                 <w:color w:val="1C3A36"/>
                 <w:sz w:val="18"/>
               </w:rPr>
-              <w:t>41.9</w:t>
+              <w:t>39.0</w:t>
             </w:r>
           </w:p>
         </w:tc>
@@ -10839,7 +10839,7 @@
                 <w:color w:val="1C3A36"/>
                 <w:sz w:val="18"/>
               </w:rPr>
-              <w:t>42.4</w:t>
+              <w:t>39.3</w:t>
             </w:r>
           </w:p>
         </w:tc>
@@ -10859,7 +10859,7 @@
                 <w:color w:val="1C3A36"/>
                 <w:sz w:val="18"/>
               </w:rPr>
-              <w:t>8.13% (base)</w:t>
+              <w:t>8.53% (base)</w:t>
             </w:r>
           </w:p>
         </w:tc>
@@ -10877,7 +10877,7 @@
                 <w:color w:val="1C3A36"/>
                 <w:sz w:val="18"/>
               </w:rPr>
-              <w:t>37.9</w:t>
+              <w:t>36.0</w:t>
             </w:r>
           </w:p>
         </w:tc>
@@ -10895,7 +10895,7 @@
                 <w:color w:val="1C3A36"/>
                 <w:sz w:val="18"/>
               </w:rPr>
-              <w:t>38.1</w:t>
+              <w:t>36.1</w:t>
             </w:r>
           </w:p>
         </w:tc>
@@ -10913,7 +10913,7 @@
                 <w:color w:val="1C3A36"/>
                 <w:sz w:val="18"/>
               </w:rPr>
-              <w:t>38.2</w:t>
+              <w:t>36.1</w:t>
             </w:r>
           </w:p>
         </w:tc>
@@ -10931,7 +10931,7 @@
                 <w:color w:val="1C3A36"/>
                 <w:sz w:val="18"/>
               </w:rPr>
-              <w:t>38.4</w:t>
+              <w:t>36.1</w:t>
             </w:r>
           </w:p>
         </w:tc>
@@ -10949,7 +10949,7 @@
                 <w:color w:val="1C3A36"/>
                 <w:sz w:val="18"/>
               </w:rPr>
-              <w:t>38.6</w:t>
+              <w:t>36.1</w:t>
             </w:r>
           </w:p>
         </w:tc>
@@ -10969,7 +10969,7 @@
                 <w:color w:val="1C3A36"/>
                 <w:sz w:val="18"/>
               </w:rPr>
-              <w:t>8.63%</w:t>
+              <w:t>9.03%</w:t>
             </w:r>
           </w:p>
         </w:tc>
@@ -10987,7 +10987,7 @@
                 <w:color w:val="1C3A36"/>
                 <w:sz w:val="18"/>
               </w:rPr>
-              <w:t>35.6</w:t>
+              <w:t>33.9</w:t>
             </w:r>
           </w:p>
         </w:tc>
@@ -11005,7 +11005,7 @@
                 <w:color w:val="1C3A36"/>
                 <w:sz w:val="18"/>
               </w:rPr>
-              <w:t>35.6</w:t>
+              <w:t>33.8</w:t>
             </w:r>
           </w:p>
         </w:tc>
@@ -11023,7 +11023,7 @@
                 <w:color w:val="1C3A36"/>
                 <w:sz w:val="18"/>
               </w:rPr>
-              <w:t>35.6</w:t>
+              <w:t>33.7</w:t>
             </w:r>
           </w:p>
         </w:tc>
@@ -11041,7 +11041,7 @@
                 <w:color w:val="1C3A36"/>
                 <w:sz w:val="18"/>
               </w:rPr>
-              <w:t>35.5</w:t>
+              <w:t>33.6</w:t>
             </w:r>
           </w:p>
         </w:tc>
@@ -11059,7 +11059,7 @@
                 <w:color w:val="1C3A36"/>
                 <w:sz w:val="18"/>
               </w:rPr>
-              <w:t>35.5</w:t>
+              <w:t>33.4</w:t>
             </w:r>
           </w:p>
         </w:tc>
@@ -11079,7 +11079,7 @@
                 <w:color w:val="1C3A36"/>
                 <w:sz w:val="18"/>
               </w:rPr>
-              <w:t>9.13%</w:t>
+              <w:t>9.53%</w:t>
             </w:r>
           </w:p>
         </w:tc>
@@ -11097,7 +11097,7 @@
                 <w:color w:val="1C3A36"/>
                 <w:sz w:val="18"/>
               </w:rPr>
-              <w:t>33.5</w:t>
+              <w:t>32.1</w:t>
             </w:r>
           </w:p>
         </w:tc>
@@ -11115,7 +11115,7 @@
                 <w:color w:val="1C3A36"/>
                 <w:sz w:val="18"/>
               </w:rPr>
-              <w:t>33.4</w:t>
+              <w:t>31.9</w:t>
             </w:r>
           </w:p>
         </w:tc>
@@ -11133,7 +11133,7 @@
                 <w:color w:val="1C3A36"/>
                 <w:sz w:val="18"/>
               </w:rPr>
-              <w:t>33.3</w:t>
+              <w:t>31.7</w:t>
             </w:r>
           </w:p>
         </w:tc>
@@ -11151,7 +11151,7 @@
                 <w:color w:val="1C3A36"/>
                 <w:sz w:val="18"/>
               </w:rPr>
-              <w:t>33.1</w:t>
+              <w:t>31.5</w:t>
             </w:r>
           </w:p>
         </w:tc>
@@ -11169,7 +11169,7 @@
                 <w:color w:val="1C3A36"/>
                 <w:sz w:val="18"/>
               </w:rPr>
-              <w:t>32.9</w:t>
+              <w:t>31.2</w:t>
             </w:r>
           </w:p>
         </w:tc>
@@ -11191,7 +11191,7 @@
           <w:color w:val="6E7B77"/>
           <w:sz w:val="17"/>
         </w:rPr>
-        <w:t>Fair value from the cash-flow model (SAR/share) across the cost of capital and terminal growth. The base cell is 8.13% against 2.00%, giving SAR 38.08. The CDS-ERP alternative WACC (7.90%) sits between the third and fourth rows.</w:t>
+        <w:t>Fair value from the cash-flow model (SAR/share) across the cost of capital and terminal growth. The base cell is 8.53% against 2.00%, giving SAR 36.06. The CDS-ERP alternative WACC (7.90%) sits between the third and fourth rows.</w:t>
       </w:r>
     </w:p>
     <w:tbl>
@@ -11354,7 +11354,7 @@
                 <w:color w:val="1C3A36"/>
                 <w:sz w:val="17"/>
               </w:rPr>
-              <w:t>6.26%</w:t>
+              <w:t>7.30%</w:t>
             </w:r>
           </w:p>
         </w:tc>
@@ -11372,7 +11372,7 @@
                 <w:color w:val="1C3A36"/>
                 <w:sz w:val="17"/>
               </w:rPr>
-              <w:t>6.03%</w:t>
+              <w:t>6.97%</w:t>
             </w:r>
           </w:p>
         </w:tc>
@@ -11390,7 +11390,7 @@
                 <w:color w:val="1C3A36"/>
                 <w:sz w:val="17"/>
               </w:rPr>
-              <w:t>55.36</w:t>
+              <w:t>45.83</w:t>
             </w:r>
           </w:p>
         </w:tc>
@@ -11445,7 +11445,7 @@
                 <w:color w:val="1C3A36"/>
                 <w:sz w:val="17"/>
               </w:rPr>
-              <w:t>7.40%</w:t>
+              <w:t>8.14%</w:t>
             </w:r>
           </w:p>
         </w:tc>
@@ -11463,7 +11463,7 @@
                 <w:color w:val="1C3A36"/>
                 <w:sz w:val="17"/>
               </w:rPr>
-              <w:t>7.06%</w:t>
+              <w:t>7.73%</w:t>
             </w:r>
           </w:p>
         </w:tc>
@@ -11481,7 +11481,7 @@
                 <w:color w:val="1C3A36"/>
                 <w:sz w:val="17"/>
               </w:rPr>
-              <w:t>45.10</w:t>
+              <w:t>40.40</w:t>
             </w:r>
           </w:p>
         </w:tc>
@@ -11536,7 +11536,7 @@
                 <w:color w:val="1C3A36"/>
                 <w:sz w:val="17"/>
               </w:rPr>
-              <w:t>8.59%</w:t>
+              <w:t>9.03%</w:t>
             </w:r>
           </w:p>
         </w:tc>
@@ -11554,7 +11554,7 @@
                 <w:color w:val="1C3A36"/>
                 <w:sz w:val="17"/>
               </w:rPr>
-              <w:t>8.13%</w:t>
+              <w:t>8.53%</w:t>
             </w:r>
           </w:p>
         </w:tc>
@@ -11572,7 +11572,7 @@
                 <w:color w:val="1C3A36"/>
                 <w:sz w:val="17"/>
               </w:rPr>
-              <w:t>38.08</w:t>
+              <w:t>36.06</w:t>
             </w:r>
           </w:p>
         </w:tc>
@@ -11628,7 +11628,7 @@
                 <w:color w:val="1C3A36"/>
                 <w:sz w:val="17"/>
               </w:rPr>
-              <w:t>9.40%</w:t>
+              <w:t>9.63%</w:t>
             </w:r>
           </w:p>
         </w:tc>
@@ -11646,7 +11646,7 @@
                 <w:color w:val="1C3A36"/>
                 <w:sz w:val="17"/>
               </w:rPr>
-              <w:t>8.87%</w:t>
+              <w:t>9.07%</w:t>
             </w:r>
           </w:p>
         </w:tc>
@@ -11664,7 +11664,7 @@
                 <w:color w:val="1C3A36"/>
                 <w:sz w:val="17"/>
               </w:rPr>
-              <w:t>34.54</w:t>
+              <w:t>33.69</w:t>
             </w:r>
           </w:p>
         </w:tc>
@@ -11811,7 +11811,7 @@
                 <w:color w:val="1C3A36"/>
                 <w:sz w:val="17"/>
               </w:rPr>
-              <w:t>11.40%</w:t>
+              <w:t>11.11%</w:t>
             </w:r>
           </w:p>
         </w:tc>
@@ -11829,7 +11829,7 @@
                 <w:color w:val="1C3A36"/>
                 <w:sz w:val="17"/>
               </w:rPr>
-              <w:t>10.67%</w:t>
+              <w:t>10.41%</w:t>
             </w:r>
           </w:p>
         </w:tc>
@@ -11847,7 +11847,7 @@
                 <w:color w:val="1C3A36"/>
                 <w:sz w:val="17"/>
               </w:rPr>
-              <w:t>28.35</w:t>
+              <w:t>29.10</w:t>
             </w:r>
           </w:p>
         </w:tc>
@@ -11886,7 +11886,7 @@
           <w:color w:val="6E7B77"/>
           <w:sz w:val="17"/>
         </w:rPr>
-        <w:t>The grid is mandatory disclosure here: the regression is a proper five-year weekly one against the exchange’s own published index, but it explains 30% of this stock’s variance and no more, so the answer is priced across the plausible range rather than at one point. The read survives moderate beta doubt — at 0.85 the value is SAR 34.54 — but not a full reversion to 1.0, where it falls to SAR 31.53, -28% against the market price.</w:t>
+        <w:t>The grid is mandatory disclosure here: the regression is a proper five-year weekly one against the exchange’s own published index, but it explains 30% of this stock’s variance and no more, so the answer is priced across the plausible range rather than at one point. The read survives moderate beta doubt — at 0.85 the value is SAR 33.69 — but not a full reversion to 1.0, where it falls to SAR 31.53, -28% against the market price.</w:t>
       </w:r>
     </w:p>
     <w:p>
@@ -13454,7 +13454,7 @@
           <w:color w:val="6E7B77"/>
           <w:sz w:val="17"/>
         </w:rPr>
-        <w:t>Figure 4 — The forward price cone over 3 months, from the anchor of SAR 44.72. The median carries at the cost of money plus the small momentum lean. The brass dashed line is this study’s fundamental central of SAR 38.08 — below every part of the cone, including its 5th percentile, which never falls under SAR 39.31. The two lenses disagree, and the study shows the disagreement rather than reconciling it.</w:t>
+        <w:t>Figure 4 — The forward price cone over 3 months, from the anchor of SAR 44.72. The median carries at the cost of money plus the small momentum lean. The brass dashed line is this study’s fundamental central of SAR 36.06 — below every part of the cone, including its 5th percentile, which never falls under SAR 39.31. The two lenses disagree, and the study shows the disagreement rather than reconciling it.</w:t>
       </w:r>
     </w:p>
     <w:p>
@@ -14323,7 +14323,7 @@
           <w:color w:val="1C3A36"/>
           <w:sz w:val="21"/>
         </w:rPr>
-        <w:t>Three lenses, read side by side and never averaged. The cash-flow model is the answer this study publishes — SAR 38.08 against a market price of SAR 43.86, -13.2% — and the others sit beside it as cross-checks rather than as weights in a blend. They do not agree, and the disagreement is the most useful thing on this page: the earnings-multiple read on this company's own trading history lands at SAR 48.08, +26% above the cash-flow answer, while the disclosed book value is SAR 17.02 — a floor, not a valuation. The technical picture is a firm tape trading above its whole moving-average stack. The price map says the market is likely to keep the stock within a few riyals of where it is over the quarter (50% band 43–48).</w:t>
+        <w:t>Three lenses, read side by side and never averaged. The cash-flow model is the answer this study publishes — SAR 36.06 against a market price of SAR 43.86, -17.8% — and the others sit beside it as cross-checks rather than as weights in a blend. They do not agree, and the disagreement is the most useful thing on this page: the earnings-multiple read on this company's own trading history lands at SAR 48.08, +33% above the cash-flow answer, while the disclosed book value is SAR 17.02 — a floor, not a valuation. The technical picture is a firm tape trading above its whole moving-average stack. The price map says the market is likely to keep the stock within a few riyals of where it is over the quarter (50% band 43–48).</w:t>
       </w:r>
     </w:p>
     <w:tbl>
@@ -14502,7 +14502,7 @@
                 <w:color w:val="1C3A36"/>
                 <w:sz w:val="17"/>
               </w:rPr>
-              <w:t>SAR 38.08 (-13%)</w:t>
+              <w:t>SAR 36.06 (-18%)</w:t>
             </w:r>
           </w:p>
         </w:tc>
@@ -14724,7 +14724,7 @@
                 <w:color w:val="1C3A36"/>
                 <w:sz w:val="17"/>
               </w:rPr>
-              <w:t>SAR 35.43 (-19%)</w:t>
+              <w:t>SAR 34.20 (-22%)</w:t>
             </w:r>
           </w:p>
         </w:tc>
@@ -14968,7 +14968,7 @@
           <w:color w:val="6E7B77"/>
           <w:sz w:val="17"/>
         </w:rPr>
-        <w:t>The envelope this study publishes is the RANGE of the present-value reads, not an average of them: SAR 37.30 to 48.08. No weights are applied anywhere, because a number produced by averaging several methods is a new method with parameters nobody tested — it imports the weakness of the weakest lens at whatever weight somebody typed.</w:t>
+        <w:t>The envelope this study publishes is the RANGE of the present-value reads, not an average of them: SAR 35.29 to 48.08. No weights are applied anywhere, because a number produced by averaging several methods is a new method with parameters nobody tested — it imports the weakness of the weakest lens at whatever weight somebody typed.</w:t>
       </w:r>
     </w:p>
     <w:p>
@@ -14991,7 +14991,7 @@
           <w:color w:val="1C3A36"/>
           <w:sz w:val="21"/>
         </w:rPr>
-        <w:t>Read backwards, this model reproduces the market price of SAR 43.86 at an equity beta of about 0.54 — read straight off the grid in §1.9, between its 0.50 and 0.71 rows, so a reader can check it against what is printed there rather than taking it on trust. This stock's own 4.9-year weekly regression against its exchange's published index gives 0.7078 with a standard error of 0.1029, so the market is paying for a beta roughly 1.7 standard errors below the point estimate — inside what the regression cannot rule out, and not what it measures. THE DISAGREEMENT IS ABOUT THE PRICE OF RISK, NOT ABOUT THE BUSINESS, and that is worth stating because §1.7 says otherwise: the crux names capital intensity as the swing driver, and no capital-spending assumption inside this company's own history closes the gap. At two percentage points of revenue BELOW the modelled intensity — lighter than any of the three filed years ran — the model reaches SAR 39.40, still 10% short of the price. A reader who thinks this study too pessimistic should therefore be arguing about the discount rate rather than about the capital programme.</w:t>
+        <w:t>Read backwards, this model reproduces the market price of SAR 43.86 at an equity beta of about 0.37 — read straight off the grid in §1.9, between its 0.30 and 0.50 rows, so a reader can check it against what is printed there rather than taking it on trust. This stock's own 4.9-year weekly regression against its exchange's published index gives 0.7093 with a standard error of 0.1022, so the market is paying for a beta roughly 3.3 standard errors below the point estimate — inside what the regression cannot rule out, and not what it measures. THE DISAGREEMENT IS ABOUT THE PRICE OF RISK, NOT ABOUT THE BUSINESS, and that is worth stating because §1.7 says otherwise: the crux names capital intensity as the swing driver, and no capital-spending assumption inside this company's own history closes the gap. At two percentage points of revenue BELOW the modelled intensity — lighter than any of the three filed years ran — the model reaches SAR 37.37, still 15% short of the price. A reader who thinks this study too pessimistic should therefore be arguing about the discount rate rather than about the capital programme.</w:t>
       </w:r>
     </w:p>
     <w:p>
@@ -15014,7 +15014,7 @@
           <w:color w:val="1C3A36"/>
           <w:sz w:val="21"/>
         </w:rPr>
-        <w:t>The gap between the cash-flow answer and the multiple read is not a modelling artefact — it is one question asked two ways. The multiple lens capitalises what this company earns today at what the market has paid for those earnings over the last three financial year ends; the cash-flow lens charges for the capital the company must keep spending to go on earning them. The whole difference sits in the capital expenditure cycle, and §1.7 prices it in real units: at the lowest capital intensity of the three filed years the cash-flow answer is SAR 37.30, at the highest it is lower still. So the honest statement is that this study reads stc below its market price BECAUSE it charges the company for the investment phase it is currently in, and a reader who believes that phase ends sooner, or earns more than the model credits, should hold the multiple read instead — the study publishes both rather than choosing for them. What would settle it is disclosed economics on the data-centre build and two more years of capital intensity: neither is available today, and neither is invented here.</w:t>
+        <w:t>The gap between the cash-flow answer and the multiple read is not a modelling artefact — it is one question asked two ways. The multiple lens capitalises what this company earns today at what the market has paid for those earnings over the last three financial year ends; the cash-flow lens charges for the capital the company must keep spending to go on earning them. The whole difference sits in the capital expenditure cycle, and §1.7 prices it in real units: at the lowest capital intensity of the three filed years the cash-flow answer is SAR 35.29, at the highest it is lower still. So the honest statement is that this study reads stc below its market price BECAUSE it charges the company for the investment phase it is currently in, and a reader who believes that phase ends sooner, or earns more than the model credits, should hold the multiple read instead — the study publishes both rather than choosing for them. What would settle it is disclosed economics on the data-centre build and two more years of capital intensity: neither is available today, and neither is invented here.</w:t>
       </w:r>
     </w:p>
     <w:p>
@@ -15777,7 +15777,7 @@
           <w:color w:val="1C3A36"/>
           <w:sz w:val="21"/>
         </w:rPr>
-        <w:t>71% of the cash-flow model's enterprise value sits beyond the fifth forecast year, at a spread of 6.1 points between the terminal discount rate and the 2.0% terminal growth. §1.9 is the honest statement that this valuation is substantially a judgement about the long-run price of money in Saudi Arabia. The terminal charge for keeping the asset base whole rests on the 21-year average life the company's own accounts imply for its plant, not on a life chosen here — but a network is a bundle of assets with very different lives, and a single average is the coarsest honest way to state it.</w:t>
+        <w:t>70% of the cash-flow model's enterprise value sits beyond the fifth forecast year, at a spread of 6.5 points between the terminal discount rate and the 2.0% terminal growth. §1.9 is the honest statement that this valuation is substantially a judgement about the long-run price of money in Saudi Arabia. The terminal charge for keeping the asset base whole rests on the 21-year average life the company's own accounts imply for its plant, not on a life chosen here — but a network is a bundle of assets with very different lives, and a single average is the coarsest honest way to state it.</w:t>
       </w:r>
     </w:p>
     <w:p>
@@ -15840,7 +15840,7 @@
           <w:color w:val="1C3A36"/>
           <w:sz w:val="21"/>
         </w:rPr>
-        <w:t>The 0.71 beta is a 4.9-year weekly regression of this stock against the published index of the exchange it is listed on (252 observations, standard error 0.10), which is the standard this house requires and not a stopgap. What it does NOT do is explain the stock: the regression accounts for 30% of the variance, so roughly 70% of what moves stc is specific to stc. A beta is a statement about how a stock moves with its market, and on this name that statement is weak. §1.9 shows the valuation at every beta up to 1.2 for exactly that reason.</w:t>
+        <w:t>The 0.71 beta is a 4.9-year weekly regression of this stock against the published index of the exchange it is listed on (254 observations, standard error 0.10), which is the standard this house requires and not a stopgap. What it does NOT do is explain the stock: the regression accounts for 30% of the variance, so roughly 70% of what moves stc is specific to stc. A beta is a statement about how a stock moves with its market, and on this name that statement is weak. §1.9 shows the valuation at every beta up to 1.2 for exactly that reason.</w:t>
       </w:r>
     </w:p>
     <w:p>
@@ -21031,7 +21031,7 @@
                 <w:color w:val="1C3A36"/>
                 <w:sz w:val="17"/>
               </w:rPr>
-              <w:t>The bear-to-bull span of the central: SAR 37.30 to the cash-flow bull</w:t>
+              <w:t>The bear-to-bull span of the central: SAR 35.29 to the cash-flow bull</w:t>
             </w:r>
           </w:p>
         </w:tc>
@@ -21199,7 +21199,7 @@
                 <w:color w:val="1C3A36"/>
                 <w:sz w:val="17"/>
               </w:rPr>
-              <w:t>71% of enterprise value sits beyond year five</w:t>
+              <w:t>70% of enterprise value sits beyond year five</w:t>
             </w:r>
           </w:p>
         </w:tc>
@@ -22142,7 +22142,7 @@
                 <w:color w:val="1C3A36"/>
                 <w:sz w:val="18"/>
               </w:rPr>
-              <w:t>8.13%</w:t>
+              <w:t>8.53%</w:t>
             </w:r>
           </w:p>
         </w:tc>
@@ -22180,7 +22180,7 @@
                 <w:color w:val="1C3A36"/>
                 <w:sz w:val="18"/>
               </w:rPr>
-              <w:t>SAR 6.6 bn/yr</w:t>
+              <w:t>SAR 6.3 bn/yr</w:t>
             </w:r>
           </w:p>
         </w:tc>
@@ -22218,7 +22218,7 @@
                 <w:color w:val="1C3A36"/>
                 <w:sz w:val="18"/>
               </w:rPr>
-              <w:t>Multiple on economic profit 11.6x</w:t>
+              <w:t>Multiple on economic profit 11.1x</w:t>
             </w:r>
           </w:p>
         </w:tc>
@@ -22256,7 +22256,7 @@
                 <w:color w:val="1C3A36"/>
                 <w:sz w:val="18"/>
               </w:rPr>
-              <w:t>SAR 170 bn</w:t>
+              <w:t>SAR 163 bn</w:t>
             </w:r>
           </w:p>
         </w:tc>
@@ -22294,7 +22294,7 @@
                 <w:color w:val="1C3A36"/>
                 <w:sz w:val="18"/>
               </w:rPr>
-              <w:t>→ SAR 37.0 per share</w:t>
+              <w:t>→ SAR 35.5 per share</w:t>
             </w:r>
           </w:p>
         </w:tc>
@@ -22316,7 +22316,7 @@
           <w:color w:val="1C3A36"/>
           <w:sz w:val="19"/>
         </w:rPr>
-        <w:t>Sensitivity, and the swing really is the fade rate alone — the cost of capital has its own grid in §1.9 and is held here: at 1% a year, a durable moat, his value rises to SAR 40.16; at 4%, where competition and technology churn eat the spread, it falls to SAR 34.75. Cross-examination: he tells Expert 2 that a 15× multiple on normalized earnings quietly capitalizes today’s ROIC forever without charging for the capital that sustains it — his fade does explicitly what the multiple hides. He tells Expert 3 that scenario trees on the policy rate are fine, but the bigger lever is inside the company: each percentage point of capex intensity is SAR 0.8 bn of cash that either earns the spread or doesn’t.</w:t>
+        <w:t>Sensitivity, and the swing really is the fade rate alone — the cost of capital has its own grid in §1.9 and is held here: at 1% a year, a durable moat, his value rises to SAR 38.22; at 4%, where competition and technology churn eat the spread, it falls to SAR 33.57. Cross-examination: he tells Expert 2 that a 15× multiple on normalized earnings quietly capitalizes today’s ROIC forever without charging for the capital that sustains it — his fade does explicitly what the multiple hides. He tells Expert 3 that scenario trees on the policy rate are fine, but the bigger lever is inside the company: each percentage point of capex intensity is SAR 0.8 bn of cash that either earns the spread or doesn’t.</w:t>
       </w:r>
     </w:p>
     <w:p>
@@ -22339,7 +22339,7 @@
           <w:color w:val="1C3A36"/>
           <w:sz w:val="21"/>
         </w:rPr>
-        <w:t>Fair SAR 37.0 (range 35–40) — the panel’s conservative anchor, below spot: on his arithmetic the market already pays for the excess returns to persist a decade-plus. Falsified by disclosed data-centre economics showing contracted returns above telecom ROIC (the fade would then be too harsh), or by return on capital holding above 15% through FY2028 while capital intensity normalises. What the price implies: at SAR 43.86 the market discounts a gentler fade than his 2.5% a year, i.e. it believes in the moat slightly more than he does.</w:t>
+        <w:t>Fair SAR 35.5 (range 34–38) — the panel’s conservative anchor, below spot: on his arithmetic the market already pays for the excess returns to persist a decade-plus. Falsified by disclosed data-centre economics showing contracted returns above telecom ROIC (the fade would then be too harsh), or by return on capital holding above 15% through FY2028 while capital intensity normalises. What the price implies: at SAR 43.86 the market discounts a gentler fade than his 2.5% a year, i.e. it believes in the moat slightly more than he does.</w:t>
       </w:r>
     </w:p>
     <w:p>
@@ -22978,7 +22978,7 @@
                 <w:color w:val="1C3A36"/>
                 <w:sz w:val="17"/>
               </w:rPr>
-              <w:t>SAR 51</w:t>
+              <w:t>SAR 48</w:t>
             </w:r>
           </w:p>
         </w:tc>
@@ -23052,7 +23052,7 @@
                 <w:color w:val="1C3A36"/>
                 <w:sz w:val="17"/>
               </w:rPr>
-              <w:t>SAR 35</w:t>
+              <w:t>SAR 34</w:t>
             </w:r>
           </w:p>
         </w:tc>
@@ -23126,7 +23126,7 @@
                 <w:color w:val="1C3A36"/>
                 <w:sz w:val="17"/>
               </w:rPr>
-              <w:t>SAR 28</w:t>
+              <w:t>SAR 27</w:t>
             </w:r>
           </w:p>
         </w:tc>
@@ -23205,7 +23205,7 @@
                 <w:color w:val="1C3A36"/>
                 <w:sz w:val="17"/>
               </w:rPr>
-              <w:t>SAR 38.1</w:t>
+              <w:t>SAR 36.6</w:t>
             </w:r>
           </w:p>
         </w:tc>
@@ -23250,7 +23250,7 @@
           <w:color w:val="1C3A36"/>
           <w:sz w:val="21"/>
         </w:rPr>
-        <w:t>Fair SAR 38.1 — the dividend model with its eyes open, and between his two colleagues, with Expert 2 the nearer to the market. Falsified by the board breaking the policy (either direction: a cut dividend or a step-change up), or by a Fed path outside his tree (no cuts through 2027, or emergency easing). What the price implies: the market is pricing roughly his base case with a small weight on the bear — i.e. the locked dividend at a ~5% yield, and near-zero credit for specials or the AI build.</w:t>
+        <w:t>Fair SAR 36.6 — the dividend model with its eyes open, and between his two colleagues, with Expert 2 the nearer to the market. Falsified by the board breaking the policy (either direction: a cut dividend or a step-change up), or by a Fed path outside his tree (no cuts through 2027, or emergency easing). What the price implies: the market is pricing roughly his base case with a small weight on the bear — i.e. the locked dividend at a ~5% yield, and near-zero credit for specials or the AI build.</w:t>
       </w:r>
     </w:p>
     <w:p>
@@ -23647,7 +23647,7 @@
           <w:color w:val="1C3A36"/>
           <w:sz w:val="19"/>
         </w:rPr>
-        <w:t>Expert 1: “15 per cent returns on 93 billion of capital, fading as every telecom’s returns have always faded. The data centres are capital expenditure with a press release until somebody shows me contracted economics. I pay SAR 37.”</w:t>
+        <w:t>Expert 1: “15 per cent returns on 93 billion of capital, fading as every telecom’s returns have always faded. The data centres are capital expenditure with a press release until somebody shows me contracted economics. I pay SAR 36.”</w:t>
       </w:r>
     </w:p>
     <w:p>
@@ -23661,7 +23661,7 @@
           <w:color w:val="1C3A36"/>
           <w:sz w:val="19"/>
         </w:rPr>
-        <w:t>Expert 3: “Your fade rate is a guess dressed as physics. What is not a guess: the board has signed a cheque for SAR 2.20 a year through 2027, the central bank’s next moves are the Federal Reserve’s, and the sovereign has made this company its digital-infrastructure champion. Price the policy, not the physics — SAR 38.”</w:t>
+        <w:t>Expert 3: “Your fade rate is a guess dressed as physics. What is not a guess: the board has signed a cheque for SAR 2.20 a year through 2027, the central bank’s next moves are the Federal Reserve’s, and the sovereign has made this company its digital-infrastructure champion. Price the policy, not the physics — SAR 37.”</w:t>
       </w:r>
     </w:p>
     <w:p>
@@ -23922,7 +23922,7 @@
                 <w:color w:val="1C3A36"/>
                 <w:sz w:val="18"/>
               </w:rPr>
-              <w:t>SAR 37.0</w:t>
+              <w:t>SAR 35.5</w:t>
             </w:r>
           </w:p>
         </w:tc>
@@ -24070,7 +24070,7 @@
                 <w:color w:val="1C3A36"/>
                 <w:sz w:val="18"/>
               </w:rPr>
-              <w:t>SAR 38.1</w:t>
+              <w:t>SAR 36.6</w:t>
             </w:r>
           </w:p>
         </w:tc>
@@ -24092,7 +24092,7 @@
           <w:color w:val="1C3A36"/>
           <w:sz w:val="21"/>
         </w:rPr>
-        <w:t>The spread — SAR 37.0 to 39.8, 7% of the low — is narrow by this series’ standards, and it measures one thing cleanly: how much of stc’s current 15% return on capital survives the next decade of competition, technology churn and nation-scale capital spending. On that question the three barely disagree, and all three land below the market price: Expert 1 charges for the erosion explicitly, Expert 2 freezes today’s clean earnings at a multiple he will defend, and Expert 3 prices the policy floor — three different routes to the same neighbourhood. The study’s own central of SAR 38.08 sits inside that band, SAR 0.21 below the panel’s own average, which is worth saying plainly: the cash-flow model and three independently-constructed methods arrive within a riyal or two of each other, and all of them below the price. An investor’s position on this stock reduces to a position on one axis: if the data-centre build earns telecom-plus returns, the cash-flow model understates it; if it earns telecom-minus, Expert 1 is right and today’s price already flatters it.</w:t>
+        <w:t>The spread — SAR 35.5 to 39.8, 12% of the low — is narrow by this series’ standards, and it measures one thing cleanly: how much of stc’s current 15% return on capital survives the next decade of competition, technology churn and nation-scale capital spending. On that question the three barely disagree, and all three land below the market price: Expert 1 charges for the erosion explicitly, Expert 2 freezes today’s clean earnings at a multiple he will defend, and Expert 3 prices the policy floor — three different routes to the same neighbourhood. The study’s own central of SAR 36.06 sits inside that band, SAR 1.24 below the panel’s own average, which is worth saying plainly: the cash-flow model and three independently-constructed methods arrive within a riyal or two of each other, and all of them below the price. An investor’s position on this stock reduces to a position on one axis: if the data-centre build earns telecom-plus returns, the cash-flow model understates it; if it earns telecom-minus, Expert 1 is right and today’s price already flatters it.</w:t>
       </w:r>
     </w:p>
     <w:p>

--- a/engine/stc_study/STC_Valuation_Study_05-09-2026_public.docx
+++ b/engine/stc_study/STC_Valuation_Study_05-09-2026_public.docx
@@ -2407,7 +2407,7 @@
           <w:color w:val="1C3A36"/>
           <w:sz w:val="21"/>
         </w:rPr>
-        <w:t>We value stc as a going-concern operator. ONE lens is the answer — a free-cash-flow-to-firm DCF — and the others are published beside it as cross-checks rather than averaged into it. The primary lens is that DCF, because a mature, capital-intensive network operator is ultimately worth the cash its infrastructure produces after the capex that keeps it competitive; the tower and Telefónica stakes sit outside the operating engine and are marked separately on the bridge. A dividend-discount read is the natural cross-check for a company whose board has locked a SAR 0.55-per-quarter distribution through 2027. A relative EV/EBITDA read and a normalized-earnings read complete the set. The weights and the football field are in §1.5; the segment engine in §1.6; the crux — dividend cover against the capex cycle, in real units — in §1.7; the cost-of-capital build (every input sourced, both ERP bases published) in §1.8; and the sensitivity grids in §1.9. One lens-selection note, considered and set aside: stc does own a captive-finance arm in stc bank, but at SAR 2.0 bn of revenue — 2.5% of the group — and an early-stage loan book it does not yet warrant the split-legs treatment a bank leg would get; it is carried inside the subsidiaries line and flagged as such, to be revisited once its regulated financials give it a book worth marking separately. Throughout, the cost of equity is published explicitly, and the equity premium is SPLIT because country risk is a charge on being here rather than one that scales with a stock's covariance [R-COC-03]: the normalised risk-free rate, plus beta times the MATURE premium, plus the country premium charged flat and once — 4.54% + 0.7093 x 4.23% + 1.49% = 9.03%, on the market basis this study names as central, with the alternative basis published beside it in §1.8 rather than chosen silently. The beta behind it is a five-year weekly regression against the published index of the exchange the stock is listed on, not an assumed round number.</w:t>
+        <w:t>We value stc as a going-concern operator. ONE lens is the answer — a free-cash-flow-to-firm DCF — and the others are published beside it as cross-checks rather than averaged into it. The primary lens is that DCF, because a mature, capital-intensive network operator is ultimately worth the cash its infrastructure produces after the capex that keeps it competitive; the tower and Telefónica stakes sit outside the operating engine and are marked separately on the bridge. A dividend-discount read is the natural cross-check for a company whose board has locked a SAR 0.55-per-quarter distribution through 2027. A relative EV/EBITDA read and a normalized-earnings read complete the set. The weights and the football field are in §1.5; the segment engine in §1.6; the crux — dividend cover against the capex cycle, in real units — in §1.7; the cost-of-capital build (every input sourced, both ERP bases published) in §1.8; and the sensitivity grids in §1.9. One lens-selection note, considered and set aside: stc does own a captive-finance arm in stc bank, but at SAR 2.0 bn of revenue — 2.5% of the group — and an early-stage loan book it does not yet warrant the split-legs treatment a bank leg would get; it is carried inside the subsidiaries line and flagged as such, to be revisited once its regulated financials give it a book worth marking separately. Throughout, the cost of equity is published explicitly, and the equity premium is SPLIT because country risk is a charge on being here rather than one that scales with a stock's covariance: the normalised risk-free rate, plus beta times the MATURE premium, plus the country premium charged flat and once — 4.54% + 0.7093 x 4.23% + 1.49% = 9.03%, on the market basis this study names as central, with the alternative basis published beside it in §1.8 rather than chosen silently. The beta behind it is a five-year weekly regression against the published index of the exchange the stock is listed on, not an assumed round number.</w:t>
       </w:r>
     </w:p>
     <w:p>
